--- a/Resume/amalieshi_full_resume.docx
+++ b/Resume/amalieshi_full_resume.docx
@@ -34,21 +34,7 @@
         <w:rPr>
           <w:rFonts w:ascii="Times New Roman" w:hAnsi="Times New Roman" w:cs="Times New Roman"/>
         </w:rPr>
-        <w:t xml:space="preserve">Oxford, </w:t>
-      </w:r>
-      <w:proofErr w:type="gramStart"/>
-      <w:r>
-        <w:rPr>
-          <w:rFonts w:ascii="Times New Roman" w:hAnsi="Times New Roman" w:cs="Times New Roman"/>
-        </w:rPr>
-        <w:t>UK  |</w:t>
-      </w:r>
-      <w:proofErr w:type="gramEnd"/>
-      <w:r>
-        <w:rPr>
-          <w:rFonts w:ascii="Times New Roman" w:hAnsi="Times New Roman" w:cs="Times New Roman"/>
-        </w:rPr>
-        <w:t xml:space="preserve">  </w:t>
+        <w:t xml:space="preserve">Oxford, UK  |  </w:t>
       </w:r>
       <w:hyperlink r:id="rId5" w:history="1">
         <w:r>
@@ -56,21 +42,7 @@
             <w:rStyle w:val="Hyperlink"/>
             <w:rFonts w:ascii="Times New Roman" w:hAnsi="Times New Roman" w:cs="Times New Roman"/>
           </w:rPr>
-          <w:t>amalie.</w:t>
-        </w:r>
-        <w:r>
-          <w:rPr>
-            <w:rStyle w:val="Hyperlink"/>
-            <w:rFonts w:ascii="Times New Roman" w:hAnsi="Times New Roman" w:cs="Times New Roman"/>
-          </w:rPr>
-          <w:t>hui.shi</w:t>
-        </w:r>
-        <w:r>
-          <w:rPr>
-            <w:rStyle w:val="Hyperlink"/>
-            <w:rFonts w:ascii="Times New Roman" w:hAnsi="Times New Roman" w:cs="Times New Roman"/>
-          </w:rPr>
-          <w:t xml:space="preserve">@gmail.com </w:t>
+          <w:t xml:space="preserve">amalie.hui.shi@gmail.com </w:t>
         </w:r>
       </w:hyperlink>
       <w:r>
@@ -86,18 +58,8 @@
             <w:color w:val="2E5FA3"/>
             <w:u w:val="single"/>
           </w:rPr>
-          <w:t>linkedin.com/in/</w:t>
+          <w:t>linkedin.com/in/amalieshi</w:t>
         </w:r>
-        <w:proofErr w:type="spellStart"/>
-        <w:r>
-          <w:rPr>
-            <w:rFonts w:ascii="Times New Roman" w:hAnsi="Times New Roman" w:cs="Times New Roman"/>
-            <w:color w:val="2E5FA3"/>
-            <w:u w:val="single"/>
-          </w:rPr>
-          <w:t>amalieshi</w:t>
-        </w:r>
-        <w:proofErr w:type="spellEnd"/>
       </w:hyperlink>
       <w:r>
         <w:rPr>
@@ -127,21 +89,7 @@
             <w:rStyle w:val="Hyperlink"/>
             <w:rFonts w:ascii="Times New Roman" w:hAnsi="Times New Roman" w:cs="Times New Roman"/>
           </w:rPr>
-          <w:t>0009-0001-29</w:t>
-        </w:r>
-        <w:r>
-          <w:rPr>
-            <w:rStyle w:val="Hyperlink"/>
-            <w:rFonts w:ascii="Times New Roman" w:hAnsi="Times New Roman" w:cs="Times New Roman"/>
-          </w:rPr>
-          <w:t>3</w:t>
-        </w:r>
-        <w:r>
-          <w:rPr>
-            <w:rStyle w:val="Hyperlink"/>
-            <w:rFonts w:ascii="Times New Roman" w:hAnsi="Times New Roman" w:cs="Times New Roman"/>
-          </w:rPr>
-          <w:t>1-1414</w:t>
+          <w:t>0009-0001-2931-1414</w:t>
         </w:r>
       </w:hyperlink>
     </w:p>
@@ -198,21 +146,7 @@
         <w:rPr>
           <w:rFonts w:ascii="Times New Roman" w:hAnsi="Times New Roman" w:cs="Times New Roman"/>
         </w:rPr>
-        <w:t xml:space="preserve">Experienced biomedical and software engineer </w:t>
-      </w:r>
-      <w:proofErr w:type="spellStart"/>
-      <w:r>
-        <w:rPr>
-          <w:rFonts w:ascii="Times New Roman" w:hAnsi="Times New Roman" w:cs="Times New Roman"/>
-        </w:rPr>
-        <w:t>specialising</w:t>
-      </w:r>
-      <w:proofErr w:type="spellEnd"/>
-      <w:r>
-        <w:rPr>
-          <w:rFonts w:ascii="Times New Roman" w:hAnsi="Times New Roman" w:cs="Times New Roman"/>
-        </w:rPr>
-        <w:t xml:space="preserve"> in healthcare automation and medical imaging verification. With degrees from Johns Hopkins University and Georgia Tech, integrates Python-based frameworks to improve clinical software reliability. Certified PMP, EIT, ISTQB CTAL-TAE, and ASQ CSSYB — advancing innovation in digital healthcare systems across pharmaceutical and medical device industries.</w:t>
+        <w:t>Experienced biomedical and software engineer specialising in healthcare automation and medical imaging verification. With degrees from Johns Hopkins University and Georgia Tech, integrates Python-based frameworks to improve clinical software reliability. Certified PMP, EIT, ISTQB CTAL-TAE, and ASQ CSSYB — advancing innovation in digital healthcare systems across pharmaceutical and medical device industries.</w:t>
       </w:r>
     </w:p>
     <w:p>
@@ -263,53 +197,15 @@
           <w:sz w:val="20"/>
           <w:szCs w:val="20"/>
         </w:rPr>
-        <w:t xml:space="preserve">Software Test </w:t>
-      </w:r>
-      <w:proofErr w:type="gramStart"/>
-      <w:r>
-        <w:rPr>
-          <w:rFonts w:ascii="Times New Roman" w:hAnsi="Times New Roman" w:cs="Times New Roman"/>
-          <w:b/>
-          <w:bCs/>
+        <w:t>Software Test Engineer</w:t>
+      </w:r>
+      <w:r>
+        <w:rPr>
+          <w:rFonts w:ascii="Times New Roman" w:hAnsi="Times New Roman" w:cs="Times New Roman"/>
           <w:sz w:val="20"/>
           <w:szCs w:val="20"/>
         </w:rPr>
-        <w:t>Engineer</w:t>
-      </w:r>
-      <w:r>
-        <w:rPr>
-          <w:rFonts w:ascii="Times New Roman" w:hAnsi="Times New Roman" w:cs="Times New Roman"/>
-          <w:sz w:val="20"/>
-          <w:szCs w:val="20"/>
-        </w:rPr>
-        <w:t xml:space="preserve">  |</w:t>
-      </w:r>
-      <w:proofErr w:type="gramEnd"/>
-      <w:r>
-        <w:rPr>
-          <w:rFonts w:ascii="Times New Roman" w:hAnsi="Times New Roman" w:cs="Times New Roman"/>
-          <w:sz w:val="20"/>
-          <w:szCs w:val="20"/>
-        </w:rPr>
-        <w:t xml:space="preserve">  </w:t>
-      </w:r>
-      <w:proofErr w:type="spellStart"/>
-      <w:r>
-        <w:rPr>
-          <w:rFonts w:ascii="Times New Roman" w:hAnsi="Times New Roman" w:cs="Times New Roman"/>
-          <w:sz w:val="20"/>
-          <w:szCs w:val="20"/>
-        </w:rPr>
-        <w:t>Adaptix</w:t>
-      </w:r>
-      <w:proofErr w:type="spellEnd"/>
-      <w:r>
-        <w:rPr>
-          <w:rFonts w:ascii="Times New Roman" w:hAnsi="Times New Roman" w:cs="Times New Roman"/>
-          <w:sz w:val="20"/>
-          <w:szCs w:val="20"/>
-        </w:rPr>
-        <w:t xml:space="preserve"> Ltd.</w:t>
+        <w:t xml:space="preserve">  |  Adaptix Ltd.</w:t>
       </w:r>
       <w:r>
         <w:rPr>
@@ -338,49 +234,7 @@
         <w:rPr>
           <w:rFonts w:ascii="Times New Roman" w:hAnsi="Times New Roman" w:cs="Times New Roman"/>
         </w:rPr>
-        <w:t xml:space="preserve">Architected and deployed a suite of 30+ enterprise-grade automation frameworks using Django, </w:t>
-      </w:r>
-      <w:proofErr w:type="spellStart"/>
-      <w:r>
-        <w:rPr>
-          <w:rFonts w:ascii="Times New Roman" w:hAnsi="Times New Roman" w:cs="Times New Roman"/>
-        </w:rPr>
-        <w:t>PyTest</w:t>
-      </w:r>
-      <w:proofErr w:type="spellEnd"/>
-      <w:r>
-        <w:rPr>
-          <w:rFonts w:ascii="Times New Roman" w:hAnsi="Times New Roman" w:cs="Times New Roman"/>
-        </w:rPr>
-        <w:t xml:space="preserve">, and </w:t>
-      </w:r>
-      <w:proofErr w:type="spellStart"/>
-      <w:r>
-        <w:rPr>
-          <w:rFonts w:ascii="Times New Roman" w:hAnsi="Times New Roman" w:cs="Times New Roman"/>
-        </w:rPr>
-        <w:t>PyWinAuto</w:t>
-      </w:r>
-      <w:proofErr w:type="spellEnd"/>
-      <w:r>
-        <w:rPr>
-          <w:rFonts w:ascii="Times New Roman" w:hAnsi="Times New Roman" w:cs="Times New Roman"/>
-        </w:rPr>
-        <w:t xml:space="preserve"> to verify 3D medical imaging UIs and communication portals; </w:t>
-      </w:r>
-      <w:proofErr w:type="spellStart"/>
-      <w:r>
-        <w:rPr>
-          <w:rFonts w:ascii="Times New Roman" w:hAnsi="Times New Roman" w:cs="Times New Roman"/>
-        </w:rPr>
-        <w:t>modernised</w:t>
-      </w:r>
-      <w:proofErr w:type="spellEnd"/>
-      <w:r>
-        <w:rPr>
-          <w:rFonts w:ascii="Times New Roman" w:hAnsi="Times New Roman" w:cs="Times New Roman"/>
-        </w:rPr>
-        <w:t xml:space="preserve"> verification workflows and significantly increased test coverage for high-stakes, mission-critical healthcare systems.</w:t>
+        <w:t>Architected and deployed a suite of 30+ enterprise-grade automation frameworks using Django, PyTest, and PyWinAuto to verify 3D medical imaging UIs and communication portals; modernised verification workflows and significantly increased test coverage for high-stakes, mission-critical healthcare systems.</w:t>
       </w:r>
     </w:p>
     <w:p>
@@ -399,21 +253,7 @@
         <w:rPr>
           <w:rFonts w:ascii="Times New Roman" w:hAnsi="Times New Roman" w:cs="Times New Roman"/>
         </w:rPr>
-        <w:t xml:space="preserve">Led end-to-end validation and verification of design requirements for veterinary and </w:t>
-      </w:r>
-      <w:proofErr w:type="spellStart"/>
-      <w:r>
-        <w:rPr>
-          <w:rFonts w:ascii="Times New Roman" w:hAnsi="Times New Roman" w:cs="Times New Roman"/>
-        </w:rPr>
-        <w:t>orthopaedic</w:t>
-      </w:r>
-      <w:proofErr w:type="spellEnd"/>
-      <w:r>
-        <w:rPr>
-          <w:rFonts w:ascii="Times New Roman" w:hAnsi="Times New Roman" w:cs="Times New Roman"/>
-        </w:rPr>
-        <w:t xml:space="preserve"> X-ray systems, ensuring compliance with IEC 62304 and other international regulatory standards.</w:t>
+        <w:t>Led end-to-end validation and verification of design requirements for veterinary and orthopaedic X-ray systems, ensuring compliance with IEC 62304 and other international regulatory standards.</w:t>
       </w:r>
     </w:p>
     <w:p>
@@ -472,35 +312,15 @@
           <w:sz w:val="20"/>
           <w:szCs w:val="20"/>
         </w:rPr>
-        <w:t xml:space="preserve">Software Applications </w:t>
-      </w:r>
-      <w:proofErr w:type="gramStart"/>
-      <w:r>
-        <w:rPr>
-          <w:rFonts w:ascii="Times New Roman" w:hAnsi="Times New Roman" w:cs="Times New Roman"/>
-          <w:b/>
-          <w:bCs/>
+        <w:t>Software Applications Engineer</w:t>
+      </w:r>
+      <w:r>
+        <w:rPr>
+          <w:rFonts w:ascii="Times New Roman" w:hAnsi="Times New Roman" w:cs="Times New Roman"/>
           <w:sz w:val="20"/>
           <w:szCs w:val="20"/>
         </w:rPr>
-        <w:t>Engineer</w:t>
-      </w:r>
-      <w:r>
-        <w:rPr>
-          <w:rFonts w:ascii="Times New Roman" w:hAnsi="Times New Roman" w:cs="Times New Roman"/>
-          <w:sz w:val="20"/>
-          <w:szCs w:val="20"/>
-        </w:rPr>
-        <w:t xml:space="preserve">  |</w:t>
-      </w:r>
-      <w:proofErr w:type="gramEnd"/>
-      <w:r>
-        <w:rPr>
-          <w:rFonts w:ascii="Times New Roman" w:hAnsi="Times New Roman" w:cs="Times New Roman"/>
-          <w:sz w:val="20"/>
-          <w:szCs w:val="20"/>
-        </w:rPr>
-        <w:t xml:space="preserve">  Informetric Systems Inc.</w:t>
+        <w:t xml:space="preserve">  |  Informetric Systems Inc.</w:t>
       </w:r>
       <w:r>
         <w:rPr>
@@ -529,49 +349,7 @@
         <w:rPr>
           <w:rFonts w:ascii="Times New Roman" w:hAnsi="Times New Roman" w:cs="Times New Roman"/>
         </w:rPr>
-        <w:t xml:space="preserve">Gathered, </w:t>
-      </w:r>
-      <w:proofErr w:type="spellStart"/>
-      <w:r>
-        <w:rPr>
-          <w:rFonts w:ascii="Times New Roman" w:hAnsi="Times New Roman" w:cs="Times New Roman"/>
-        </w:rPr>
-        <w:t>analysed</w:t>
-      </w:r>
-      <w:proofErr w:type="spellEnd"/>
-      <w:r>
-        <w:rPr>
-          <w:rFonts w:ascii="Times New Roman" w:hAnsi="Times New Roman" w:cs="Times New Roman"/>
-        </w:rPr>
-        <w:t xml:space="preserve">, and mapped user and process requirements into configurable automation logic for </w:t>
-      </w:r>
-      <w:proofErr w:type="spellStart"/>
-      <w:r>
-        <w:rPr>
-          <w:rFonts w:ascii="Times New Roman" w:hAnsi="Times New Roman" w:cs="Times New Roman"/>
-        </w:rPr>
-        <w:t>InfoBatch</w:t>
-      </w:r>
-      <w:proofErr w:type="spellEnd"/>
-      <w:r>
-        <w:rPr>
-          <w:rFonts w:ascii="Times New Roman" w:hAnsi="Times New Roman" w:cs="Times New Roman"/>
-        </w:rPr>
-        <w:t xml:space="preserve"> manufacturing systems, driving digital transformation and process </w:t>
-      </w:r>
-      <w:proofErr w:type="spellStart"/>
-      <w:r>
-        <w:rPr>
-          <w:rFonts w:ascii="Times New Roman" w:hAnsi="Times New Roman" w:cs="Times New Roman"/>
-        </w:rPr>
-        <w:t>optimisation</w:t>
-      </w:r>
-      <w:proofErr w:type="spellEnd"/>
-      <w:r>
-        <w:rPr>
-          <w:rFonts w:ascii="Times New Roman" w:hAnsi="Times New Roman" w:cs="Times New Roman"/>
-        </w:rPr>
-        <w:t xml:space="preserve"> for pharmaceutical clients.</w:t>
+        <w:t>Gathered, analysed, and mapped user and process requirements into configurable automation logic for InfoBatch manufacturing systems, driving digital transformation and process optimisation for pharmaceutical clients.</w:t>
       </w:r>
     </w:p>
     <w:p>
@@ -590,35 +368,7 @@
         <w:rPr>
           <w:rFonts w:ascii="Times New Roman" w:hAnsi="Times New Roman" w:cs="Times New Roman"/>
         </w:rPr>
-        <w:t xml:space="preserve">Developed, tested, and validated 5 software updates and hotfixes for </w:t>
-      </w:r>
-      <w:proofErr w:type="spellStart"/>
-      <w:r>
-        <w:rPr>
-          <w:rFonts w:ascii="Times New Roman" w:hAnsi="Times New Roman" w:cs="Times New Roman"/>
-        </w:rPr>
-        <w:t>InfoBatch</w:t>
-      </w:r>
-      <w:proofErr w:type="spellEnd"/>
-      <w:r>
-        <w:rPr>
-          <w:rFonts w:ascii="Times New Roman" w:hAnsi="Times New Roman" w:cs="Times New Roman"/>
-        </w:rPr>
-        <w:t xml:space="preserve">; managed the software release and product launch of </w:t>
-      </w:r>
-      <w:proofErr w:type="spellStart"/>
-      <w:r>
-        <w:rPr>
-          <w:rFonts w:ascii="Times New Roman" w:hAnsi="Times New Roman" w:cs="Times New Roman"/>
-        </w:rPr>
-        <w:t>InfoLog</w:t>
-      </w:r>
-      <w:proofErr w:type="spellEnd"/>
-      <w:r>
-        <w:rPr>
-          <w:rFonts w:ascii="Times New Roman" w:hAnsi="Times New Roman" w:cs="Times New Roman"/>
-        </w:rPr>
-        <w:t>, including VM-based test environments, installation packaging (Advanced Installer), and automated test procedures.</w:t>
+        <w:t>Developed, tested, and validated 5 software updates and hotfixes for InfoBatch; managed the software release and product launch of InfoLog, including VM-based test environments, installation packaging (Advanced Installer), and automated test procedures.</w:t>
       </w:r>
     </w:p>
     <w:p>
@@ -677,53 +427,15 @@
           <w:sz w:val="20"/>
           <w:szCs w:val="20"/>
         </w:rPr>
-        <w:t xml:space="preserve">Pharmaceutical </w:t>
-      </w:r>
-      <w:proofErr w:type="gramStart"/>
-      <w:r>
-        <w:rPr>
-          <w:rFonts w:ascii="Times New Roman" w:hAnsi="Times New Roman" w:cs="Times New Roman"/>
-          <w:b/>
-          <w:bCs/>
+        <w:t>Pharmaceutical Engineer</w:t>
+      </w:r>
+      <w:r>
+        <w:rPr>
+          <w:rFonts w:ascii="Times New Roman" w:hAnsi="Times New Roman" w:cs="Times New Roman"/>
           <w:sz w:val="20"/>
           <w:szCs w:val="20"/>
         </w:rPr>
-        <w:t>Engineer</w:t>
-      </w:r>
-      <w:r>
-        <w:rPr>
-          <w:rFonts w:ascii="Times New Roman" w:hAnsi="Times New Roman" w:cs="Times New Roman"/>
-          <w:sz w:val="20"/>
-          <w:szCs w:val="20"/>
-        </w:rPr>
-        <w:t xml:space="preserve">  |</w:t>
-      </w:r>
-      <w:proofErr w:type="gramEnd"/>
-      <w:r>
-        <w:rPr>
-          <w:rFonts w:ascii="Times New Roman" w:hAnsi="Times New Roman" w:cs="Times New Roman"/>
-          <w:sz w:val="20"/>
-          <w:szCs w:val="20"/>
-        </w:rPr>
-        <w:t xml:space="preserve">  </w:t>
-      </w:r>
-      <w:proofErr w:type="spellStart"/>
-      <w:r>
-        <w:rPr>
-          <w:rFonts w:ascii="Times New Roman" w:hAnsi="Times New Roman" w:cs="Times New Roman"/>
-          <w:sz w:val="20"/>
-          <w:szCs w:val="20"/>
-        </w:rPr>
-        <w:t>Aphena</w:t>
-      </w:r>
-      <w:proofErr w:type="spellEnd"/>
-      <w:r>
-        <w:rPr>
-          <w:rFonts w:ascii="Times New Roman" w:hAnsi="Times New Roman" w:cs="Times New Roman"/>
-          <w:sz w:val="20"/>
-          <w:szCs w:val="20"/>
-        </w:rPr>
-        <w:t xml:space="preserve"> Pharma Solutions</w:t>
+        <w:t xml:space="preserve">  |  Aphena Pharma Solutions</w:t>
       </w:r>
       <w:r>
         <w:rPr>
@@ -752,21 +464,7 @@
         <w:rPr>
           <w:rFonts w:ascii="Times New Roman" w:hAnsi="Times New Roman" w:cs="Times New Roman"/>
         </w:rPr>
-        <w:t xml:space="preserve">Authored and executed 30+ validation protocols and reports (IQ/OQ/PQ), commissioning 8+ automated systems — blending tanks, labelling machines, water purification units, and </w:t>
-      </w:r>
-      <w:proofErr w:type="spellStart"/>
-      <w:r>
-        <w:rPr>
-          <w:rFonts w:ascii="Times New Roman" w:hAnsi="Times New Roman" w:cs="Times New Roman"/>
-        </w:rPr>
-        <w:t>serialisation</w:t>
-      </w:r>
-      <w:proofErr w:type="spellEnd"/>
-      <w:r>
-        <w:rPr>
-          <w:rFonts w:ascii="Times New Roman" w:hAnsi="Times New Roman" w:cs="Times New Roman"/>
-        </w:rPr>
-        <w:t xml:space="preserve"> equipment — under FDA cGMP standards.</w:t>
+        <w:t>Authored and executed 30+ validation protocols and reports covering equipment validation (IQ/OQ/PQ) and process validation (PV/PPQ), releasing manufacturing batches and commissioning 8+ automated systems, including blending tanks, labelling machines, water purification units, and serialisation equipment, under FDA cGMP standards.</w:t>
       </w:r>
     </w:p>
     <w:p>
@@ -785,21 +483,7 @@
         <w:rPr>
           <w:rFonts w:ascii="Times New Roman" w:hAnsi="Times New Roman" w:cs="Times New Roman"/>
         </w:rPr>
-        <w:t xml:space="preserve">Designed and </w:t>
-      </w:r>
-      <w:proofErr w:type="spellStart"/>
-      <w:r>
-        <w:rPr>
-          <w:rFonts w:ascii="Times New Roman" w:hAnsi="Times New Roman" w:cs="Times New Roman"/>
-        </w:rPr>
-        <w:t>optimised</w:t>
-      </w:r>
-      <w:proofErr w:type="spellEnd"/>
-      <w:r>
-        <w:rPr>
-          <w:rFonts w:ascii="Times New Roman" w:hAnsi="Times New Roman" w:cs="Times New Roman"/>
-        </w:rPr>
-        <w:t xml:space="preserve"> 5+ manufacturing and lab-scale processes using engineering design principles and data-driven analysis, improving process efficiency and product consistency.</w:t>
+        <w:t>Designed and optimised 5+ manufacturing and lab-scale processes using engineering design principles and data-driven analysis, improving process efficiency and product consistency.</w:t>
       </w:r>
     </w:p>
     <w:p>
@@ -818,21 +502,7 @@
         <w:rPr>
           <w:rFonts w:ascii="Times New Roman" w:hAnsi="Times New Roman" w:cs="Times New Roman"/>
         </w:rPr>
-        <w:t xml:space="preserve">Implemented CAPA and preventive maintenance </w:t>
-      </w:r>
-      <w:proofErr w:type="spellStart"/>
-      <w:r>
-        <w:rPr>
-          <w:rFonts w:ascii="Times New Roman" w:hAnsi="Times New Roman" w:cs="Times New Roman"/>
-        </w:rPr>
-        <w:t>programmes</w:t>
-      </w:r>
-      <w:proofErr w:type="spellEnd"/>
-      <w:r>
-        <w:rPr>
-          <w:rFonts w:ascii="Times New Roman" w:hAnsi="Times New Roman" w:cs="Times New Roman"/>
-        </w:rPr>
-        <w:t>, driving equipment reliability, reduced downtime, and cost efficiency.</w:t>
+        <w:t>Implemented CAPA and preventive maintenance programmes, driving equipment reliability, reduced downtime, and sustained cost efficiency across production operations.</w:t>
       </w:r>
     </w:p>
     <w:p>
@@ -851,7 +521,7 @@
         <w:rPr>
           <w:rFonts w:ascii="Times New Roman" w:hAnsi="Times New Roman" w:cs="Times New Roman"/>
         </w:rPr>
-        <w:t>Collaborated with R&amp;D, QA, and manufacturing teams to implement engineering process improvements, ensuring compliance with regulatory and technical standards.</w:t>
+        <w:t>Collaborated with R&amp;D, QA, and manufacturing teams to deliver engineering process improvements, ensuring ongoing compliance with FDA regulatory and technical standards.</w:t>
       </w:r>
     </w:p>
     <w:p>
@@ -1042,25 +712,7 @@
           <w:i/>
           <w:iCs/>
         </w:rPr>
-        <w:t>Engineered an automated testing framework for medical imaging software UI, improving safety verification of a compact, low-dose 3D X-ray imaging system (</w:t>
-      </w:r>
-      <w:proofErr w:type="spellStart"/>
-      <w:r>
-        <w:rPr>
-          <w:rFonts w:ascii="Times New Roman" w:hAnsi="Times New Roman" w:cs="Times New Roman"/>
-          <w:i/>
-          <w:iCs/>
-        </w:rPr>
-        <w:t>Adaptix</w:t>
-      </w:r>
-      <w:proofErr w:type="spellEnd"/>
-      <w:r>
-        <w:rPr>
-          <w:rFonts w:ascii="Times New Roman" w:hAnsi="Times New Roman" w:cs="Times New Roman"/>
-          <w:i/>
-          <w:iCs/>
-        </w:rPr>
-        <w:t>):</w:t>
+        <w:t>Engineered an automated testing framework for medical imaging software UI, improving safety verification of a compact, low-dose 3D X-ray imaging system (Adaptix):</w:t>
       </w:r>
     </w:p>
     <w:p>
@@ -1079,35 +731,7 @@
         <w:rPr>
           <w:rFonts w:ascii="Times New Roman" w:hAnsi="Times New Roman" w:cs="Times New Roman"/>
         </w:rPr>
-        <w:t xml:space="preserve">Built a </w:t>
-      </w:r>
-      <w:proofErr w:type="spellStart"/>
-      <w:r>
-        <w:rPr>
-          <w:rFonts w:ascii="Times New Roman" w:hAnsi="Times New Roman" w:cs="Times New Roman"/>
-        </w:rPr>
-        <w:t>PyWinAuto</w:t>
-      </w:r>
-      <w:proofErr w:type="spellEnd"/>
-      <w:r>
-        <w:rPr>
-          <w:rFonts w:ascii="Times New Roman" w:hAnsi="Times New Roman" w:cs="Times New Roman"/>
-        </w:rPr>
-        <w:t xml:space="preserve">-based automation framework simulating end-user </w:t>
-      </w:r>
-      <w:proofErr w:type="spellStart"/>
-      <w:r>
-        <w:rPr>
-          <w:rFonts w:ascii="Times New Roman" w:hAnsi="Times New Roman" w:cs="Times New Roman"/>
-        </w:rPr>
-        <w:t>behaviour</w:t>
-      </w:r>
-      <w:proofErr w:type="spellEnd"/>
-      <w:r>
-        <w:rPr>
-          <w:rFonts w:ascii="Times New Roman" w:hAnsi="Times New Roman" w:cs="Times New Roman"/>
-        </w:rPr>
-        <w:t xml:space="preserve"> at scale, executing image acquisition workflows thousands of times without manual intervention.</w:t>
+        <w:t>Built a PyWinAuto-based automation framework simulating end-user behaviour at scale, executing image acquisition workflows thousands of times without manual intervention.</w:t>
       </w:r>
     </w:p>
     <w:p>
@@ -1139,7 +763,6 @@
           <w:rFonts w:ascii="Times New Roman" w:hAnsi="Times New Roman" w:cs="Times New Roman"/>
         </w:rPr>
       </w:pPr>
-      <w:proofErr w:type="spellStart"/>
       <w:r>
         <w:rPr>
           <w:rFonts w:ascii="Times New Roman" w:hAnsi="Times New Roman" w:cs="Times New Roman"/>
@@ -1148,18 +771,7 @@
           <w:sz w:val="20"/>
           <w:szCs w:val="20"/>
         </w:rPr>
-        <w:t>InfoBatch</w:t>
-      </w:r>
-      <w:proofErr w:type="spellEnd"/>
-      <w:r>
-        <w:rPr>
-          <w:rFonts w:ascii="Times New Roman" w:hAnsi="Times New Roman" w:cs="Times New Roman"/>
-          <w:b/>
-          <w:bCs/>
-          <w:sz w:val="20"/>
-          <w:szCs w:val="20"/>
-        </w:rPr>
-        <w:t xml:space="preserve"> Software Upgrade &amp; Validation</w:t>
+        <w:t>InfoBatch Software Upgrade &amp; Validation</w:t>
       </w:r>
       <w:r>
         <w:rPr>
@@ -1194,43 +806,7 @@
           <w:i/>
           <w:iCs/>
         </w:rPr>
-        <w:t xml:space="preserve">Led end-to-end execution and validation of a multi-site </w:t>
-      </w:r>
-      <w:proofErr w:type="spellStart"/>
-      <w:r>
-        <w:rPr>
-          <w:rFonts w:ascii="Times New Roman" w:hAnsi="Times New Roman" w:cs="Times New Roman"/>
-          <w:i/>
-          <w:iCs/>
-        </w:rPr>
-        <w:t>InfoBatch</w:t>
-      </w:r>
-      <w:proofErr w:type="spellEnd"/>
-      <w:r>
-        <w:rPr>
-          <w:rFonts w:ascii="Times New Roman" w:hAnsi="Times New Roman" w:cs="Times New Roman"/>
-          <w:i/>
-          <w:iCs/>
-        </w:rPr>
-        <w:t xml:space="preserve"> software upgrade </w:t>
-      </w:r>
-      <w:proofErr w:type="spellStart"/>
-      <w:r>
-        <w:rPr>
-          <w:rFonts w:ascii="Times New Roman" w:hAnsi="Times New Roman" w:cs="Times New Roman"/>
-          <w:i/>
-          <w:iCs/>
-        </w:rPr>
-        <w:t>programme</w:t>
-      </w:r>
-      <w:proofErr w:type="spellEnd"/>
-      <w:r>
-        <w:rPr>
-          <w:rFonts w:ascii="Times New Roman" w:hAnsi="Times New Roman" w:cs="Times New Roman"/>
-          <w:i/>
-          <w:iCs/>
-        </w:rPr>
-        <w:t xml:space="preserve"> on AWS cloud infrastructure:</w:t>
+        <w:t>Led end-to-end execution and validation of a multi-site InfoBatch software upgrade programme on AWS cloud infrastructure:</w:t>
       </w:r>
     </w:p>
     <w:p>
@@ -1320,35 +896,7 @@
         <w:rPr>
           <w:rFonts w:ascii="Times New Roman" w:hAnsi="Times New Roman" w:cs="Times New Roman"/>
         </w:rPr>
-        <w:t xml:space="preserve">Python, Django, </w:t>
-      </w:r>
-      <w:proofErr w:type="spellStart"/>
-      <w:r>
-        <w:rPr>
-          <w:rFonts w:ascii="Times New Roman" w:hAnsi="Times New Roman" w:cs="Times New Roman"/>
-        </w:rPr>
-        <w:t>PyTest</w:t>
-      </w:r>
-      <w:proofErr w:type="spellEnd"/>
-      <w:r>
-        <w:rPr>
-          <w:rFonts w:ascii="Times New Roman" w:hAnsi="Times New Roman" w:cs="Times New Roman"/>
-        </w:rPr>
-        <w:t xml:space="preserve">, </w:t>
-      </w:r>
-      <w:proofErr w:type="spellStart"/>
-      <w:r>
-        <w:rPr>
-          <w:rFonts w:ascii="Times New Roman" w:hAnsi="Times New Roman" w:cs="Times New Roman"/>
-        </w:rPr>
-        <w:t>PyWinAuto</w:t>
-      </w:r>
-      <w:proofErr w:type="spellEnd"/>
-      <w:r>
-        <w:rPr>
-          <w:rFonts w:ascii="Times New Roman" w:hAnsi="Times New Roman" w:cs="Times New Roman"/>
-        </w:rPr>
-        <w:t>, DVTK, HTML, CSS, Tailwind, JavaScript, Git, MATLAB, Microsoft SQL Server</w:t>
+        <w:t>Python, Django, PyTest, PyWinAuto, DVTK, HTML, CSS, Tailwind, JavaScript, Git, MATLAB, Microsoft SQL Server</w:t>
       </w:r>
     </w:p>
     <w:p>
@@ -1370,21 +918,7 @@
         <w:rPr>
           <w:rFonts w:ascii="Times New Roman" w:hAnsi="Times New Roman" w:cs="Times New Roman"/>
         </w:rPr>
-        <w:t xml:space="preserve">Statistical Analysis, Data Mining, Data Management, Reporting &amp; </w:t>
-      </w:r>
-      <w:proofErr w:type="spellStart"/>
-      <w:r>
-        <w:rPr>
-          <w:rFonts w:ascii="Times New Roman" w:hAnsi="Times New Roman" w:cs="Times New Roman"/>
-        </w:rPr>
-        <w:t>Visualisation</w:t>
-      </w:r>
-      <w:proofErr w:type="spellEnd"/>
-      <w:r>
-        <w:rPr>
-          <w:rFonts w:ascii="Times New Roman" w:hAnsi="Times New Roman" w:cs="Times New Roman"/>
-        </w:rPr>
-        <w:t>, R, Database Management</w:t>
+        <w:t>Statistical Analysis, Data Mining, Data Management, Reporting &amp; Visualisation, R, Database Management</w:t>
       </w:r>
     </w:p>
     <w:p>
@@ -1479,9 +1013,53 @@
           <w:sz w:val="20"/>
           <w:szCs w:val="20"/>
         </w:rPr>
-        <w:t xml:space="preserve">M.S. Biomedical </w:t>
-      </w:r>
-      <w:proofErr w:type="gramStart"/>
+        <w:t>M.S. Biomedical Engineering</w:t>
+      </w:r>
+      <w:r>
+        <w:rPr>
+          <w:rFonts w:ascii="Times New Roman" w:hAnsi="Times New Roman" w:cs="Times New Roman"/>
+          <w:sz w:val="20"/>
+          <w:szCs w:val="20"/>
+        </w:rPr>
+        <w:t xml:space="preserve">  |  Johns Hopkins University, Whiting School of Engineering</w:t>
+      </w:r>
+      <w:r>
+        <w:rPr>
+          <w:rFonts w:ascii="Times New Roman" w:hAnsi="Times New Roman" w:cs="Times New Roman"/>
+          <w:i/>
+          <w:iCs/>
+          <w:color w:val="AAAAAA"/>
+        </w:rPr>
+        <w:tab/>
+        <w:t>Dec 2019</w:t>
+      </w:r>
+    </w:p>
+    <w:p>
+      <w:pPr>
+        <w:spacing w:before="20" w:after="40"/>
+        <w:rPr>
+          <w:rFonts w:ascii="Times New Roman" w:hAnsi="Times New Roman" w:cs="Times New Roman"/>
+        </w:rPr>
+      </w:pPr>
+      <w:r>
+        <w:rPr>
+          <w:rFonts w:ascii="Times New Roman" w:hAnsi="Times New Roman" w:cs="Times New Roman"/>
+          <w:i/>
+          <w:iCs/>
+        </w:rPr>
+        <w:t>Thesis: The Use of 3D-Printed Phantoms for Evaluating CT Image Quality</w:t>
+      </w:r>
+    </w:p>
+    <w:p>
+      <w:pPr>
+        <w:tabs>
+          <w:tab w:val="right" w:pos="9360"/>
+        </w:tabs>
+        <w:spacing w:before="160" w:after="40"/>
+        <w:rPr>
+          <w:rFonts w:ascii="Times New Roman" w:hAnsi="Times New Roman" w:cs="Times New Roman"/>
+        </w:rPr>
+      </w:pPr>
       <w:r>
         <w:rPr>
           <w:rFonts w:ascii="Times New Roman" w:hAnsi="Times New Roman" w:cs="Times New Roman"/>
@@ -1490,7 +1068,7 @@
           <w:sz w:val="20"/>
           <w:szCs w:val="20"/>
         </w:rPr>
-        <w:t>Engineering</w:t>
+        <w:t>B.S. Biomedical Engineering (Highest Honors)</w:t>
       </w:r>
       <w:r>
         <w:rPr>
@@ -1498,91 +1076,7 @@
           <w:sz w:val="20"/>
           <w:szCs w:val="20"/>
         </w:rPr>
-        <w:t xml:space="preserve">  |</w:t>
-      </w:r>
-      <w:proofErr w:type="gramEnd"/>
-      <w:r>
-        <w:rPr>
-          <w:rFonts w:ascii="Times New Roman" w:hAnsi="Times New Roman" w:cs="Times New Roman"/>
-          <w:sz w:val="20"/>
-          <w:szCs w:val="20"/>
-        </w:rPr>
-        <w:t xml:space="preserve">  Johns Hopkins University, Whiting School of Engineering</w:t>
-      </w:r>
-      <w:r>
-        <w:rPr>
-          <w:rFonts w:ascii="Times New Roman" w:hAnsi="Times New Roman" w:cs="Times New Roman"/>
-          <w:i/>
-          <w:iCs/>
-          <w:color w:val="AAAAAA"/>
-        </w:rPr>
-        <w:tab/>
-        <w:t>Dec 2019</w:t>
-      </w:r>
-    </w:p>
-    <w:p>
-      <w:pPr>
-        <w:spacing w:before="20" w:after="40"/>
-        <w:rPr>
-          <w:rFonts w:ascii="Times New Roman" w:hAnsi="Times New Roman" w:cs="Times New Roman"/>
-        </w:rPr>
-      </w:pPr>
-      <w:r>
-        <w:rPr>
-          <w:rFonts w:ascii="Times New Roman" w:hAnsi="Times New Roman" w:cs="Times New Roman"/>
-          <w:i/>
-          <w:iCs/>
-        </w:rPr>
-        <w:t>Thesis: The Use of 3D-Printed Phantoms for Evaluating CT Image Quality</w:t>
-      </w:r>
-    </w:p>
-    <w:p>
-      <w:pPr>
-        <w:tabs>
-          <w:tab w:val="right" w:pos="9360"/>
-        </w:tabs>
-        <w:spacing w:before="160" w:after="40"/>
-        <w:rPr>
-          <w:rFonts w:ascii="Times New Roman" w:hAnsi="Times New Roman" w:cs="Times New Roman"/>
-        </w:rPr>
-      </w:pPr>
-      <w:r>
-        <w:rPr>
-          <w:rFonts w:ascii="Times New Roman" w:hAnsi="Times New Roman" w:cs="Times New Roman"/>
-          <w:b/>
-          <w:bCs/>
-          <w:sz w:val="20"/>
-          <w:szCs w:val="20"/>
-        </w:rPr>
-        <w:t xml:space="preserve">B.S. Biomedical Engineering (Highest </w:t>
-      </w:r>
-      <w:proofErr w:type="gramStart"/>
-      <w:r>
-        <w:rPr>
-          <w:rFonts w:ascii="Times New Roman" w:hAnsi="Times New Roman" w:cs="Times New Roman"/>
-          <w:b/>
-          <w:bCs/>
-          <w:sz w:val="20"/>
-          <w:szCs w:val="20"/>
-        </w:rPr>
-        <w:t>Honors)</w:t>
-      </w:r>
-      <w:r>
-        <w:rPr>
-          <w:rFonts w:ascii="Times New Roman" w:hAnsi="Times New Roman" w:cs="Times New Roman"/>
-          <w:sz w:val="20"/>
-          <w:szCs w:val="20"/>
-        </w:rPr>
-        <w:t xml:space="preserve">  |</w:t>
-      </w:r>
-      <w:proofErr w:type="gramEnd"/>
-      <w:r>
-        <w:rPr>
-          <w:rFonts w:ascii="Times New Roman" w:hAnsi="Times New Roman" w:cs="Times New Roman"/>
-          <w:sz w:val="20"/>
-          <w:szCs w:val="20"/>
-        </w:rPr>
-        <w:t xml:space="preserve">  Georgia Institute of Technology</w:t>
+        <w:t xml:space="preserve">  |  Georgia Institute of Technology</w:t>
       </w:r>
       <w:r>
         <w:rPr>
@@ -1659,14 +1153,14 @@
         <w:tblLook w:val="04A0" w:firstRow="1" w:lastRow="0" w:firstColumn="1" w:lastColumn="0" w:noHBand="0" w:noVBand="1"/>
       </w:tblPr>
       <w:tblGrid>
-        <w:gridCol w:w="5130"/>
-        <w:gridCol w:w="3230"/>
+        <w:gridCol w:w="4590"/>
+        <w:gridCol w:w="3770"/>
         <w:gridCol w:w="1000"/>
       </w:tblGrid>
       <w:tr>
         <w:tc>
           <w:tcPr>
-            <w:tcW w:w="5130" w:type="dxa"/>
+            <w:tcW w:w="4590" w:type="dxa"/>
             <w:tcBorders>
               <w:top w:val="single" w:sz="1" w:space="0" w:color="DDDDDD"/>
               <w:left w:val="none" w:sz="0" w:space="0" w:color="FFFFFF"/>
@@ -1698,7 +1192,7 @@
         </w:tc>
         <w:tc>
           <w:tcPr>
-            <w:tcW w:w="3230" w:type="dxa"/>
+            <w:tcW w:w="3770" w:type="dxa"/>
             <w:tcBorders>
               <w:top w:val="single" w:sz="1" w:space="0" w:color="DDDDDD"/>
               <w:left w:val="none" w:sz="0" w:space="0" w:color="FFFFFF"/>
@@ -1766,7 +1260,7 @@
       <w:tr>
         <w:tc>
           <w:tcPr>
-            <w:tcW w:w="5130" w:type="dxa"/>
+            <w:tcW w:w="4590" w:type="dxa"/>
             <w:tcBorders>
               <w:top w:val="single" w:sz="1" w:space="0" w:color="DDDDDD"/>
               <w:left w:val="none" w:sz="0" w:space="0" w:color="FFFFFF"/>
@@ -1798,7 +1292,7 @@
         </w:tc>
         <w:tc>
           <w:tcPr>
-            <w:tcW w:w="3230" w:type="dxa"/>
+            <w:tcW w:w="3770" w:type="dxa"/>
             <w:tcBorders>
               <w:top w:val="single" w:sz="1" w:space="0" w:color="DDDDDD"/>
               <w:left w:val="none" w:sz="0" w:space="0" w:color="FFFFFF"/>
@@ -1866,7 +1360,7 @@
       <w:tr>
         <w:tc>
           <w:tcPr>
-            <w:tcW w:w="5130" w:type="dxa"/>
+            <w:tcW w:w="4590" w:type="dxa"/>
             <w:tcBorders>
               <w:top w:val="single" w:sz="1" w:space="0" w:color="DDDDDD"/>
               <w:left w:val="none" w:sz="0" w:space="0" w:color="FFFFFF"/>
@@ -1898,7 +1392,7 @@
         </w:tc>
         <w:tc>
           <w:tcPr>
-            <w:tcW w:w="3230" w:type="dxa"/>
+            <w:tcW w:w="3770" w:type="dxa"/>
             <w:tcBorders>
               <w:top w:val="single" w:sz="1" w:space="0" w:color="DDDDDD"/>
               <w:left w:val="none" w:sz="0" w:space="0" w:color="FFFFFF"/>
@@ -1918,7 +1412,6 @@
                 <w:rFonts w:ascii="Times New Roman" w:hAnsi="Times New Roman" w:cs="Times New Roman"/>
               </w:rPr>
             </w:pPr>
-            <w:proofErr w:type="spellStart"/>
             <w:r>
               <w:rPr>
                 <w:rFonts w:ascii="Times New Roman" w:hAnsi="Times New Roman" w:cs="Times New Roman"/>
@@ -1927,7 +1420,6 @@
               </w:rPr>
               <w:t>HyperionDev</w:t>
             </w:r>
-            <w:proofErr w:type="spellEnd"/>
           </w:p>
         </w:tc>
         <w:tc>
@@ -1968,7 +1460,7 @@
       <w:tr>
         <w:tc>
           <w:tcPr>
-            <w:tcW w:w="5130" w:type="dxa"/>
+            <w:tcW w:w="4590" w:type="dxa"/>
             <w:tcBorders>
               <w:top w:val="single" w:sz="1" w:space="0" w:color="DDDDDD"/>
               <w:left w:val="none" w:sz="0" w:space="0" w:color="FFFFFF"/>
@@ -2000,7 +1492,7 @@
         </w:tc>
         <w:tc>
           <w:tcPr>
-            <w:tcW w:w="3230" w:type="dxa"/>
+            <w:tcW w:w="3770" w:type="dxa"/>
             <w:tcBorders>
               <w:top w:val="single" w:sz="1" w:space="0" w:color="DDDDDD"/>
               <w:left w:val="none" w:sz="0" w:space="0" w:color="FFFFFF"/>
@@ -2068,7 +1560,7 @@
       <w:tr>
         <w:tc>
           <w:tcPr>
-            <w:tcW w:w="5130" w:type="dxa"/>
+            <w:tcW w:w="4590" w:type="dxa"/>
             <w:tcBorders>
               <w:top w:val="single" w:sz="1" w:space="0" w:color="DDDDDD"/>
               <w:left w:val="none" w:sz="0" w:space="0" w:color="FFFFFF"/>
@@ -2100,7 +1592,7 @@
         </w:tc>
         <w:tc>
           <w:tcPr>
-            <w:tcW w:w="3230" w:type="dxa"/>
+            <w:tcW w:w="3770" w:type="dxa"/>
             <w:tcBorders>
               <w:top w:val="single" w:sz="1" w:space="0" w:color="DDDDDD"/>
               <w:left w:val="none" w:sz="0" w:space="0" w:color="FFFFFF"/>
@@ -2168,7 +1660,7 @@
       <w:tr>
         <w:tc>
           <w:tcPr>
-            <w:tcW w:w="5130" w:type="dxa"/>
+            <w:tcW w:w="4590" w:type="dxa"/>
             <w:tcBorders>
               <w:top w:val="single" w:sz="1" w:space="0" w:color="DDDDDD"/>
               <w:left w:val="none" w:sz="0" w:space="0" w:color="FFFFFF"/>
@@ -2200,7 +1692,7 @@
         </w:tc>
         <w:tc>
           <w:tcPr>
-            <w:tcW w:w="3230" w:type="dxa"/>
+            <w:tcW w:w="3770" w:type="dxa"/>
             <w:tcBorders>
               <w:top w:val="single" w:sz="1" w:space="0" w:color="DDDDDD"/>
               <w:left w:val="none" w:sz="0" w:space="0" w:color="FFFFFF"/>
@@ -2332,36 +1824,15 @@
           <w:sz w:val="17"/>
           <w:szCs w:val="17"/>
         </w:rPr>
-        <w:t>[1</w:t>
-      </w:r>
-      <w:proofErr w:type="gramStart"/>
-      <w:r>
-        <w:rPr>
-          <w:rFonts w:ascii="Times New Roman" w:hAnsi="Times New Roman" w:cs="Times New Roman"/>
-          <w:b/>
-          <w:bCs/>
-          <w:color w:val="2E5FA3"/>
+        <w:t xml:space="preserve">[1]  </w:t>
+      </w:r>
+      <w:r>
+        <w:rPr>
+          <w:rFonts w:ascii="Times New Roman" w:hAnsi="Times New Roman" w:cs="Times New Roman"/>
           <w:sz w:val="17"/>
           <w:szCs w:val="17"/>
         </w:rPr>
-        <w:t xml:space="preserve">]  </w:t>
-      </w:r>
-      <w:r>
-        <w:rPr>
-          <w:rFonts w:ascii="Times New Roman" w:hAnsi="Times New Roman" w:cs="Times New Roman"/>
-          <w:sz w:val="17"/>
-          <w:szCs w:val="17"/>
-        </w:rPr>
-        <w:t>Shi</w:t>
-      </w:r>
-      <w:proofErr w:type="gramEnd"/>
-      <w:r>
-        <w:rPr>
-          <w:rFonts w:ascii="Times New Roman" w:hAnsi="Times New Roman" w:cs="Times New Roman"/>
-          <w:sz w:val="17"/>
-          <w:szCs w:val="17"/>
-        </w:rPr>
-        <w:t xml:space="preserve">, H., Woods, D., Egan, C., &amp; Wilson, A. (2026, May). Building scalable and automated verification tools for healthcare imaging systems. </w:t>
+        <w:t xml:space="preserve">Shi, H., Woods, D., Egan, C., &amp; Wilson, A. (2026, May). Building scalable and automated verification tools for healthcare imaging systems. </w:t>
       </w:r>
       <w:r>
         <w:rPr>
@@ -2411,54 +1882,15 @@
           <w:sz w:val="17"/>
           <w:szCs w:val="17"/>
         </w:rPr>
-        <w:t>[2</w:t>
-      </w:r>
-      <w:proofErr w:type="gramStart"/>
-      <w:r>
-        <w:rPr>
-          <w:rFonts w:ascii="Times New Roman" w:hAnsi="Times New Roman" w:cs="Times New Roman"/>
-          <w:b/>
-          <w:bCs/>
-          <w:color w:val="2E5FA3"/>
+        <w:t xml:space="preserve">[2]  </w:t>
+      </w:r>
+      <w:r>
+        <w:rPr>
+          <w:rFonts w:ascii="Times New Roman" w:hAnsi="Times New Roman" w:cs="Times New Roman"/>
           <w:sz w:val="17"/>
           <w:szCs w:val="17"/>
         </w:rPr>
-        <w:t xml:space="preserve">]  </w:t>
-      </w:r>
-      <w:r>
-        <w:rPr>
-          <w:rFonts w:ascii="Times New Roman" w:hAnsi="Times New Roman" w:cs="Times New Roman"/>
-          <w:sz w:val="17"/>
-          <w:szCs w:val="17"/>
-        </w:rPr>
-        <w:t>Shi</w:t>
-      </w:r>
-      <w:proofErr w:type="gramEnd"/>
-      <w:r>
-        <w:rPr>
-          <w:rFonts w:ascii="Times New Roman" w:hAnsi="Times New Roman" w:cs="Times New Roman"/>
-          <w:sz w:val="17"/>
-          <w:szCs w:val="17"/>
-        </w:rPr>
-        <w:t xml:space="preserve">, H., Gang, G., Li, J., </w:t>
-      </w:r>
-      <w:proofErr w:type="spellStart"/>
-      <w:r>
-        <w:rPr>
-          <w:rFonts w:ascii="Times New Roman" w:hAnsi="Times New Roman" w:cs="Times New Roman"/>
-          <w:sz w:val="17"/>
-          <w:szCs w:val="17"/>
-        </w:rPr>
-        <w:t>Liapi</w:t>
-      </w:r>
-      <w:proofErr w:type="spellEnd"/>
-      <w:r>
-        <w:rPr>
-          <w:rFonts w:ascii="Times New Roman" w:hAnsi="Times New Roman" w:cs="Times New Roman"/>
-          <w:sz w:val="17"/>
-          <w:szCs w:val="17"/>
-        </w:rPr>
-        <w:t xml:space="preserve">, E., Abbey, C., &amp; Stayman, J. W. (2020). Performance assessment of texture reproduction in high-resolution CT. </w:t>
+        <w:t xml:space="preserve">Shi, H., Gang, G., Li, J., Liapi, E., Abbey, C., &amp; Stayman, J. W. (2020). Performance assessment of texture reproduction in high-resolution CT. </w:t>
       </w:r>
       <w:r>
         <w:rPr>
@@ -2508,54 +1940,15 @@
           <w:sz w:val="17"/>
           <w:szCs w:val="17"/>
         </w:rPr>
-        <w:t>[3</w:t>
-      </w:r>
-      <w:proofErr w:type="gramStart"/>
-      <w:r>
-        <w:rPr>
-          <w:rFonts w:ascii="Times New Roman" w:hAnsi="Times New Roman" w:cs="Times New Roman"/>
-          <w:b/>
-          <w:bCs/>
-          <w:color w:val="2E5FA3"/>
+        <w:t xml:space="preserve">[3]  </w:t>
+      </w:r>
+      <w:r>
+        <w:rPr>
+          <w:rFonts w:ascii="Times New Roman" w:hAnsi="Times New Roman" w:cs="Times New Roman"/>
           <w:sz w:val="17"/>
           <w:szCs w:val="17"/>
         </w:rPr>
-        <w:t xml:space="preserve">]  </w:t>
-      </w:r>
-      <w:r>
-        <w:rPr>
-          <w:rFonts w:ascii="Times New Roman" w:hAnsi="Times New Roman" w:cs="Times New Roman"/>
-          <w:sz w:val="17"/>
-          <w:szCs w:val="17"/>
-        </w:rPr>
-        <w:t>Shi</w:t>
-      </w:r>
-      <w:proofErr w:type="gramEnd"/>
-      <w:r>
-        <w:rPr>
-          <w:rFonts w:ascii="Times New Roman" w:hAnsi="Times New Roman" w:cs="Times New Roman"/>
-          <w:sz w:val="17"/>
-          <w:szCs w:val="17"/>
-        </w:rPr>
-        <w:t xml:space="preserve">, H., Lyle, M., </w:t>
-      </w:r>
-      <w:proofErr w:type="spellStart"/>
-      <w:r>
-        <w:rPr>
-          <w:rFonts w:ascii="Times New Roman" w:hAnsi="Times New Roman" w:cs="Times New Roman"/>
-          <w:sz w:val="17"/>
-          <w:szCs w:val="17"/>
-        </w:rPr>
-        <w:t>Turtill</w:t>
-      </w:r>
-      <w:proofErr w:type="spellEnd"/>
-      <w:r>
-        <w:rPr>
-          <w:rFonts w:ascii="Times New Roman" w:hAnsi="Times New Roman" w:cs="Times New Roman"/>
-          <w:sz w:val="17"/>
-          <w:szCs w:val="17"/>
-        </w:rPr>
-        <w:t xml:space="preserve">, C., &amp; Nichols, R. (2017). Positive force feedback may ameliorate muscle weakness. </w:t>
+        <w:t xml:space="preserve">Shi, H., Lyle, M., Turtill, C., &amp; Nichols, R. (2017). Positive force feedback may ameliorate muscle weakness. </w:t>
       </w:r>
       <w:r>
         <w:rPr>
@@ -2565,29 +1958,7 @@
           <w:sz w:val="17"/>
           <w:szCs w:val="17"/>
         </w:rPr>
-        <w:t>Society for Neuroscience 47th Annual Meeting (</w:t>
-      </w:r>
-      <w:proofErr w:type="spellStart"/>
-      <w:r>
-        <w:rPr>
-          <w:rFonts w:ascii="Times New Roman" w:hAnsi="Times New Roman" w:cs="Times New Roman"/>
-          <w:i/>
-          <w:iCs/>
-          <w:sz w:val="17"/>
-          <w:szCs w:val="17"/>
-        </w:rPr>
-        <w:t>SfN</w:t>
-      </w:r>
-      <w:proofErr w:type="spellEnd"/>
-      <w:r>
-        <w:rPr>
-          <w:rFonts w:ascii="Times New Roman" w:hAnsi="Times New Roman" w:cs="Times New Roman"/>
-          <w:i/>
-          <w:iCs/>
-          <w:sz w:val="17"/>
-          <w:szCs w:val="17"/>
-        </w:rPr>
-        <w:t xml:space="preserve"> 2017)</w:t>
+        <w:t>Society for Neuroscience 47th Annual Meeting (SfN 2017)</w:t>
       </w:r>
       <w:r>
         <w:rPr>
@@ -2646,36 +2017,15 @@
           <w:sz w:val="17"/>
           <w:szCs w:val="17"/>
         </w:rPr>
-        <w:t>[4</w:t>
-      </w:r>
-      <w:proofErr w:type="gramStart"/>
-      <w:r>
-        <w:rPr>
-          <w:rFonts w:ascii="Times New Roman" w:hAnsi="Times New Roman" w:cs="Times New Roman"/>
-          <w:b/>
-          <w:bCs/>
-          <w:color w:val="2E5FA3"/>
+        <w:t xml:space="preserve">[4]  </w:t>
+      </w:r>
+      <w:r>
+        <w:rPr>
+          <w:rFonts w:ascii="Times New Roman" w:hAnsi="Times New Roman" w:cs="Times New Roman"/>
           <w:sz w:val="17"/>
           <w:szCs w:val="17"/>
         </w:rPr>
-        <w:t xml:space="preserve">]  </w:t>
-      </w:r>
-      <w:r>
-        <w:rPr>
-          <w:rFonts w:ascii="Times New Roman" w:hAnsi="Times New Roman" w:cs="Times New Roman"/>
-          <w:sz w:val="17"/>
-          <w:szCs w:val="17"/>
-        </w:rPr>
-        <w:t>Shi</w:t>
-      </w:r>
-      <w:proofErr w:type="gramEnd"/>
-      <w:r>
-        <w:rPr>
-          <w:rFonts w:ascii="Times New Roman" w:hAnsi="Times New Roman" w:cs="Times New Roman"/>
-          <w:sz w:val="17"/>
-          <w:szCs w:val="17"/>
-        </w:rPr>
-        <w:t xml:space="preserve">, H. (2025, March). The ultimate Swiss army knife of UI software testing: Accelerating workflow-based automation [Conference talk]. </w:t>
+        <w:t xml:space="preserve">Shi, H. (2025, March). The ultimate Swiss army knife of UI software testing: Accelerating workflow-based automation [Conference talk]. </w:t>
       </w:r>
       <w:r>
         <w:rPr>
@@ -2726,38 +2076,16 @@
           <w:szCs w:val="17"/>
         </w:rPr>
         <w:lastRenderedPageBreak/>
-        <w:t>[5</w:t>
-      </w:r>
-      <w:proofErr w:type="gramStart"/>
-      <w:r>
-        <w:rPr>
-          <w:rFonts w:ascii="Times New Roman" w:hAnsi="Times New Roman" w:cs="Times New Roman"/>
-          <w:b/>
-          <w:bCs/>
-          <w:color w:val="2E5FA3"/>
+        <w:t xml:space="preserve">[5]  </w:t>
+      </w:r>
+      <w:r>
+        <w:rPr>
+          <w:rFonts w:ascii="Times New Roman" w:hAnsi="Times New Roman" w:cs="Times New Roman"/>
           <w:sz w:val="17"/>
           <w:szCs w:val="17"/>
         </w:rPr>
-        <w:t xml:space="preserve">]  </w:t>
-      </w:r>
-      <w:r>
-        <w:rPr>
-          <w:rFonts w:ascii="Times New Roman" w:hAnsi="Times New Roman" w:cs="Times New Roman"/>
-          <w:sz w:val="17"/>
-          <w:szCs w:val="17"/>
-        </w:rPr>
-        <w:t>Shi</w:t>
-      </w:r>
-      <w:proofErr w:type="gramEnd"/>
-      <w:r>
-        <w:rPr>
-          <w:rFonts w:ascii="Times New Roman" w:hAnsi="Times New Roman" w:cs="Times New Roman"/>
-          <w:sz w:val="17"/>
-          <w:szCs w:val="17"/>
-        </w:rPr>
-        <w:t xml:space="preserve">, H. (2024, July). Presenting a workflow of automating UI software testing and reviewing a commercial case study [Conference presentation]. </w:t>
-      </w:r>
-      <w:proofErr w:type="spellStart"/>
+        <w:t xml:space="preserve">Shi, H. (2024, July). Presenting a workflow of automating UI software testing and reviewing a commercial case study [Conference presentation]. </w:t>
+      </w:r>
       <w:r>
         <w:rPr>
           <w:rFonts w:ascii="Times New Roman" w:hAnsi="Times New Roman" w:cs="Times New Roman"/>
@@ -2766,18 +2094,7 @@
           <w:sz w:val="17"/>
           <w:szCs w:val="17"/>
         </w:rPr>
-        <w:t>RSLondon</w:t>
-      </w:r>
-      <w:proofErr w:type="spellEnd"/>
-      <w:r>
-        <w:rPr>
-          <w:rFonts w:ascii="Times New Roman" w:hAnsi="Times New Roman" w:cs="Times New Roman"/>
-          <w:i/>
-          <w:iCs/>
-          <w:sz w:val="17"/>
-          <w:szCs w:val="17"/>
-        </w:rPr>
-        <w:t xml:space="preserve"> Southeast 2024</w:t>
+        <w:t>RSLondon Southeast 2024</w:t>
       </w:r>
       <w:r>
         <w:rPr>
@@ -2836,36 +2153,15 @@
           <w:sz w:val="17"/>
           <w:szCs w:val="17"/>
         </w:rPr>
-        <w:t>[6</w:t>
-      </w:r>
-      <w:proofErr w:type="gramStart"/>
-      <w:r>
-        <w:rPr>
-          <w:rFonts w:ascii="Times New Roman" w:hAnsi="Times New Roman" w:cs="Times New Roman"/>
-          <w:b/>
-          <w:bCs/>
-          <w:color w:val="2E5FA3"/>
+        <w:t xml:space="preserve">[6]  </w:t>
+      </w:r>
+      <w:r>
+        <w:rPr>
+          <w:rFonts w:ascii="Times New Roman" w:hAnsi="Times New Roman" w:cs="Times New Roman"/>
           <w:sz w:val="17"/>
           <w:szCs w:val="17"/>
         </w:rPr>
-        <w:t xml:space="preserve">]  </w:t>
-      </w:r>
-      <w:r>
-        <w:rPr>
-          <w:rFonts w:ascii="Times New Roman" w:hAnsi="Times New Roman" w:cs="Times New Roman"/>
-          <w:sz w:val="17"/>
-          <w:szCs w:val="17"/>
-        </w:rPr>
-        <w:t>Shi</w:t>
-      </w:r>
-      <w:proofErr w:type="gramEnd"/>
-      <w:r>
-        <w:rPr>
-          <w:rFonts w:ascii="Times New Roman" w:hAnsi="Times New Roman" w:cs="Times New Roman"/>
-          <w:sz w:val="17"/>
-          <w:szCs w:val="17"/>
-        </w:rPr>
-        <w:t xml:space="preserve">, H. (2020). </w:t>
+        <w:t xml:space="preserve">Shi, H. (2020). </w:t>
       </w:r>
       <w:r>
         <w:rPr>
@@ -2883,43 +2179,7 @@
           <w:sz w:val="17"/>
           <w:szCs w:val="17"/>
         </w:rPr>
-        <w:t xml:space="preserve"> [</w:t>
-      </w:r>
-      <w:proofErr w:type="gramStart"/>
-      <w:r>
-        <w:rPr>
-          <w:rFonts w:ascii="Times New Roman" w:hAnsi="Times New Roman" w:cs="Times New Roman"/>
-          <w:sz w:val="17"/>
-          <w:szCs w:val="17"/>
-        </w:rPr>
-        <w:t>Master’s</w:t>
-      </w:r>
-      <w:proofErr w:type="gramEnd"/>
-      <w:r>
-        <w:rPr>
-          <w:rFonts w:ascii="Times New Roman" w:hAnsi="Times New Roman" w:cs="Times New Roman"/>
-          <w:sz w:val="17"/>
-          <w:szCs w:val="17"/>
-        </w:rPr>
-        <w:t xml:space="preserve"> thesis, Johns Hopkins University]. </w:t>
-      </w:r>
-      <w:proofErr w:type="spellStart"/>
-      <w:r>
-        <w:rPr>
-          <w:rFonts w:ascii="Times New Roman" w:hAnsi="Times New Roman" w:cs="Times New Roman"/>
-          <w:sz w:val="17"/>
-          <w:szCs w:val="17"/>
-        </w:rPr>
-        <w:t>JScholarship</w:t>
-      </w:r>
-      <w:proofErr w:type="spellEnd"/>
-      <w:r>
-        <w:rPr>
-          <w:rFonts w:ascii="Times New Roman" w:hAnsi="Times New Roman" w:cs="Times New Roman"/>
-          <w:sz w:val="17"/>
-          <w:szCs w:val="17"/>
-        </w:rPr>
-        <w:t xml:space="preserve">. </w:t>
+        <w:t xml:space="preserve"> [Master’s thesis, Johns Hopkins University]. JScholarship. </w:t>
       </w:r>
       <w:hyperlink r:id="rId14" w:history="1">
         <w:r>
@@ -2951,36 +2211,15 @@
           <w:sz w:val="17"/>
           <w:szCs w:val="17"/>
         </w:rPr>
-        <w:t>[7</w:t>
-      </w:r>
-      <w:proofErr w:type="gramStart"/>
-      <w:r>
-        <w:rPr>
-          <w:rFonts w:ascii="Times New Roman" w:hAnsi="Times New Roman" w:cs="Times New Roman"/>
-          <w:b/>
-          <w:bCs/>
-          <w:color w:val="2E5FA3"/>
+        <w:t xml:space="preserve">[7]  </w:t>
+      </w:r>
+      <w:r>
+        <w:rPr>
+          <w:rFonts w:ascii="Times New Roman" w:hAnsi="Times New Roman" w:cs="Times New Roman"/>
           <w:sz w:val="17"/>
           <w:szCs w:val="17"/>
         </w:rPr>
-        <w:t xml:space="preserve">]  </w:t>
-      </w:r>
-      <w:r>
-        <w:rPr>
-          <w:rFonts w:ascii="Times New Roman" w:hAnsi="Times New Roman" w:cs="Times New Roman"/>
-          <w:sz w:val="17"/>
-          <w:szCs w:val="17"/>
-        </w:rPr>
-        <w:t>Shi</w:t>
-      </w:r>
-      <w:proofErr w:type="gramEnd"/>
-      <w:r>
-        <w:rPr>
-          <w:rFonts w:ascii="Times New Roman" w:hAnsi="Times New Roman" w:cs="Times New Roman"/>
-          <w:sz w:val="17"/>
-          <w:szCs w:val="17"/>
-        </w:rPr>
-        <w:t xml:space="preserve">, H. (2017). </w:t>
+        <w:t xml:space="preserve">Shi, H. (2017). </w:t>
       </w:r>
       <w:r>
         <w:rPr>
@@ -3134,6 +2373,60 @@
     </w:lvl>
   </w:abstractNum>
   <w:abstractNum w:abstractNumId="2" w15:restartNumberingAfterBreak="0">
+    <w:nsid w:val="796C66A8"/>
+    <w:multiLevelType w:val="hybridMultilevel"/>
+    <w:tmpl w:val="178C96C0"/>
+    <w:lvl w:ilvl="0" w:tplc="DEB091F4">
+      <w:start w:val="1"/>
+      <w:numFmt w:val="bullet"/>
+      <w:lvlText w:val="•"/>
+      <w:lvlJc w:val="left"/>
+      <w:pPr>
+        <w:ind w:left="540" w:hanging="300"/>
+      </w:pPr>
+    </w:lvl>
+    <w:lvl w:ilvl="1" w:tplc="ADEE38D4">
+      <w:numFmt w:val="decimal"/>
+      <w:lvlText w:val=""/>
+      <w:lvlJc w:val="left"/>
+    </w:lvl>
+    <w:lvl w:ilvl="2" w:tplc="7C4CE6BE">
+      <w:numFmt w:val="decimal"/>
+      <w:lvlText w:val=""/>
+      <w:lvlJc w:val="left"/>
+    </w:lvl>
+    <w:lvl w:ilvl="3" w:tplc="978AFA36">
+      <w:numFmt w:val="decimal"/>
+      <w:lvlText w:val=""/>
+      <w:lvlJc w:val="left"/>
+    </w:lvl>
+    <w:lvl w:ilvl="4" w:tplc="AD120642">
+      <w:numFmt w:val="decimal"/>
+      <w:lvlText w:val=""/>
+      <w:lvlJc w:val="left"/>
+    </w:lvl>
+    <w:lvl w:ilvl="5" w:tplc="5C2466A8">
+      <w:numFmt w:val="decimal"/>
+      <w:lvlText w:val=""/>
+      <w:lvlJc w:val="left"/>
+    </w:lvl>
+    <w:lvl w:ilvl="6" w:tplc="CFCC6940">
+      <w:numFmt w:val="decimal"/>
+      <w:lvlText w:val=""/>
+      <w:lvlJc w:val="left"/>
+    </w:lvl>
+    <w:lvl w:ilvl="7" w:tplc="2C0E883A">
+      <w:numFmt w:val="decimal"/>
+      <w:lvlText w:val=""/>
+      <w:lvlJc w:val="left"/>
+    </w:lvl>
+    <w:lvl w:ilvl="8" w:tplc="B20031AA">
+      <w:numFmt w:val="decimal"/>
+      <w:lvlText w:val=""/>
+      <w:lvlJc w:val="left"/>
+    </w:lvl>
+  </w:abstractNum>
+  <w:abstractNum w:abstractNumId="3" w15:restartNumberingAfterBreak="0">
     <w:nsid w:val="7D7E2218"/>
     <w:multiLevelType w:val="hybridMultilevel"/>
     <w:tmpl w:val="7AEE5F7A"/>
@@ -3220,13 +2513,19 @@
     </w:lvl>
   </w:abstractNum>
   <w:num w:numId="1" w16cid:durableId="1288001694">
-    <w:abstractNumId w:val="2"/>
+    <w:abstractNumId w:val="3"/>
     <w:lvlOverride w:ilvl="0">
       <w:startOverride w:val="1"/>
     </w:lvlOverride>
   </w:num>
   <w:num w:numId="2" w16cid:durableId="331614200">
     <w:abstractNumId w:val="0"/>
+    <w:lvlOverride w:ilvl="0">
+      <w:startOverride w:val="1"/>
+    </w:lvlOverride>
+  </w:num>
+  <w:num w:numId="3" w16cid:durableId="2057075751">
+    <w:abstractNumId w:val="2"/>
     <w:lvlOverride w:ilvl="0">
       <w:startOverride w:val="1"/>
     </w:lvlOverride>
@@ -3717,7 +3016,6 @@
   <w:style w:type="character" w:default="1" w:styleId="DefaultParagraphFont">
     <w:name w:val="Default Paragraph Font"/>
     <w:uiPriority w:val="1"/>
-    <w:semiHidden/>
     <w:unhideWhenUsed/>
   </w:style>
   <w:style w:type="table" w:default="1" w:styleId="TableNormal">

--- a/Resume/amalieshi_full_resume.docx
+++ b/Resume/amalieshi_full_resume.docx
@@ -182,7 +182,7 @@
     <w:p>
       <w:pPr>
         <w:tabs>
-          <w:tab w:val="right" w:pos="9360"/>
+          <w:tab w:val="right" w:pos="10800"/>
         </w:tabs>
         <w:spacing w:before="160" w:after="40"/>
         <w:rPr>
@@ -226,6 +226,7 @@
           <w:numId w:val="2"/>
         </w:numPr>
         <w:spacing w:before="40" w:after="40"/>
+        <w:jc w:val="both"/>
         <w:rPr>
           <w:rFonts w:ascii="Times New Roman" w:hAnsi="Times New Roman" w:cs="Times New Roman"/>
         </w:rPr>
@@ -245,6 +246,7 @@
           <w:numId w:val="2"/>
         </w:numPr>
         <w:spacing w:before="40" w:after="40"/>
+        <w:jc w:val="both"/>
         <w:rPr>
           <w:rFonts w:ascii="Times New Roman" w:hAnsi="Times New Roman" w:cs="Times New Roman"/>
         </w:rPr>
@@ -264,6 +266,7 @@
           <w:numId w:val="2"/>
         </w:numPr>
         <w:spacing w:before="40" w:after="40"/>
+        <w:jc w:val="both"/>
         <w:rPr>
           <w:rFonts w:ascii="Times New Roman" w:hAnsi="Times New Roman" w:cs="Times New Roman"/>
         </w:rPr>
@@ -283,6 +286,7 @@
           <w:numId w:val="2"/>
         </w:numPr>
         <w:spacing w:before="40" w:after="40"/>
+        <w:jc w:val="both"/>
         <w:rPr>
           <w:rFonts w:ascii="Times New Roman" w:hAnsi="Times New Roman" w:cs="Times New Roman"/>
         </w:rPr>
@@ -297,7 +301,7 @@
     <w:p>
       <w:pPr>
         <w:tabs>
-          <w:tab w:val="right" w:pos="9360"/>
+          <w:tab w:val="right" w:pos="10800"/>
         </w:tabs>
         <w:spacing w:before="160" w:after="40"/>
         <w:rPr>
@@ -341,6 +345,7 @@
           <w:numId w:val="2"/>
         </w:numPr>
         <w:spacing w:before="40" w:after="40"/>
+        <w:jc w:val="both"/>
         <w:rPr>
           <w:rFonts w:ascii="Times New Roman" w:hAnsi="Times New Roman" w:cs="Times New Roman"/>
         </w:rPr>
@@ -360,6 +365,7 @@
           <w:numId w:val="2"/>
         </w:numPr>
         <w:spacing w:before="40" w:after="40"/>
+        <w:jc w:val="both"/>
         <w:rPr>
           <w:rFonts w:ascii="Times New Roman" w:hAnsi="Times New Roman" w:cs="Times New Roman"/>
         </w:rPr>
@@ -379,6 +385,7 @@
           <w:numId w:val="2"/>
         </w:numPr>
         <w:spacing w:before="40" w:after="40"/>
+        <w:jc w:val="both"/>
         <w:rPr>
           <w:rFonts w:ascii="Times New Roman" w:hAnsi="Times New Roman" w:cs="Times New Roman"/>
         </w:rPr>
@@ -398,6 +405,7 @@
           <w:numId w:val="2"/>
         </w:numPr>
         <w:spacing w:before="40" w:after="40"/>
+        <w:jc w:val="both"/>
         <w:rPr>
           <w:rFonts w:ascii="Times New Roman" w:hAnsi="Times New Roman" w:cs="Times New Roman"/>
         </w:rPr>
@@ -412,7 +420,7 @@
     <w:p>
       <w:pPr>
         <w:tabs>
-          <w:tab w:val="right" w:pos="9360"/>
+          <w:tab w:val="right" w:pos="10800"/>
         </w:tabs>
         <w:spacing w:before="160" w:after="40"/>
         <w:rPr>
@@ -456,6 +464,7 @@
           <w:numId w:val="2"/>
         </w:numPr>
         <w:spacing w:before="40" w:after="40"/>
+        <w:jc w:val="both"/>
         <w:rPr>
           <w:rFonts w:ascii="Times New Roman" w:hAnsi="Times New Roman" w:cs="Times New Roman"/>
         </w:rPr>
@@ -475,6 +484,7 @@
           <w:numId w:val="2"/>
         </w:numPr>
         <w:spacing w:before="40" w:after="40"/>
+        <w:jc w:val="both"/>
         <w:rPr>
           <w:rFonts w:ascii="Times New Roman" w:hAnsi="Times New Roman" w:cs="Times New Roman"/>
         </w:rPr>
@@ -494,6 +504,7 @@
           <w:numId w:val="2"/>
         </w:numPr>
         <w:spacing w:before="40" w:after="40"/>
+        <w:jc w:val="both"/>
         <w:rPr>
           <w:rFonts w:ascii="Times New Roman" w:hAnsi="Times New Roman" w:cs="Times New Roman"/>
         </w:rPr>
@@ -513,6 +524,7 @@
           <w:numId w:val="2"/>
         </w:numPr>
         <w:spacing w:before="40" w:after="40"/>
+        <w:jc w:val="both"/>
         <w:rPr>
           <w:rFonts w:ascii="Times New Roman" w:hAnsi="Times New Roman" w:cs="Times New Roman"/>
         </w:rPr>
@@ -557,7 +569,7 @@
     <w:p>
       <w:pPr>
         <w:tabs>
-          <w:tab w:val="right" w:pos="9360"/>
+          <w:tab w:val="right" w:pos="10800"/>
         </w:tabs>
         <w:spacing w:before="160" w:after="40"/>
         <w:rPr>
@@ -588,6 +600,7 @@
     <w:p>
       <w:pPr>
         <w:spacing w:before="20" w:after="40"/>
+        <w:jc w:val="both"/>
         <w:rPr>
           <w:rFonts w:ascii="Times New Roman" w:hAnsi="Times New Roman" w:cs="Times New Roman"/>
         </w:rPr>
@@ -609,6 +622,7 @@
           <w:numId w:val="2"/>
         </w:numPr>
         <w:spacing w:before="40" w:after="40"/>
+        <w:jc w:val="both"/>
         <w:rPr>
           <w:rFonts w:ascii="Times New Roman" w:hAnsi="Times New Roman" w:cs="Times New Roman"/>
         </w:rPr>
@@ -628,6 +642,7 @@
           <w:numId w:val="2"/>
         </w:numPr>
         <w:spacing w:before="40" w:after="40"/>
+        <w:jc w:val="both"/>
         <w:rPr>
           <w:rFonts w:ascii="Times New Roman" w:hAnsi="Times New Roman" w:cs="Times New Roman"/>
         </w:rPr>
@@ -647,6 +662,7 @@
           <w:numId w:val="2"/>
         </w:numPr>
         <w:spacing w:before="40" w:after="40"/>
+        <w:jc w:val="both"/>
         <w:rPr>
           <w:rFonts w:ascii="Times New Roman" w:hAnsi="Times New Roman" w:cs="Times New Roman"/>
         </w:rPr>
@@ -661,7 +677,7 @@
     <w:p>
       <w:pPr>
         <w:tabs>
-          <w:tab w:val="right" w:pos="9360"/>
+          <w:tab w:val="right" w:pos="10800"/>
         </w:tabs>
         <w:spacing w:before="160" w:after="40"/>
         <w:rPr>
@@ -676,7 +692,6 @@
           <w:sz w:val="20"/>
           <w:szCs w:val="20"/>
         </w:rPr>
-        <w:lastRenderedPageBreak/>
         <w:t>Workflow-Based Automation of UI Software Testing</w:t>
       </w:r>
       <w:r>
@@ -702,6 +717,7 @@
     <w:p>
       <w:pPr>
         <w:spacing w:before="20" w:after="40"/>
+        <w:jc w:val="both"/>
         <w:rPr>
           <w:rFonts w:ascii="Times New Roman" w:hAnsi="Times New Roman" w:cs="Times New Roman"/>
         </w:rPr>
@@ -723,6 +739,7 @@
           <w:numId w:val="2"/>
         </w:numPr>
         <w:spacing w:before="40" w:after="40"/>
+        <w:jc w:val="both"/>
         <w:rPr>
           <w:rFonts w:ascii="Times New Roman" w:hAnsi="Times New Roman" w:cs="Times New Roman"/>
         </w:rPr>
@@ -742,6 +759,7 @@
           <w:numId w:val="2"/>
         </w:numPr>
         <w:spacing w:before="40" w:after="40"/>
+        <w:jc w:val="both"/>
         <w:rPr>
           <w:rFonts w:ascii="Times New Roman" w:hAnsi="Times New Roman" w:cs="Times New Roman"/>
         </w:rPr>
@@ -756,7 +774,7 @@
     <w:p>
       <w:pPr>
         <w:tabs>
-          <w:tab w:val="right" w:pos="9360"/>
+          <w:tab w:val="right" w:pos="10800"/>
         </w:tabs>
         <w:spacing w:before="160" w:after="40"/>
         <w:rPr>
@@ -771,6 +789,7 @@
           <w:sz w:val="20"/>
           <w:szCs w:val="20"/>
         </w:rPr>
+        <w:lastRenderedPageBreak/>
         <w:t>InfoBatch Software Upgrade &amp; Validation</w:t>
       </w:r>
       <w:r>
@@ -796,6 +815,7 @@
     <w:p>
       <w:pPr>
         <w:spacing w:before="20" w:after="40"/>
+        <w:jc w:val="both"/>
         <w:rPr>
           <w:rFonts w:ascii="Times New Roman" w:hAnsi="Times New Roman" w:cs="Times New Roman"/>
         </w:rPr>
@@ -817,6 +837,7 @@
           <w:numId w:val="2"/>
         </w:numPr>
         <w:spacing w:before="40" w:after="40"/>
+        <w:jc w:val="both"/>
         <w:rPr>
           <w:rFonts w:ascii="Times New Roman" w:hAnsi="Times New Roman" w:cs="Times New Roman"/>
         </w:rPr>
@@ -836,6 +857,7 @@
           <w:numId w:val="2"/>
         </w:numPr>
         <w:spacing w:before="40" w:after="40"/>
+        <w:jc w:val="both"/>
         <w:rPr>
           <w:rFonts w:ascii="Times New Roman" w:hAnsi="Times New Roman" w:cs="Times New Roman"/>
         </w:rPr>
@@ -998,7 +1020,7 @@
     <w:p>
       <w:pPr>
         <w:tabs>
-          <w:tab w:val="right" w:pos="9360"/>
+          <w:tab w:val="right" w:pos="10800"/>
         </w:tabs>
         <w:spacing w:before="160" w:after="40"/>
         <w:rPr>
@@ -1053,7 +1075,7 @@
     <w:p>
       <w:pPr>
         <w:tabs>
-          <w:tab w:val="right" w:pos="9360"/>
+          <w:tab w:val="right" w:pos="10800"/>
         </w:tabs>
         <w:spacing w:before="160" w:after="40"/>
         <w:rPr>
@@ -1137,7 +1159,7 @@
     </w:p>
     <w:tbl>
       <w:tblPr>
-        <w:tblW w:w="9360" w:type="dxa"/>
+        <w:tblW w:w="10710" w:type="dxa"/>
         <w:tblBorders>
           <w:top w:val="single" w:sz="4" w:space="0" w:color="auto"/>
           <w:left w:val="single" w:sz="4" w:space="0" w:color="auto"/>
@@ -1153,14 +1175,14 @@
         <w:tblLook w:val="04A0" w:firstRow="1" w:lastRow="0" w:firstColumn="1" w:lastColumn="0" w:noHBand="0" w:noVBand="1"/>
       </w:tblPr>
       <w:tblGrid>
-        <w:gridCol w:w="4590"/>
+        <w:gridCol w:w="5130"/>
         <w:gridCol w:w="3770"/>
-        <w:gridCol w:w="1000"/>
+        <w:gridCol w:w="1810"/>
       </w:tblGrid>
       <w:tr>
         <w:tc>
           <w:tcPr>
-            <w:tcW w:w="4590" w:type="dxa"/>
+            <w:tcW w:w="5130" w:type="dxa"/>
             <w:tcBorders>
               <w:top w:val="single" w:sz="1" w:space="0" w:color="DDDDDD"/>
               <w:left w:val="none" w:sz="0" w:space="0" w:color="FFFFFF"/>
@@ -1224,7 +1246,7 @@
         </w:tc>
         <w:tc>
           <w:tcPr>
-            <w:tcW w:w="1000" w:type="dxa"/>
+            <w:tcW w:w="1810" w:type="dxa"/>
             <w:tcBorders>
               <w:top w:val="single" w:sz="1" w:space="0" w:color="DDDDDD"/>
               <w:left w:val="none" w:sz="0" w:space="0" w:color="FFFFFF"/>
@@ -1260,7 +1282,7 @@
       <w:tr>
         <w:tc>
           <w:tcPr>
-            <w:tcW w:w="4590" w:type="dxa"/>
+            <w:tcW w:w="5130" w:type="dxa"/>
             <w:tcBorders>
               <w:top w:val="single" w:sz="1" w:space="0" w:color="DDDDDD"/>
               <w:left w:val="none" w:sz="0" w:space="0" w:color="FFFFFF"/>
@@ -1324,7 +1346,7 @@
         </w:tc>
         <w:tc>
           <w:tcPr>
-            <w:tcW w:w="1000" w:type="dxa"/>
+            <w:tcW w:w="1810" w:type="dxa"/>
             <w:tcBorders>
               <w:top w:val="single" w:sz="1" w:space="0" w:color="DDDDDD"/>
               <w:left w:val="none" w:sz="0" w:space="0" w:color="FFFFFF"/>
@@ -1360,7 +1382,7 @@
       <w:tr>
         <w:tc>
           <w:tcPr>
-            <w:tcW w:w="4590" w:type="dxa"/>
+            <w:tcW w:w="5130" w:type="dxa"/>
             <w:tcBorders>
               <w:top w:val="single" w:sz="1" w:space="0" w:color="DDDDDD"/>
               <w:left w:val="none" w:sz="0" w:space="0" w:color="FFFFFF"/>
@@ -1424,7 +1446,7 @@
         </w:tc>
         <w:tc>
           <w:tcPr>
-            <w:tcW w:w="1000" w:type="dxa"/>
+            <w:tcW w:w="1810" w:type="dxa"/>
             <w:tcBorders>
               <w:top w:val="single" w:sz="1" w:space="0" w:color="DDDDDD"/>
               <w:left w:val="none" w:sz="0" w:space="0" w:color="FFFFFF"/>
@@ -1460,7 +1482,7 @@
       <w:tr>
         <w:tc>
           <w:tcPr>
-            <w:tcW w:w="4590" w:type="dxa"/>
+            <w:tcW w:w="5130" w:type="dxa"/>
             <w:tcBorders>
               <w:top w:val="single" w:sz="1" w:space="0" w:color="DDDDDD"/>
               <w:left w:val="none" w:sz="0" w:space="0" w:color="FFFFFF"/>
@@ -1524,7 +1546,7 @@
         </w:tc>
         <w:tc>
           <w:tcPr>
-            <w:tcW w:w="1000" w:type="dxa"/>
+            <w:tcW w:w="1810" w:type="dxa"/>
             <w:tcBorders>
               <w:top w:val="single" w:sz="1" w:space="0" w:color="DDDDDD"/>
               <w:left w:val="none" w:sz="0" w:space="0" w:color="FFFFFF"/>
@@ -1560,7 +1582,7 @@
       <w:tr>
         <w:tc>
           <w:tcPr>
-            <w:tcW w:w="4590" w:type="dxa"/>
+            <w:tcW w:w="5130" w:type="dxa"/>
             <w:tcBorders>
               <w:top w:val="single" w:sz="1" w:space="0" w:color="DDDDDD"/>
               <w:left w:val="none" w:sz="0" w:space="0" w:color="FFFFFF"/>
@@ -1624,7 +1646,7 @@
         </w:tc>
         <w:tc>
           <w:tcPr>
-            <w:tcW w:w="1000" w:type="dxa"/>
+            <w:tcW w:w="1810" w:type="dxa"/>
             <w:tcBorders>
               <w:top w:val="single" w:sz="1" w:space="0" w:color="DDDDDD"/>
               <w:left w:val="none" w:sz="0" w:space="0" w:color="FFFFFF"/>
@@ -1660,7 +1682,7 @@
       <w:tr>
         <w:tc>
           <w:tcPr>
-            <w:tcW w:w="4590" w:type="dxa"/>
+            <w:tcW w:w="5130" w:type="dxa"/>
             <w:tcBorders>
               <w:top w:val="single" w:sz="1" w:space="0" w:color="DDDDDD"/>
               <w:left w:val="none" w:sz="0" w:space="0" w:color="FFFFFF"/>
@@ -1724,7 +1746,7 @@
         </w:tc>
         <w:tc>
           <w:tcPr>
-            <w:tcW w:w="1000" w:type="dxa"/>
+            <w:tcW w:w="1810" w:type="dxa"/>
             <w:tcBorders>
               <w:top w:val="single" w:sz="1" w:space="0" w:color="DDDDDD"/>
               <w:left w:val="none" w:sz="0" w:space="0" w:color="FFFFFF"/>
@@ -1852,7 +1874,7 @@
         </w:rPr>
         <w:t xml:space="preserve">, Genova, Italy. </w:t>
       </w:r>
-      <w:hyperlink r:id="rId9" w:history="1">
+      <w:hyperlink r:id="rId9" w:anchor="!/4376/presentation/10884" w:history="1">
         <w:r>
           <w:rPr>
             <w:rFonts w:ascii="Times New Roman" w:hAnsi="Times New Roman" w:cs="Times New Roman"/>
@@ -1861,7 +1883,22 @@
             <w:szCs w:val="17"/>
             <w:u w:val="single"/>
           </w:rPr>
-          <w:t>PubMed</w:t>
+          <w:t>DOI</w:t>
+        </w:r>
+      </w:hyperlink>
+      <w:r>
+        <w:t xml:space="preserve">  |  </w:t>
+      </w:r>
+      <w:hyperlink r:id="rId10" w:anchor="!/4376/presentation/10884" w:history="1">
+        <w:r>
+          <w:rPr>
+            <w:rFonts w:ascii="Times New Roman" w:hAnsi="Times New Roman" w:cs="Times New Roman"/>
+            <w:color w:val="2E5FA3"/>
+            <w:sz w:val="17"/>
+            <w:szCs w:val="17"/>
+            <w:u w:val="single"/>
+          </w:rPr>
+          <w:t>Presentation</w:t>
         </w:r>
       </w:hyperlink>
     </w:p>
@@ -1910,7 +1947,7 @@
         </w:rPr>
         <w:t xml:space="preserve">, Vol. 11316. </w:t>
       </w:r>
-      <w:hyperlink r:id="rId10" w:history="1">
+      <w:hyperlink r:id="rId11" w:anchor="!/4376/presentation/10884" w:history="1">
         <w:r>
           <w:rPr>
             <w:rFonts w:ascii="Times New Roman" w:hAnsi="Times New Roman" w:cs="Times New Roman"/>
@@ -1968,7 +2005,7 @@
         </w:rPr>
         <w:t xml:space="preserve">, Washington, D.C. </w:t>
       </w:r>
-      <w:hyperlink r:id="rId11" w:anchor="!/4376/presentation/10884" w:history="1">
+      <w:hyperlink r:id="rId12" w:anchor="!/4376/presentation/10884" w:history="1">
         <w:r>
           <w:rPr>
             <w:rFonts w:ascii="Times New Roman" w:hAnsi="Times New Roman" w:cs="Times New Roman"/>
@@ -1980,15 +2017,25 @@
           <w:t>Abstract</w:t>
         </w:r>
       </w:hyperlink>
+      <w:r>
+        <w:t xml:space="preserve">  |  </w:t>
+      </w:r>
+      <w:hyperlink r:id="rId13" w:anchor="!/4376/presentation/10884" w:history="1">
+        <w:r>
+          <w:rPr>
+            <w:rFonts w:ascii="Times New Roman" w:hAnsi="Times New Roman" w:cs="Times New Roman"/>
+            <w:color w:val="2E5FA3"/>
+            <w:sz w:val="17"/>
+            <w:szCs w:val="17"/>
+            <w:u w:val="single"/>
+          </w:rPr>
+          <w:t>Poster</w:t>
+        </w:r>
+      </w:hyperlink>
     </w:p>
     <w:p>
       <w:pPr>
         <w:spacing w:before="120" w:after="40"/>
-        <w:rPr>
-          <w:rFonts w:ascii="Times New Roman" w:hAnsi="Times New Roman" w:cs="Times New Roman"/>
-        </w:rPr>
-      </w:pPr>
-      <w:r>
         <w:rPr>
           <w:rFonts w:ascii="Times New Roman" w:hAnsi="Times New Roman" w:cs="Times New Roman"/>
           <w:b/>
@@ -1997,6 +2044,16 @@
           <w:iCs/>
           <w:color w:val="2E5FA3"/>
         </w:rPr>
+      </w:pPr>
+      <w:r>
+        <w:rPr>
+          <w:rFonts w:ascii="Times New Roman" w:hAnsi="Times New Roman" w:cs="Times New Roman"/>
+          <w:b/>
+          <w:bCs/>
+          <w:i/>
+          <w:iCs/>
+          <w:color w:val="2E5FA3"/>
+        </w:rPr>
         <w:t>Invited Talks &amp; Conference Presentations</w:t>
       </w:r>
     </w:p>
@@ -2025,7 +2082,7 @@
           <w:sz w:val="17"/>
           <w:szCs w:val="17"/>
         </w:rPr>
-        <w:t xml:space="preserve">Shi, H. (2025, March). The ultimate Swiss army knife of UI software testing: Accelerating workflow-based automation [Conference talk]. </w:t>
+        <w:t xml:space="preserve">Shi, H. (2026, June). Reducing barriers to test automation through AI-assisted development [Conference presentation]. </w:t>
       </w:r>
       <w:r>
         <w:rPr>
@@ -2035,7 +2092,7 @@
           <w:sz w:val="17"/>
           <w:szCs w:val="17"/>
         </w:rPr>
-        <w:t>Selenium Conference 2025</w:t>
+        <w:t>MCBK Annual UK Conference 2026</w:t>
       </w:r>
       <w:r>
         <w:rPr>
@@ -2043,9 +2100,97 @@
           <w:sz w:val="17"/>
           <w:szCs w:val="17"/>
         </w:rPr>
+        <w:t xml:space="preserve">, King’s College London, the Strand Campus, London, UK. </w:t>
+      </w:r>
+      <w:hyperlink r:id="rId14" w:anchor="!/4376/presentation/10884" w:history="1">
+        <w:r>
+          <w:rPr>
+            <w:rFonts w:ascii="Times New Roman" w:hAnsi="Times New Roman" w:cs="Times New Roman"/>
+            <w:color w:val="2E5FA3"/>
+            <w:sz w:val="17"/>
+            <w:szCs w:val="17"/>
+            <w:u w:val="single"/>
+          </w:rPr>
+          <w:t>Zenodo</w:t>
+        </w:r>
+      </w:hyperlink>
+      <w:r>
+        <w:t xml:space="preserve">  |  </w:t>
+      </w:r>
+      <w:hyperlink r:id="rId15" w:anchor="!/4376/presentation/10884" w:history="1">
+        <w:r>
+          <w:rPr>
+            <w:rFonts w:ascii="Times New Roman" w:hAnsi="Times New Roman" w:cs="Times New Roman"/>
+            <w:color w:val="2E5FA3"/>
+            <w:sz w:val="17"/>
+            <w:szCs w:val="17"/>
+            <w:u w:val="single"/>
+          </w:rPr>
+          <w:t>Program</w:t>
+        </w:r>
+      </w:hyperlink>
+    </w:p>
+    <w:p>
+      <w:pPr>
+        <w:spacing w:before="60" w:after="40"/>
+        <w:ind w:left="540" w:hanging="360"/>
+        <w:rPr>
+          <w:rFonts w:ascii="Times New Roman" w:hAnsi="Times New Roman" w:cs="Times New Roman"/>
+        </w:rPr>
+      </w:pPr>
+      <w:r>
+        <w:rPr>
+          <w:rFonts w:ascii="Times New Roman" w:hAnsi="Times New Roman" w:cs="Times New Roman"/>
+          <w:b/>
+          <w:bCs/>
+          <w:color w:val="2E5FA3"/>
+          <w:sz w:val="17"/>
+          <w:szCs w:val="17"/>
+        </w:rPr>
+        <w:t xml:space="preserve">[5]  </w:t>
+      </w:r>
+      <w:r>
+        <w:rPr>
+          <w:rFonts w:ascii="Times New Roman" w:hAnsi="Times New Roman" w:cs="Times New Roman"/>
+          <w:sz w:val="17"/>
+          <w:szCs w:val="17"/>
+        </w:rPr>
+        <w:t xml:space="preserve">Shi, H. (2025, March). The ultimate Swiss army knife of UI software testing: Accelerating workflow-based automation for medical imaging systems [Conference talk]. </w:t>
+      </w:r>
+      <w:r>
+        <w:rPr>
+          <w:rFonts w:ascii="Times New Roman" w:hAnsi="Times New Roman" w:cs="Times New Roman"/>
+          <w:i/>
+          <w:iCs/>
+          <w:sz w:val="17"/>
+          <w:szCs w:val="17"/>
+        </w:rPr>
+        <w:t>Selenium Conference 2025</w:t>
+      </w:r>
+      <w:r>
+        <w:rPr>
+          <w:rFonts w:ascii="Times New Roman" w:hAnsi="Times New Roman" w:cs="Times New Roman"/>
+          <w:sz w:val="17"/>
+          <w:szCs w:val="17"/>
+        </w:rPr>
         <w:t xml:space="preserve">, Valencia, Spain. </w:t>
       </w:r>
-      <w:hyperlink r:id="rId12" w:history="1">
+      <w:hyperlink r:id="rId16" w:anchor="!/4376/presentation/10884" w:history="1">
+        <w:r>
+          <w:rPr>
+            <w:rFonts w:ascii="Times New Roman" w:hAnsi="Times New Roman" w:cs="Times New Roman"/>
+            <w:color w:val="2E5FA3"/>
+            <w:sz w:val="17"/>
+            <w:szCs w:val="17"/>
+            <w:u w:val="single"/>
+          </w:rPr>
+          <w:t>Zenodo</w:t>
+        </w:r>
+      </w:hyperlink>
+      <w:r>
+        <w:t xml:space="preserve">  |  </w:t>
+      </w:r>
+      <w:hyperlink r:id="rId17" w:anchor="!/4376/presentation/10884" w:history="1">
         <w:r>
           <w:rPr>
             <w:rFonts w:ascii="Times New Roman" w:hAnsi="Times New Roman" w:cs="Times New Roman"/>
@@ -2075,8 +2220,7 @@
           <w:sz w:val="17"/>
           <w:szCs w:val="17"/>
         </w:rPr>
-        <w:lastRenderedPageBreak/>
-        <w:t xml:space="preserve">[5]  </w:t>
+        <w:t xml:space="preserve">[6]  </w:t>
       </w:r>
       <w:r>
         <w:rPr>
@@ -2084,7 +2228,23 @@
           <w:sz w:val="17"/>
           <w:szCs w:val="17"/>
         </w:rPr>
-        <w:t xml:space="preserve">Shi, H. (2024, July). Presenting a workflow of automating UI software testing and reviewing a commercial case study [Conference presentation]. </w:t>
+        <w:t xml:space="preserve">Shi, H. (2024, July). Presenting a workflow of automating UI software testing and reviewing a commercial case study [Conference </w:t>
+      </w:r>
+      <w:r>
+        <w:rPr>
+          <w:rFonts w:ascii="Times New Roman" w:hAnsi="Times New Roman" w:cs="Times New Roman"/>
+          <w:sz w:val="17"/>
+          <w:szCs w:val="17"/>
+        </w:rPr>
+        <w:t>Poster</w:t>
+      </w:r>
+      <w:r>
+        <w:rPr>
+          <w:rFonts w:ascii="Times New Roman" w:hAnsi="Times New Roman" w:cs="Times New Roman"/>
+          <w:sz w:val="17"/>
+          <w:szCs w:val="17"/>
+        </w:rPr>
+        <w:t xml:space="preserve">]. </w:t>
       </w:r>
       <w:r>
         <w:rPr>
@@ -2102,9 +2262,9 @@
           <w:sz w:val="17"/>
           <w:szCs w:val="17"/>
         </w:rPr>
-        <w:t xml:space="preserve">, Imperial College London. </w:t>
-      </w:r>
-      <w:hyperlink r:id="rId13" w:anchor="p2" w:history="1">
+        <w:t xml:space="preserve">, Imperial College London, London, UK. </w:t>
+      </w:r>
+      <w:hyperlink r:id="rId18" w:anchor="!/4376/presentation/10884" w:history="1">
         <w:r>
           <w:rPr>
             <w:rFonts w:ascii="Times New Roman" w:hAnsi="Times New Roman" w:cs="Times New Roman"/>
@@ -2113,7 +2273,22 @@
             <w:szCs w:val="17"/>
             <w:u w:val="single"/>
           </w:rPr>
-          <w:t>Abstract</w:t>
+          <w:t>Zenodo</w:t>
+        </w:r>
+      </w:hyperlink>
+      <w:r>
+        <w:t xml:space="preserve">  |  </w:t>
+      </w:r>
+      <w:hyperlink r:id="rId19" w:anchor="!/4376/presentation/10884" w:history="1">
+        <w:r>
+          <w:rPr>
+            <w:rFonts w:ascii="Times New Roman" w:hAnsi="Times New Roman" w:cs="Times New Roman"/>
+            <w:color w:val="2E5FA3"/>
+            <w:sz w:val="17"/>
+            <w:szCs w:val="17"/>
+            <w:u w:val="single"/>
+          </w:rPr>
+          <w:t>Program</w:t>
         </w:r>
       </w:hyperlink>
     </w:p>
@@ -2153,7 +2328,7 @@
           <w:sz w:val="17"/>
           <w:szCs w:val="17"/>
         </w:rPr>
-        <w:t xml:space="preserve">[6]  </w:t>
+        <w:t xml:space="preserve">[7]  </w:t>
       </w:r>
       <w:r>
         <w:rPr>
@@ -2181,7 +2356,7 @@
         </w:rPr>
         <w:t xml:space="preserve"> [Master’s thesis, Johns Hopkins University]. JScholarship. </w:t>
       </w:r>
-      <w:hyperlink r:id="rId14" w:history="1">
+      <w:hyperlink r:id="rId20" w:anchor="!/4376/presentation/10884" w:history="1">
         <w:r>
           <w:rPr>
             <w:rFonts w:ascii="Times New Roman" w:hAnsi="Times New Roman" w:cs="Times New Roman"/>
@@ -2211,7 +2386,7 @@
           <w:sz w:val="17"/>
           <w:szCs w:val="17"/>
         </w:rPr>
-        <w:t xml:space="preserve">[7]  </w:t>
+        <w:t xml:space="preserve">[8]  </w:t>
       </w:r>
       <w:r>
         <w:rPr>
@@ -2239,7 +2414,7 @@
         </w:rPr>
         <w:t xml:space="preserve"> [Undergraduate thesis, Georgia Institute of Technology]. Georgia Tech Repository. </w:t>
       </w:r>
-      <w:hyperlink r:id="rId15" w:history="1">
+      <w:hyperlink r:id="rId21" w:anchor="!/4376/presentation/10884" w:history="1">
         <w:r>
           <w:rPr>
             <w:rFonts w:ascii="Times New Roman" w:hAnsi="Times New Roman" w:cs="Times New Roman"/>
@@ -2254,7 +2429,7 @@
     </w:p>
     <w:sectPr>
       <w:pgSz w:w="12240" w:h="15840"/>
-      <w:pgMar w:top="1080" w:right="1440" w:bottom="1080" w:left="1440" w:header="708" w:footer="708" w:gutter="0"/>
+      <w:pgMar w:top="720" w:right="720" w:bottom="720" w:left="720" w:header="708" w:footer="708" w:gutter="0"/>
       <w:cols w:space="720"/>
       <w:docGrid w:linePitch="360"/>
     </w:sectPr>
@@ -3016,6 +3191,7 @@
   <w:style w:type="character" w:default="1" w:styleId="DefaultParagraphFont">
     <w:name w:val="Default Paragraph Font"/>
     <w:uiPriority w:val="1"/>
+    <w:semiHidden/>
     <w:unhideWhenUsed/>
   </w:style>
   <w:style w:type="table" w:default="1" w:styleId="TableNormal">

--- a/Resume/amalieshi_full_resume.docx
+++ b/Resume/amalieshi_full_resume.docx
@@ -1,10 +1,11 @@
 
 <file path=word/document.xml><?xml version="1.0" encoding="utf-8"?>
-<w:document xmlns:wpc="http://schemas.microsoft.com/office/word/2010/wordprocessingCanvas" xmlns:cx="http://schemas.microsoft.com/office/drawing/2014/chartex" xmlns:cx1="http://schemas.microsoft.com/office/drawing/2015/9/8/chartex" xmlns:cx2="http://schemas.microsoft.com/office/drawing/2015/10/21/chartex" xmlns:cx3="http://schemas.microsoft.com/office/drawing/2016/5/9/chartex" xmlns:cx4="http://schemas.microsoft.com/office/drawing/2016/5/10/chartex" xmlns:cx5="http://schemas.microsoft.com/office/drawing/2016/5/11/chartex" xmlns:cx6="http://schemas.microsoft.com/office/drawing/2016/5/12/chartex" xmlns:cx7="http://schemas.microsoft.com/office/drawing/2016/5/13/chartex" xmlns:cx8="http://schemas.microsoft.com/office/drawing/2016/5/14/chartex" xmlns:mc="http://schemas.openxmlformats.org/markup-compatibility/2006" xmlns:aink="http://schemas.microsoft.com/office/drawing/2016/ink" xmlns:am3d="http://schemas.microsoft.com/office/drawing/2017/model3d" xmlns:o="urn:schemas-microsoft-com:office:office" xmlns:oel="http://schemas.microsoft.com/office/2019/extlst" xmlns:r="http://schemas.openxmlformats.org/officeDocument/2006/relationships" xmlns:m="http://schemas.openxmlformats.org/officeDocument/2006/math" xmlns:v="urn:schemas-microsoft-com:vml" xmlns:wp14="http://schemas.microsoft.com/office/word/2010/wordprocessingDrawing" xmlns:wp="http://schemas.openxmlformats.org/drawingml/2006/wordprocessingDrawing" xmlns:w10="urn:schemas-microsoft-com:office:word" xmlns:w="http://schemas.openxmlformats.org/wordprocessingml/2006/main" xmlns:w14="http://schemas.microsoft.com/office/word/2010/wordml" xmlns:w15="http://schemas.microsoft.com/office/word/2012/wordml" xmlns:w16cex="http://schemas.microsoft.com/office/word/2018/wordml/cex" xmlns:w16cid="http://schemas.microsoft.com/office/word/2016/wordml/cid" xmlns:w16="http://schemas.microsoft.com/office/word/2018/wordml" xmlns:w16du="http://schemas.microsoft.com/office/word/2023/wordml/word16du" xmlns:w16sdtdh="http://schemas.microsoft.com/office/word/2020/wordml/sdtdatahash" xmlns:w16sdtfl="http://schemas.microsoft.com/office/word/2024/wordml/sdtformatlock" xmlns:w16se="http://schemas.microsoft.com/office/word/2015/wordml/symex" xmlns:wpg="http://schemas.microsoft.com/office/word/2010/wordprocessingGroup" xmlns:wpi="http://schemas.microsoft.com/office/word/2010/wordprocessingInk" xmlns:wne="http://schemas.microsoft.com/office/word/2006/wordml" xmlns:wps="http://schemas.microsoft.com/office/word/2010/wordprocessingShape" mc:Ignorable="w14 w15 w16se w16cid w16 w16cex w16sdtdh w16sdtfl w16du wp14">
+<w:document xmlns:o="urn:schemas-microsoft-com:office:office" xmlns:r="http://schemas.openxmlformats.org/officeDocument/2006/relationships" xmlns:v="urn:schemas-microsoft-com:vml" xmlns:w="http://schemas.openxmlformats.org/wordprocessingml/2006/main" xmlns:w10="urn:schemas-microsoft-com:office:word" xmlns:wp="http://schemas.openxmlformats.org/drawingml/2006/wordprocessingDrawing" xmlns:pic="http://schemas.openxmlformats.org/drawingml/2006/picture" xmlns:wps="http://schemas.microsoft.com/office/word/2010/wordprocessingShape" xmlns:wpg="http://schemas.microsoft.com/office/word/2010/wordprocessingGroup" xmlns:mc="http://schemas.openxmlformats.org/markup-compatibility/2006" xmlns:wp14="http://schemas.microsoft.com/office/word/2010/wordprocessingDrawing" xmlns:w14="http://schemas.microsoft.com/office/word/2010/wordml" xmlns:w15="http://schemas.microsoft.com/office/word/2012/wordml" mc:Ignorable="w14 wp14 w15">
   <w:body>
     <w:p>
       <w:pPr>
-        <w:spacing w:after="60"/>
+        <w:pStyle w:val="Normal"/>
+        <w:spacing w:before="0" w:after="60"/>
         <w:jc w:val="center"/>
         <w:rPr>
           <w:rFonts w:ascii="Times New Roman" w:hAnsi="Times New Roman" w:cs="Times New Roman"/>
@@ -12,7 +13,7 @@
       </w:pPr>
       <w:r>
         <w:rPr>
-          <w:rFonts w:ascii="Times New Roman" w:hAnsi="Times New Roman" w:cs="Times New Roman"/>
+          <w:rFonts w:cs="Times New Roman" w:ascii="Times New Roman" w:hAnsi="Times New Roman"/>
           <w:b/>
           <w:bCs/>
           <w:color w:val="1F3864"/>
@@ -24,7 +25,8 @@
     </w:p>
     <w:p>
       <w:pPr>
-        <w:spacing w:after="40"/>
+        <w:pStyle w:val="Normal"/>
+        <w:spacing w:before="0" w:after="40"/>
         <w:jc w:val="center"/>
         <w:rPr>
           <w:rFonts w:ascii="Times New Roman" w:hAnsi="Times New Roman" w:cs="Times New Roman"/>
@@ -32,29 +34,30 @@
       </w:pPr>
       <w:r>
         <w:rPr>
-          <w:rFonts w:ascii="Times New Roman" w:hAnsi="Times New Roman" w:cs="Times New Roman"/>
+          <w:rFonts w:cs="Times New Roman" w:ascii="Times New Roman" w:hAnsi="Times New Roman"/>
         </w:rPr>
         <w:t xml:space="preserve">Oxford, UK  |  </w:t>
       </w:r>
-      <w:hyperlink r:id="rId5" w:history="1">
+      <w:hyperlink r:id="rId2">
         <w:r>
           <w:rPr>
             <w:rStyle w:val="Hyperlink"/>
-            <w:rFonts w:ascii="Times New Roman" w:hAnsi="Times New Roman" w:cs="Times New Roman"/>
+            <w:rFonts w:cs="Times New Roman" w:ascii="Times New Roman" w:hAnsi="Times New Roman"/>
           </w:rPr>
           <w:t xml:space="preserve">amalie.hui.shi@gmail.com </w:t>
         </w:r>
       </w:hyperlink>
       <w:r>
         <w:rPr>
-          <w:rFonts w:ascii="Times New Roman" w:hAnsi="Times New Roman" w:cs="Times New Roman"/>
+          <w:rFonts w:cs="Times New Roman" w:ascii="Times New Roman" w:hAnsi="Times New Roman"/>
         </w:rPr>
         <w:t xml:space="preserve"> |  </w:t>
       </w:r>
-      <w:hyperlink r:id="rId6" w:history="1">
+      <w:hyperlink r:id="rId3">
         <w:r>
           <w:rPr>
-            <w:rFonts w:ascii="Times New Roman" w:hAnsi="Times New Roman" w:cs="Times New Roman"/>
+            <w:rStyle w:val="Style3"/>
+            <w:rFonts w:cs="Times New Roman" w:ascii="Times New Roman" w:hAnsi="Times New Roman"/>
             <w:color w:val="2E5FA3"/>
             <w:u w:val="single"/>
           </w:rPr>
@@ -63,14 +66,15 @@
       </w:hyperlink>
       <w:r>
         <w:rPr>
-          <w:rFonts w:ascii="Times New Roman" w:hAnsi="Times New Roman" w:cs="Times New Roman"/>
+          <w:rFonts w:cs="Times New Roman" w:ascii="Times New Roman" w:hAnsi="Times New Roman"/>
         </w:rPr>
         <w:t xml:space="preserve">  |  </w:t>
       </w:r>
-      <w:hyperlink r:id="rId7" w:history="1">
+      <w:hyperlink r:id="rId4">
         <w:r>
           <w:rPr>
-            <w:rFonts w:ascii="Times New Roman" w:hAnsi="Times New Roman" w:cs="Times New Roman"/>
+            <w:rStyle w:val="Style3"/>
+            <w:rFonts w:cs="Times New Roman" w:ascii="Times New Roman" w:hAnsi="Times New Roman"/>
             <w:color w:val="2E5FA3"/>
             <w:u w:val="single"/>
           </w:rPr>
@@ -79,15 +83,15 @@
       </w:hyperlink>
       <w:r>
         <w:rPr>
-          <w:rFonts w:ascii="Times New Roman" w:hAnsi="Times New Roman" w:cs="Times New Roman"/>
+          <w:rFonts w:cs="Times New Roman" w:ascii="Times New Roman" w:hAnsi="Times New Roman"/>
         </w:rPr>
         <w:t xml:space="preserve">  |  ORCID: </w:t>
       </w:r>
-      <w:hyperlink r:id="rId8" w:history="1">
+      <w:hyperlink r:id="rId5">
         <w:r>
           <w:rPr>
             <w:rStyle w:val="Hyperlink"/>
-            <w:rFonts w:ascii="Times New Roman" w:hAnsi="Times New Roman" w:cs="Times New Roman"/>
+            <w:rFonts w:cs="Times New Roman" w:ascii="Times New Roman" w:hAnsi="Times New Roman"/>
           </w:rPr>
           <w:t>0009-0001-2931-1414</w:t>
         </w:r>
@@ -95,6 +99,7 @@
     </w:p>
     <w:p>
       <w:pPr>
+        <w:pStyle w:val="Normal"/>
         <w:pBdr>
           <w:bottom w:val="single" w:sz="12" w:space="1" w:color="1F3864"/>
         </w:pBdr>
@@ -103,17 +108,23 @@
           <w:rFonts w:ascii="Times New Roman" w:hAnsi="Times New Roman" w:cs="Times New Roman"/>
         </w:rPr>
       </w:pPr>
-    </w:p>
-    <w:p>
-      <w:pPr>
-        <w:spacing w:before="200"/>
-        <w:rPr>
-          <w:rFonts w:ascii="Times New Roman" w:hAnsi="Times New Roman" w:cs="Times New Roman"/>
-        </w:rPr>
-      </w:pPr>
-      <w:r>
-        <w:rPr>
-          <w:rFonts w:ascii="Times New Roman" w:hAnsi="Times New Roman" w:cs="Times New Roman"/>
+      <w:r>
+        <w:rPr>
+          <w:rFonts w:cs="Times New Roman" w:ascii="Times New Roman" w:hAnsi="Times New Roman"/>
+        </w:rPr>
+      </w:r>
+    </w:p>
+    <w:p>
+      <w:pPr>
+        <w:pStyle w:val="Normal"/>
+        <w:spacing w:before="200" w:after="0"/>
+        <w:rPr>
+          <w:rFonts w:ascii="Times New Roman" w:hAnsi="Times New Roman" w:cs="Times New Roman"/>
+        </w:rPr>
+      </w:pPr>
+      <w:r>
+        <w:rPr>
+          <w:rFonts w:cs="Times New Roman" w:ascii="Times New Roman" w:hAnsi="Times New Roman"/>
           <w:b/>
           <w:bCs/>
           <w:color w:val="1F3864"/>
@@ -125,17 +136,24 @@
     </w:p>
     <w:p>
       <w:pPr>
+        <w:pStyle w:val="Normal"/>
         <w:pBdr>
           <w:bottom w:val="single" w:sz="8" w:space="1" w:color="1F3864"/>
         </w:pBdr>
-        <w:spacing w:after="60"/>
-        <w:rPr>
-          <w:rFonts w:ascii="Times New Roman" w:hAnsi="Times New Roman" w:cs="Times New Roman"/>
-        </w:rPr>
-      </w:pPr>
-    </w:p>
-    <w:p>
-      <w:pPr>
+        <w:spacing w:before="0" w:after="60"/>
+        <w:rPr>
+          <w:rFonts w:ascii="Times New Roman" w:hAnsi="Times New Roman" w:cs="Times New Roman"/>
+        </w:rPr>
+      </w:pPr>
+      <w:r>
+        <w:rPr>
+          <w:rFonts w:cs="Times New Roman" w:ascii="Times New Roman" w:hAnsi="Times New Roman"/>
+        </w:rPr>
+      </w:r>
+    </w:p>
+    <w:p>
+      <w:pPr>
+        <w:pStyle w:val="Normal"/>
         <w:spacing w:before="80" w:after="80"/>
         <w:jc w:val="both"/>
         <w:rPr>
@@ -144,21 +162,22 @@
       </w:pPr>
       <w:r>
         <w:rPr>
-          <w:rFonts w:ascii="Times New Roman" w:hAnsi="Times New Roman" w:cs="Times New Roman"/>
+          <w:rFonts w:cs="Times New Roman" w:ascii="Times New Roman" w:hAnsi="Times New Roman"/>
         </w:rPr>
         <w:t>Experienced biomedical and software engineer specialising in healthcare automation and medical imaging verification. With degrees from Johns Hopkins University and Georgia Tech, integrates Python-based frameworks to improve clinical software reliability. Certified PMP, EIT, ISTQB CTAL-TAE, and ASQ CSSYB — advancing innovation in digital healthcare systems across pharmaceutical and medical device industries.</w:t>
       </w:r>
     </w:p>
     <w:p>
       <w:pPr>
-        <w:spacing w:before="200"/>
-        <w:rPr>
-          <w:rFonts w:ascii="Times New Roman" w:hAnsi="Times New Roman" w:cs="Times New Roman"/>
-        </w:rPr>
-      </w:pPr>
-      <w:r>
-        <w:rPr>
-          <w:rFonts w:ascii="Times New Roman" w:hAnsi="Times New Roman" w:cs="Times New Roman"/>
+        <w:pStyle w:val="Normal"/>
+        <w:spacing w:before="200" w:after="0"/>
+        <w:rPr>
+          <w:rFonts w:ascii="Times New Roman" w:hAnsi="Times New Roman" w:cs="Times New Roman"/>
+        </w:rPr>
+      </w:pPr>
+      <w:r>
+        <w:rPr>
+          <w:rFonts w:cs="Times New Roman" w:ascii="Times New Roman" w:hAnsi="Times New Roman"/>
           <w:b/>
           <w:bCs/>
           <w:color w:val="1F3864"/>
@@ -170,19 +189,27 @@
     </w:p>
     <w:p>
       <w:pPr>
+        <w:pStyle w:val="Normal"/>
         <w:pBdr>
           <w:bottom w:val="single" w:sz="8" w:space="1" w:color="1F3864"/>
         </w:pBdr>
-        <w:spacing w:after="60"/>
-        <w:rPr>
-          <w:rFonts w:ascii="Times New Roman" w:hAnsi="Times New Roman" w:cs="Times New Roman"/>
-        </w:rPr>
-      </w:pPr>
-    </w:p>
-    <w:p>
-      <w:pPr>
+        <w:spacing w:before="0" w:after="60"/>
+        <w:rPr>
+          <w:rFonts w:ascii="Times New Roman" w:hAnsi="Times New Roman" w:cs="Times New Roman"/>
+        </w:rPr>
+      </w:pPr>
+      <w:r>
+        <w:rPr>
+          <w:rFonts w:cs="Times New Roman" w:ascii="Times New Roman" w:hAnsi="Times New Roman"/>
+        </w:rPr>
+      </w:r>
+    </w:p>
+    <w:p>
+      <w:pPr>
+        <w:pStyle w:val="Normal"/>
         <w:tabs>
-          <w:tab w:val="right" w:pos="10800"/>
+          <w:tab w:val="clear" w:pos="720"/>
+          <w:tab w:val="right" w:pos="10800" w:leader="none"/>
         </w:tabs>
         <w:spacing w:before="160" w:after="40"/>
         <w:rPr>
@@ -191,17 +218,17 @@
       </w:pPr>
       <w:r>
         <w:rPr>
-          <w:rFonts w:ascii="Times New Roman" w:hAnsi="Times New Roman" w:cs="Times New Roman"/>
+          <w:rFonts w:cs="Times New Roman" w:ascii="Times New Roman" w:hAnsi="Times New Roman"/>
           <w:b/>
           <w:bCs/>
           <w:sz w:val="20"/>
           <w:szCs w:val="20"/>
         </w:rPr>
-        <w:t>Software Test Engineer</w:t>
-      </w:r>
-      <w:r>
-        <w:rPr>
-          <w:rFonts w:ascii="Times New Roman" w:hAnsi="Times New Roman" w:cs="Times New Roman"/>
+        <w:t>Software Engineer</w:t>
+      </w:r>
+      <w:r>
+        <w:rPr>
+          <w:rFonts w:cs="Times New Roman" w:ascii="Times New Roman" w:hAnsi="Times New Roman"/>
           <w:sz w:val="20"/>
           <w:szCs w:val="20"/>
         </w:rPr>
@@ -209,7 +236,7 @@
       </w:r>
       <w:r>
         <w:rPr>
-          <w:rFonts w:ascii="Times New Roman" w:hAnsi="Times New Roman" w:cs="Times New Roman"/>
+          <w:rFonts w:cs="Times New Roman" w:ascii="Times New Roman" w:hAnsi="Times New Roman"/>
           <w:i/>
           <w:iCs/>
           <w:color w:val="AAAAAA"/>
@@ -223,7 +250,7 @@
         <w:pStyle w:val="ListParagraph"/>
         <w:numPr>
           <w:ilvl w:val="0"/>
-          <w:numId w:val="2"/>
+          <w:numId w:val="3"/>
         </w:numPr>
         <w:spacing w:before="40" w:after="40"/>
         <w:jc w:val="both"/>
@@ -233,7 +260,7 @@
       </w:pPr>
       <w:r>
         <w:rPr>
-          <w:rFonts w:ascii="Times New Roman" w:hAnsi="Times New Roman" w:cs="Times New Roman"/>
+          <w:rFonts w:cs="Times New Roman" w:ascii="Times New Roman" w:hAnsi="Times New Roman"/>
         </w:rPr>
         <w:t>Architected and deployed a suite of 30+ enterprise-grade automation frameworks using Django, PyTest, and PyWinAuto to verify 3D medical imaging UIs and communication portals; modernised verification workflows and significantly increased test coverage for high-stakes, mission-critical healthcare systems.</w:t>
       </w:r>
@@ -243,7 +270,7 @@
         <w:pStyle w:val="ListParagraph"/>
         <w:numPr>
           <w:ilvl w:val="0"/>
-          <w:numId w:val="2"/>
+          <w:numId w:val="1"/>
         </w:numPr>
         <w:spacing w:before="40" w:after="40"/>
         <w:jc w:val="both"/>
@@ -253,7 +280,7 @@
       </w:pPr>
       <w:r>
         <w:rPr>
-          <w:rFonts w:ascii="Times New Roman" w:hAnsi="Times New Roman" w:cs="Times New Roman"/>
+          <w:rFonts w:cs="Times New Roman" w:ascii="Times New Roman" w:hAnsi="Times New Roman"/>
         </w:rPr>
         <w:t>Led end-to-end validation and verification of design requirements for veterinary and orthopaedic X-ray systems, ensuring compliance with IEC 62304 and other international regulatory standards.</w:t>
       </w:r>
@@ -263,7 +290,7 @@
         <w:pStyle w:val="ListParagraph"/>
         <w:numPr>
           <w:ilvl w:val="0"/>
-          <w:numId w:val="2"/>
+          <w:numId w:val="1"/>
         </w:numPr>
         <w:spacing w:before="40" w:after="40"/>
         <w:jc w:val="both"/>
@@ -273,7 +300,7 @@
       </w:pPr>
       <w:r>
         <w:rPr>
-          <w:rFonts w:ascii="Times New Roman" w:hAnsi="Times New Roman" w:cs="Times New Roman"/>
+          <w:rFonts w:cs="Times New Roman" w:ascii="Times New Roman" w:hAnsi="Times New Roman"/>
         </w:rPr>
         <w:t>Authored and presented detailed technical test reports to cross-functional teams, enabling resolution of 45+ software and hardware defects through analytical troubleshooting and collaborative problem-solving.</w:t>
       </w:r>
@@ -283,7 +310,7 @@
         <w:pStyle w:val="ListParagraph"/>
         <w:numPr>
           <w:ilvl w:val="0"/>
-          <w:numId w:val="2"/>
+          <w:numId w:val="1"/>
         </w:numPr>
         <w:spacing w:before="40" w:after="40"/>
         <w:jc w:val="both"/>
@@ -293,15 +320,17 @@
       </w:pPr>
       <w:r>
         <w:rPr>
-          <w:rFonts w:ascii="Times New Roman" w:hAnsi="Times New Roman" w:cs="Times New Roman"/>
+          <w:rFonts w:cs="Times New Roman" w:ascii="Times New Roman" w:hAnsi="Times New Roman"/>
         </w:rPr>
         <w:t>Streamlined testing workflows and quality processes, resulting in improved defect detection efficiency and faster release cycles.</w:t>
       </w:r>
     </w:p>
     <w:p>
       <w:pPr>
+        <w:pStyle w:val="Normal"/>
         <w:tabs>
-          <w:tab w:val="right" w:pos="10800"/>
+          <w:tab w:val="clear" w:pos="720"/>
+          <w:tab w:val="right" w:pos="10800" w:leader="none"/>
         </w:tabs>
         <w:spacing w:before="160" w:after="40"/>
         <w:rPr>
@@ -310,7 +339,7 @@
       </w:pPr>
       <w:r>
         <w:rPr>
-          <w:rFonts w:ascii="Times New Roman" w:hAnsi="Times New Roman" w:cs="Times New Roman"/>
+          <w:rFonts w:cs="Times New Roman" w:ascii="Times New Roman" w:hAnsi="Times New Roman"/>
           <w:b/>
           <w:bCs/>
           <w:sz w:val="20"/>
@@ -320,7 +349,7 @@
       </w:r>
       <w:r>
         <w:rPr>
-          <w:rFonts w:ascii="Times New Roman" w:hAnsi="Times New Roman" w:cs="Times New Roman"/>
+          <w:rFonts w:cs="Times New Roman" w:ascii="Times New Roman" w:hAnsi="Times New Roman"/>
           <w:sz w:val="20"/>
           <w:szCs w:val="20"/>
         </w:rPr>
@@ -328,7 +357,7 @@
       </w:r>
       <w:r>
         <w:rPr>
-          <w:rFonts w:ascii="Times New Roman" w:hAnsi="Times New Roman" w:cs="Times New Roman"/>
+          <w:rFonts w:cs="Times New Roman" w:ascii="Times New Roman" w:hAnsi="Times New Roman"/>
           <w:i/>
           <w:iCs/>
           <w:color w:val="AAAAAA"/>
@@ -342,7 +371,7 @@
         <w:pStyle w:val="ListParagraph"/>
         <w:numPr>
           <w:ilvl w:val="0"/>
-          <w:numId w:val="2"/>
+          <w:numId w:val="1"/>
         </w:numPr>
         <w:spacing w:before="40" w:after="40"/>
         <w:jc w:val="both"/>
@@ -352,7 +381,7 @@
       </w:pPr>
       <w:r>
         <w:rPr>
-          <w:rFonts w:ascii="Times New Roman" w:hAnsi="Times New Roman" w:cs="Times New Roman"/>
+          <w:rFonts w:cs="Times New Roman" w:ascii="Times New Roman" w:hAnsi="Times New Roman"/>
         </w:rPr>
         <w:t>Gathered, analysed, and mapped user and process requirements into configurable automation logic for InfoBatch manufacturing systems, driving digital transformation and process optimisation for pharmaceutical clients.</w:t>
       </w:r>
@@ -362,7 +391,7 @@
         <w:pStyle w:val="ListParagraph"/>
         <w:numPr>
           <w:ilvl w:val="0"/>
-          <w:numId w:val="2"/>
+          <w:numId w:val="1"/>
         </w:numPr>
         <w:spacing w:before="40" w:after="40"/>
         <w:jc w:val="both"/>
@@ -372,7 +401,7 @@
       </w:pPr>
       <w:r>
         <w:rPr>
-          <w:rFonts w:ascii="Times New Roman" w:hAnsi="Times New Roman" w:cs="Times New Roman"/>
+          <w:rFonts w:cs="Times New Roman" w:ascii="Times New Roman" w:hAnsi="Times New Roman"/>
         </w:rPr>
         <w:t>Developed, tested, and validated 5 software updates and hotfixes for InfoBatch; managed the software release and product launch of InfoLog, including VM-based test environments, installation packaging (Advanced Installer), and automated test procedures.</w:t>
       </w:r>
@@ -382,7 +411,7 @@
         <w:pStyle w:val="ListParagraph"/>
         <w:numPr>
           <w:ilvl w:val="0"/>
-          <w:numId w:val="2"/>
+          <w:numId w:val="1"/>
         </w:numPr>
         <w:spacing w:before="40" w:after="40"/>
         <w:jc w:val="both"/>
@@ -392,7 +421,7 @@
       </w:pPr>
       <w:r>
         <w:rPr>
-          <w:rFonts w:ascii="Times New Roman" w:hAnsi="Times New Roman" w:cs="Times New Roman"/>
+          <w:rFonts w:cs="Times New Roman" w:ascii="Times New Roman" w:hAnsi="Times New Roman"/>
         </w:rPr>
         <w:t>Provided high-level technical support to resolve complex issues — HTML report formatting, delayed data uploads, printer integration — ensuring system uptime and customer satisfaction.</w:t>
       </w:r>
@@ -402,7 +431,7 @@
         <w:pStyle w:val="ListParagraph"/>
         <w:numPr>
           <w:ilvl w:val="0"/>
-          <w:numId w:val="2"/>
+          <w:numId w:val="1"/>
         </w:numPr>
         <w:spacing w:before="40" w:after="40"/>
         <w:jc w:val="both"/>
@@ -412,15 +441,17 @@
       </w:pPr>
       <w:r>
         <w:rPr>
-          <w:rFonts w:ascii="Times New Roman" w:hAnsi="Times New Roman" w:cs="Times New Roman"/>
+          <w:rFonts w:cs="Times New Roman" w:ascii="Times New Roman" w:hAnsi="Times New Roman"/>
         </w:rPr>
         <w:t>Collaborated with software developers, QA, and client engineering teams to align requirements and deliver robust, production-ready solutions.</w:t>
       </w:r>
     </w:p>
     <w:p>
       <w:pPr>
+        <w:pStyle w:val="Normal"/>
         <w:tabs>
-          <w:tab w:val="right" w:pos="10800"/>
+          <w:tab w:val="clear" w:pos="720"/>
+          <w:tab w:val="right" w:pos="10800" w:leader="none"/>
         </w:tabs>
         <w:spacing w:before="160" w:after="40"/>
         <w:rPr>
@@ -429,7 +460,7 @@
       </w:pPr>
       <w:r>
         <w:rPr>
-          <w:rFonts w:ascii="Times New Roman" w:hAnsi="Times New Roman" w:cs="Times New Roman"/>
+          <w:rFonts w:cs="Times New Roman" w:ascii="Times New Roman" w:hAnsi="Times New Roman"/>
           <w:b/>
           <w:bCs/>
           <w:sz w:val="20"/>
@@ -439,7 +470,7 @@
       </w:r>
       <w:r>
         <w:rPr>
-          <w:rFonts w:ascii="Times New Roman" w:hAnsi="Times New Roman" w:cs="Times New Roman"/>
+          <w:rFonts w:cs="Times New Roman" w:ascii="Times New Roman" w:hAnsi="Times New Roman"/>
           <w:sz w:val="20"/>
           <w:szCs w:val="20"/>
         </w:rPr>
@@ -447,7 +478,7 @@
       </w:r>
       <w:r>
         <w:rPr>
-          <w:rFonts w:ascii="Times New Roman" w:hAnsi="Times New Roman" w:cs="Times New Roman"/>
+          <w:rFonts w:cs="Times New Roman" w:ascii="Times New Roman" w:hAnsi="Times New Roman"/>
           <w:i/>
           <w:iCs/>
           <w:color w:val="AAAAAA"/>
@@ -461,7 +492,7 @@
         <w:pStyle w:val="ListParagraph"/>
         <w:numPr>
           <w:ilvl w:val="0"/>
-          <w:numId w:val="2"/>
+          <w:numId w:val="1"/>
         </w:numPr>
         <w:spacing w:before="40" w:after="40"/>
         <w:jc w:val="both"/>
@@ -471,7 +502,7 @@
       </w:pPr>
       <w:r>
         <w:rPr>
-          <w:rFonts w:ascii="Times New Roman" w:hAnsi="Times New Roman" w:cs="Times New Roman"/>
+          <w:rFonts w:cs="Times New Roman" w:ascii="Times New Roman" w:hAnsi="Times New Roman"/>
         </w:rPr>
         <w:t>Authored and executed 30+ validation protocols and reports covering equipment validation (IQ/OQ/PQ) and process validation (PV/PPQ), releasing manufacturing batches and commissioning 8+ automated systems, including blending tanks, labelling machines, water purification units, and serialisation equipment, under FDA cGMP standards.</w:t>
       </w:r>
@@ -481,7 +512,7 @@
         <w:pStyle w:val="ListParagraph"/>
         <w:numPr>
           <w:ilvl w:val="0"/>
-          <w:numId w:val="2"/>
+          <w:numId w:val="1"/>
         </w:numPr>
         <w:spacing w:before="40" w:after="40"/>
         <w:jc w:val="both"/>
@@ -491,7 +522,7 @@
       </w:pPr>
       <w:r>
         <w:rPr>
-          <w:rFonts w:ascii="Times New Roman" w:hAnsi="Times New Roman" w:cs="Times New Roman"/>
+          <w:rFonts w:cs="Times New Roman" w:ascii="Times New Roman" w:hAnsi="Times New Roman"/>
         </w:rPr>
         <w:t>Designed and optimised 5+ manufacturing and lab-scale processes using engineering design principles and data-driven analysis, improving process efficiency and product consistency.</w:t>
       </w:r>
@@ -501,7 +532,7 @@
         <w:pStyle w:val="ListParagraph"/>
         <w:numPr>
           <w:ilvl w:val="0"/>
-          <w:numId w:val="2"/>
+          <w:numId w:val="1"/>
         </w:numPr>
         <w:spacing w:before="40" w:after="40"/>
         <w:jc w:val="both"/>
@@ -511,7 +542,7 @@
       </w:pPr>
       <w:r>
         <w:rPr>
-          <w:rFonts w:ascii="Times New Roman" w:hAnsi="Times New Roman" w:cs="Times New Roman"/>
+          <w:rFonts w:cs="Times New Roman" w:ascii="Times New Roman" w:hAnsi="Times New Roman"/>
         </w:rPr>
         <w:t>Implemented CAPA and preventive maintenance programmes, driving equipment reliability, reduced downtime, and sustained cost efficiency across production operations.</w:t>
       </w:r>
@@ -521,7 +552,7 @@
         <w:pStyle w:val="ListParagraph"/>
         <w:numPr>
           <w:ilvl w:val="0"/>
-          <w:numId w:val="2"/>
+          <w:numId w:val="1"/>
         </w:numPr>
         <w:spacing w:before="40" w:after="40"/>
         <w:jc w:val="both"/>
@@ -531,21 +562,22 @@
       </w:pPr>
       <w:r>
         <w:rPr>
-          <w:rFonts w:ascii="Times New Roman" w:hAnsi="Times New Roman" w:cs="Times New Roman"/>
+          <w:rFonts w:cs="Times New Roman" w:ascii="Times New Roman" w:hAnsi="Times New Roman"/>
         </w:rPr>
         <w:t>Collaborated with R&amp;D, QA, and manufacturing teams to deliver engineering process improvements, ensuring ongoing compliance with FDA regulatory and technical standards.</w:t>
       </w:r>
     </w:p>
     <w:p>
       <w:pPr>
-        <w:spacing w:before="200"/>
-        <w:rPr>
-          <w:rFonts w:ascii="Times New Roman" w:hAnsi="Times New Roman" w:cs="Times New Roman"/>
-        </w:rPr>
-      </w:pPr>
-      <w:r>
-        <w:rPr>
-          <w:rFonts w:ascii="Times New Roman" w:hAnsi="Times New Roman" w:cs="Times New Roman"/>
+        <w:pStyle w:val="Normal"/>
+        <w:spacing w:before="200" w:after="0"/>
+        <w:rPr>
+          <w:rFonts w:ascii="Times New Roman" w:hAnsi="Times New Roman" w:cs="Times New Roman"/>
+        </w:rPr>
+      </w:pPr>
+      <w:r>
+        <w:rPr>
+          <w:rFonts w:cs="Times New Roman" w:ascii="Times New Roman" w:hAnsi="Times New Roman"/>
           <w:b/>
           <w:bCs/>
           <w:color w:val="1F3864"/>
@@ -557,19 +589,27 @@
     </w:p>
     <w:p>
       <w:pPr>
+        <w:pStyle w:val="Normal"/>
         <w:pBdr>
           <w:bottom w:val="single" w:sz="8" w:space="1" w:color="1F3864"/>
         </w:pBdr>
-        <w:spacing w:after="60"/>
-        <w:rPr>
-          <w:rFonts w:ascii="Times New Roman" w:hAnsi="Times New Roman" w:cs="Times New Roman"/>
-        </w:rPr>
-      </w:pPr>
-    </w:p>
-    <w:p>
-      <w:pPr>
+        <w:spacing w:before="0" w:after="60"/>
+        <w:rPr>
+          <w:rFonts w:ascii="Times New Roman" w:hAnsi="Times New Roman" w:cs="Times New Roman"/>
+        </w:rPr>
+      </w:pPr>
+      <w:r>
+        <w:rPr>
+          <w:rFonts w:cs="Times New Roman" w:ascii="Times New Roman" w:hAnsi="Times New Roman"/>
+        </w:rPr>
+      </w:r>
+    </w:p>
+    <w:p>
+      <w:pPr>
+        <w:pStyle w:val="Normal"/>
         <w:tabs>
-          <w:tab w:val="right" w:pos="10800"/>
+          <w:tab w:val="clear" w:pos="720"/>
+          <w:tab w:val="right" w:pos="10800" w:leader="none"/>
         </w:tabs>
         <w:spacing w:before="160" w:after="40"/>
         <w:rPr>
@@ -578,7 +618,7 @@
       </w:pPr>
       <w:r>
         <w:rPr>
-          <w:rFonts w:ascii="Times New Roman" w:hAnsi="Times New Roman" w:cs="Times New Roman"/>
+          <w:rFonts w:cs="Times New Roman" w:ascii="Times New Roman" w:hAnsi="Times New Roman"/>
           <w:b/>
           <w:bCs/>
           <w:sz w:val="20"/>
@@ -588,7 +628,7 @@
       </w:r>
       <w:r>
         <w:rPr>
-          <w:rFonts w:ascii="Times New Roman" w:hAnsi="Times New Roman" w:cs="Times New Roman"/>
+          <w:rFonts w:cs="Times New Roman" w:ascii="Times New Roman" w:hAnsi="Times New Roman"/>
           <w:i/>
           <w:iCs/>
           <w:color w:val="AAAAAA"/>
@@ -599,6 +639,7 @@
     </w:p>
     <w:p>
       <w:pPr>
+        <w:pStyle w:val="Normal"/>
         <w:spacing w:before="20" w:after="40"/>
         <w:jc w:val="both"/>
         <w:rPr>
@@ -607,7 +648,7 @@
       </w:pPr>
       <w:r>
         <w:rPr>
-          <w:rFonts w:ascii="Times New Roman" w:hAnsi="Times New Roman" w:cs="Times New Roman"/>
+          <w:rFonts w:cs="Times New Roman" w:ascii="Times New Roman" w:hAnsi="Times New Roman"/>
           <w:i/>
           <w:iCs/>
         </w:rPr>
@@ -619,7 +660,7 @@
         <w:pStyle w:val="ListParagraph"/>
         <w:numPr>
           <w:ilvl w:val="0"/>
-          <w:numId w:val="2"/>
+          <w:numId w:val="1"/>
         </w:numPr>
         <w:spacing w:before="40" w:after="40"/>
         <w:jc w:val="both"/>
@@ -629,7 +670,7 @@
       </w:pPr>
       <w:r>
         <w:rPr>
-          <w:rFonts w:ascii="Times New Roman" w:hAnsi="Times New Roman" w:cs="Times New Roman"/>
+          <w:rFonts w:cs="Times New Roman" w:ascii="Times New Roman" w:hAnsi="Times New Roman"/>
         </w:rPr>
         <w:t>Validated DICOM service compliance across four critical healthcare workflows — Modality Worklist (MWL), Modality Performed Procedure Step (MPPS), Radiation Dose Structured Report (RDSR), and DICOM Storage — using the DICOM Validation Toolkit (DVTK).</w:t>
       </w:r>
@@ -639,7 +680,7 @@
         <w:pStyle w:val="ListParagraph"/>
         <w:numPr>
           <w:ilvl w:val="0"/>
-          <w:numId w:val="2"/>
+          <w:numId w:val="1"/>
         </w:numPr>
         <w:spacing w:before="40" w:after="40"/>
         <w:jc w:val="both"/>
@@ -649,7 +690,7 @@
       </w:pPr>
       <w:r>
         <w:rPr>
-          <w:rFonts w:ascii="Times New Roman" w:hAnsi="Times New Roman" w:cs="Times New Roman"/>
+          <w:rFonts w:cs="Times New Roman" w:ascii="Times New Roman" w:hAnsi="Times New Roman"/>
         </w:rPr>
         <w:t>Developed a full-stack web application to orchestrate DVTK validation runs, aggregate conformance results, and surface structured reports, replacing ad hoc manual checks with a repeatable, traceable verification workflow.</w:t>
       </w:r>
@@ -659,7 +700,7 @@
         <w:pStyle w:val="ListParagraph"/>
         <w:numPr>
           <w:ilvl w:val="0"/>
-          <w:numId w:val="2"/>
+          <w:numId w:val="1"/>
         </w:numPr>
         <w:spacing w:before="40" w:after="40"/>
         <w:jc w:val="both"/>
@@ -669,15 +710,17 @@
       </w:pPr>
       <w:r>
         <w:rPr>
-          <w:rFonts w:ascii="Times New Roman" w:hAnsi="Times New Roman" w:cs="Times New Roman"/>
+          <w:rFonts w:cs="Times New Roman" w:ascii="Times New Roman" w:hAnsi="Times New Roman"/>
         </w:rPr>
         <w:t>Improved auditability and regulatory traceability by consolidating conformance evidence into a single platform, enabling faster identification of protocol deviations across system configurations.</w:t>
       </w:r>
     </w:p>
     <w:p>
       <w:pPr>
+        <w:pStyle w:val="Normal"/>
         <w:tabs>
-          <w:tab w:val="right" w:pos="10800"/>
+          <w:tab w:val="clear" w:pos="720"/>
+          <w:tab w:val="right" w:pos="10800" w:leader="none"/>
         </w:tabs>
         <w:spacing w:before="160" w:after="40"/>
         <w:rPr>
@@ -686,7 +729,7 @@
       </w:pPr>
       <w:r>
         <w:rPr>
-          <w:rFonts w:ascii="Times New Roman" w:hAnsi="Times New Roman" w:cs="Times New Roman"/>
+          <w:rFonts w:cs="Times New Roman" w:ascii="Times New Roman" w:hAnsi="Times New Roman"/>
           <w:b/>
           <w:bCs/>
           <w:sz w:val="20"/>
@@ -696,26 +739,18 @@
       </w:r>
       <w:r>
         <w:rPr>
-          <w:rFonts w:ascii="Times New Roman" w:hAnsi="Times New Roman" w:cs="Times New Roman"/>
+          <w:rFonts w:cs="Times New Roman" w:ascii="Times New Roman" w:hAnsi="Times New Roman"/>
           <w:i/>
           <w:iCs/>
           <w:color w:val="AAAAAA"/>
         </w:rPr>
         <w:tab/>
-        <w:t>202</w:t>
-      </w:r>
-      <w:r>
-        <w:rPr>
-          <w:rFonts w:ascii="Times New Roman" w:hAnsi="Times New Roman" w:cs="Times New Roman"/>
-          <w:i/>
-          <w:iCs/>
-          <w:color w:val="AAAAAA"/>
-        </w:rPr>
-        <w:t>2-2024</w:t>
-      </w:r>
-    </w:p>
-    <w:p>
-      <w:pPr>
+        <w:t>2022-2024</w:t>
+      </w:r>
+    </w:p>
+    <w:p>
+      <w:pPr>
+        <w:pStyle w:val="Normal"/>
         <w:spacing w:before="20" w:after="40"/>
         <w:jc w:val="both"/>
         <w:rPr>
@@ -724,7 +759,7 @@
       </w:pPr>
       <w:r>
         <w:rPr>
-          <w:rFonts w:ascii="Times New Roman" w:hAnsi="Times New Roman" w:cs="Times New Roman"/>
+          <w:rFonts w:cs="Times New Roman" w:ascii="Times New Roman" w:hAnsi="Times New Roman"/>
           <w:i/>
           <w:iCs/>
         </w:rPr>
@@ -736,7 +771,7 @@
         <w:pStyle w:val="ListParagraph"/>
         <w:numPr>
           <w:ilvl w:val="0"/>
-          <w:numId w:val="2"/>
+          <w:numId w:val="1"/>
         </w:numPr>
         <w:spacing w:before="40" w:after="40"/>
         <w:jc w:val="both"/>
@@ -746,7 +781,7 @@
       </w:pPr>
       <w:r>
         <w:rPr>
-          <w:rFonts w:ascii="Times New Roman" w:hAnsi="Times New Roman" w:cs="Times New Roman"/>
+          <w:rFonts w:cs="Times New Roman" w:ascii="Times New Roman" w:hAnsi="Times New Roman"/>
         </w:rPr>
         <w:t>Built a PyWinAuto-based automation framework simulating end-user behaviour at scale, executing image acquisition workflows thousands of times without manual intervention.</w:t>
       </w:r>
@@ -756,7 +791,7 @@
         <w:pStyle w:val="ListParagraph"/>
         <w:numPr>
           <w:ilvl w:val="0"/>
-          <w:numId w:val="2"/>
+          <w:numId w:val="1"/>
         </w:numPr>
         <w:spacing w:before="40" w:after="40"/>
         <w:jc w:val="both"/>
@@ -766,15 +801,17 @@
       </w:pPr>
       <w:r>
         <w:rPr>
-          <w:rFonts w:ascii="Times New Roman" w:hAnsi="Times New Roman" w:cs="Times New Roman"/>
+          <w:rFonts w:cs="Times New Roman" w:ascii="Times New Roman" w:hAnsi="Times New Roman"/>
         </w:rPr>
         <w:t>Reduced manual testing effort and human error by integrating continuous verification into the software development lifecycle, enabling early detection of regressions and improving software robustness.</w:t>
       </w:r>
     </w:p>
     <w:p>
       <w:pPr>
+        <w:pStyle w:val="Normal"/>
         <w:tabs>
-          <w:tab w:val="right" w:pos="10800"/>
+          <w:tab w:val="clear" w:pos="720"/>
+          <w:tab w:val="right" w:pos="10800" w:leader="none"/>
         </w:tabs>
         <w:spacing w:before="160" w:after="40"/>
         <w:rPr>
@@ -783,37 +820,28 @@
       </w:pPr>
       <w:r>
         <w:rPr>
-          <w:rFonts w:ascii="Times New Roman" w:hAnsi="Times New Roman" w:cs="Times New Roman"/>
+          <w:rFonts w:cs="Times New Roman" w:ascii="Times New Roman" w:hAnsi="Times New Roman"/>
           <w:b/>
           <w:bCs/>
           <w:sz w:val="20"/>
           <w:szCs w:val="20"/>
         </w:rPr>
-        <w:lastRenderedPageBreak/>
         <w:t>InfoBatch Software Upgrade &amp; Validation</w:t>
       </w:r>
       <w:r>
         <w:rPr>
-          <w:rFonts w:ascii="Times New Roman" w:hAnsi="Times New Roman" w:cs="Times New Roman"/>
+          <w:rFonts w:cs="Times New Roman" w:ascii="Times New Roman" w:hAnsi="Times New Roman"/>
           <w:i/>
           <w:iCs/>
           <w:color w:val="AAAAAA"/>
         </w:rPr>
         <w:tab/>
-        <w:t>2021</w:t>
-      </w:r>
-      <w:r>
-        <w:rPr>
-          <w:rFonts w:ascii="Times New Roman" w:hAnsi="Times New Roman" w:cs="Times New Roman"/>
-          <w:i/>
-          <w:iCs/>
-          <w:color w:val="AAAAAA"/>
-        </w:rPr>
-        <w:t>-2022</w:t>
-      </w:r>
-    </w:p>
-    <w:p>
-      <w:pPr>
+        <w:t>2021-2022</w:t>
+      </w:r>
+    </w:p>
+    <w:p>
+      <w:pPr>
+        <w:pStyle w:val="Normal"/>
         <w:spacing w:before="20" w:after="40"/>
         <w:jc w:val="both"/>
         <w:rPr>
@@ -822,7 +850,7 @@
       </w:pPr>
       <w:r>
         <w:rPr>
-          <w:rFonts w:ascii="Times New Roman" w:hAnsi="Times New Roman" w:cs="Times New Roman"/>
+          <w:rFonts w:cs="Times New Roman" w:ascii="Times New Roman" w:hAnsi="Times New Roman"/>
           <w:i/>
           <w:iCs/>
         </w:rPr>
@@ -834,7 +862,7 @@
         <w:pStyle w:val="ListParagraph"/>
         <w:numPr>
           <w:ilvl w:val="0"/>
-          <w:numId w:val="2"/>
+          <w:numId w:val="1"/>
         </w:numPr>
         <w:spacing w:before="40" w:after="40"/>
         <w:jc w:val="both"/>
@@ -844,7 +872,7 @@
       </w:pPr>
       <w:r>
         <w:rPr>
-          <w:rFonts w:ascii="Times New Roman" w:hAnsi="Times New Roman" w:cs="Times New Roman"/>
+          <w:rFonts w:cs="Times New Roman" w:ascii="Times New Roman" w:hAnsi="Times New Roman"/>
         </w:rPr>
         <w:t>Biogen: Managed a two-site upgrade from v3.0 to v4.0, ensuring continuity of data integrity and system functionality post-migration.</w:t>
       </w:r>
@@ -854,7 +882,7 @@
         <w:pStyle w:val="ListParagraph"/>
         <w:numPr>
           <w:ilvl w:val="0"/>
-          <w:numId w:val="2"/>
+          <w:numId w:val="1"/>
         </w:numPr>
         <w:spacing w:before="40" w:after="40"/>
         <w:jc w:val="both"/>
@@ -864,21 +892,22 @@
       </w:pPr>
       <w:r>
         <w:rPr>
-          <w:rFonts w:ascii="Times New Roman" w:hAnsi="Times New Roman" w:cs="Times New Roman"/>
+          <w:rFonts w:cs="Times New Roman" w:ascii="Times New Roman" w:hAnsi="Times New Roman"/>
         </w:rPr>
         <w:t>RE Mason: Executed a two-site upgrade from v2.0 to v4.0, spanning a broader version delta requiring additional regression validation.</w:t>
       </w:r>
     </w:p>
     <w:p>
       <w:pPr>
-        <w:spacing w:before="200"/>
-        <w:rPr>
-          <w:rFonts w:ascii="Times New Roman" w:hAnsi="Times New Roman" w:cs="Times New Roman"/>
-        </w:rPr>
-      </w:pPr>
-      <w:r>
-        <w:rPr>
-          <w:rFonts w:ascii="Times New Roman" w:hAnsi="Times New Roman" w:cs="Times New Roman"/>
+        <w:pStyle w:val="Normal"/>
+        <w:spacing w:before="200" w:after="0"/>
+        <w:rPr>
+          <w:rFonts w:ascii="Times New Roman" w:hAnsi="Times New Roman" w:cs="Times New Roman"/>
+        </w:rPr>
+      </w:pPr>
+      <w:r>
+        <w:rPr>
+          <w:rFonts w:cs="Times New Roman" w:ascii="Times New Roman" w:hAnsi="Times New Roman"/>
           <w:b/>
           <w:bCs/>
           <w:color w:val="1F3864"/>
@@ -890,17 +919,24 @@
     </w:p>
     <w:p>
       <w:pPr>
+        <w:pStyle w:val="Normal"/>
         <w:pBdr>
           <w:bottom w:val="single" w:sz="8" w:space="1" w:color="1F3864"/>
         </w:pBdr>
-        <w:spacing w:after="60"/>
-        <w:rPr>
-          <w:rFonts w:ascii="Times New Roman" w:hAnsi="Times New Roman" w:cs="Times New Roman"/>
-        </w:rPr>
-      </w:pPr>
-    </w:p>
-    <w:p>
-      <w:pPr>
+        <w:spacing w:before="0" w:after="60"/>
+        <w:rPr>
+          <w:rFonts w:ascii="Times New Roman" w:hAnsi="Times New Roman" w:cs="Times New Roman"/>
+        </w:rPr>
+      </w:pPr>
+      <w:r>
+        <w:rPr>
+          <w:rFonts w:cs="Times New Roman" w:ascii="Times New Roman" w:hAnsi="Times New Roman"/>
+        </w:rPr>
+      </w:r>
+    </w:p>
+    <w:p>
+      <w:pPr>
+        <w:pStyle w:val="Normal"/>
         <w:spacing w:before="80" w:after="40"/>
         <w:rPr>
           <w:rFonts w:ascii="Times New Roman" w:hAnsi="Times New Roman" w:cs="Times New Roman"/>
@@ -908,7 +944,7 @@
       </w:pPr>
       <w:r>
         <w:rPr>
-          <w:rFonts w:ascii="Times New Roman" w:hAnsi="Times New Roman" w:cs="Times New Roman"/>
+          <w:rFonts w:cs="Times New Roman" w:ascii="Times New Roman" w:hAnsi="Times New Roman"/>
           <w:b/>
           <w:bCs/>
         </w:rPr>
@@ -916,21 +952,22 @@
       </w:r>
       <w:r>
         <w:rPr>
-          <w:rFonts w:ascii="Times New Roman" w:hAnsi="Times New Roman" w:cs="Times New Roman"/>
+          <w:rFonts w:cs="Times New Roman" w:ascii="Times New Roman" w:hAnsi="Times New Roman"/>
         </w:rPr>
         <w:t>Python, Django, PyTest, PyWinAuto, DVTK, HTML, CSS, Tailwind, JavaScript, Git, MATLAB, Microsoft SQL Server</w:t>
       </w:r>
     </w:p>
     <w:p>
       <w:pPr>
-        <w:spacing w:after="40"/>
-        <w:rPr>
-          <w:rFonts w:ascii="Times New Roman" w:hAnsi="Times New Roman" w:cs="Times New Roman"/>
-        </w:rPr>
-      </w:pPr>
-      <w:r>
-        <w:rPr>
-          <w:rFonts w:ascii="Times New Roman" w:hAnsi="Times New Roman" w:cs="Times New Roman"/>
+        <w:pStyle w:val="Normal"/>
+        <w:spacing w:before="0" w:after="40"/>
+        <w:rPr>
+          <w:rFonts w:ascii="Times New Roman" w:hAnsi="Times New Roman" w:cs="Times New Roman"/>
+        </w:rPr>
+      </w:pPr>
+      <w:r>
+        <w:rPr>
+          <w:rFonts w:cs="Times New Roman" w:ascii="Times New Roman" w:hAnsi="Times New Roman"/>
           <w:b/>
           <w:bCs/>
         </w:rPr>
@@ -938,21 +975,22 @@
       </w:r>
       <w:r>
         <w:rPr>
-          <w:rFonts w:ascii="Times New Roman" w:hAnsi="Times New Roman" w:cs="Times New Roman"/>
+          <w:rFonts w:cs="Times New Roman" w:ascii="Times New Roman" w:hAnsi="Times New Roman"/>
         </w:rPr>
         <w:t>Statistical Analysis, Data Mining, Data Management, Reporting &amp; Visualisation, R, Database Management</w:t>
       </w:r>
     </w:p>
     <w:p>
       <w:pPr>
-        <w:spacing w:after="40"/>
-        <w:rPr>
-          <w:rFonts w:ascii="Times New Roman" w:hAnsi="Times New Roman" w:cs="Times New Roman"/>
-        </w:rPr>
-      </w:pPr>
-      <w:r>
-        <w:rPr>
-          <w:rFonts w:ascii="Times New Roman" w:hAnsi="Times New Roman" w:cs="Times New Roman"/>
+        <w:pStyle w:val="Normal"/>
+        <w:spacing w:before="0" w:after="40"/>
+        <w:rPr>
+          <w:rFonts w:ascii="Times New Roman" w:hAnsi="Times New Roman" w:cs="Times New Roman"/>
+        </w:rPr>
+      </w:pPr>
+      <w:r>
+        <w:rPr>
+          <w:rFonts w:cs="Times New Roman" w:ascii="Times New Roman" w:hAnsi="Times New Roman"/>
           <w:b/>
           <w:bCs/>
         </w:rPr>
@@ -960,21 +998,22 @@
       </w:r>
       <w:r>
         <w:rPr>
-          <w:rFonts w:ascii="Times New Roman" w:hAnsi="Times New Roman" w:cs="Times New Roman"/>
+          <w:rFonts w:cs="Times New Roman" w:ascii="Times New Roman" w:hAnsi="Times New Roman"/>
         </w:rPr>
         <w:t>IEC 62304, FDA cGMP, IQ/OQ/PQ Validation, CAPA, DICOM, Medical Device Software Verification &amp; Validation</w:t>
       </w:r>
     </w:p>
     <w:p>
       <w:pPr>
-        <w:spacing w:after="40"/>
-        <w:rPr>
-          <w:rFonts w:ascii="Times New Roman" w:hAnsi="Times New Roman" w:cs="Times New Roman"/>
-        </w:rPr>
-      </w:pPr>
-      <w:r>
-        <w:rPr>
-          <w:rFonts w:ascii="Times New Roman" w:hAnsi="Times New Roman" w:cs="Times New Roman"/>
+        <w:pStyle w:val="Normal"/>
+        <w:spacing w:before="0" w:after="40"/>
+        <w:rPr>
+          <w:rFonts w:ascii="Times New Roman" w:hAnsi="Times New Roman" w:cs="Times New Roman"/>
+        </w:rPr>
+      </w:pPr>
+      <w:r>
+        <w:rPr>
+          <w:rFonts w:cs="Times New Roman" w:ascii="Times New Roman" w:hAnsi="Times New Roman"/>
           <w:b/>
           <w:bCs/>
         </w:rPr>
@@ -982,21 +1021,22 @@
       </w:r>
       <w:r>
         <w:rPr>
-          <w:rFonts w:ascii="Times New Roman" w:hAnsi="Times New Roman" w:cs="Times New Roman"/>
+          <w:rFonts w:cs="Times New Roman" w:ascii="Times New Roman" w:hAnsi="Times New Roman"/>
         </w:rPr>
         <w:t>Project Management (PMP), Jira, Process Improvement, Product Requirement Management, Cross-functional Team Leadership</w:t>
       </w:r>
     </w:p>
     <w:p>
       <w:pPr>
-        <w:spacing w:before="200"/>
-        <w:rPr>
-          <w:rFonts w:ascii="Times New Roman" w:hAnsi="Times New Roman" w:cs="Times New Roman"/>
-        </w:rPr>
-      </w:pPr>
-      <w:r>
-        <w:rPr>
-          <w:rFonts w:ascii="Times New Roman" w:hAnsi="Times New Roman" w:cs="Times New Roman"/>
+        <w:pStyle w:val="Normal"/>
+        <w:spacing w:before="200" w:after="0"/>
+        <w:rPr>
+          <w:rFonts w:ascii="Times New Roman" w:hAnsi="Times New Roman" w:cs="Times New Roman"/>
+        </w:rPr>
+      </w:pPr>
+      <w:r>
+        <w:rPr>
+          <w:rFonts w:cs="Times New Roman" w:ascii="Times New Roman" w:hAnsi="Times New Roman"/>
           <w:b/>
           <w:bCs/>
           <w:color w:val="1F3864"/>
@@ -1008,19 +1048,27 @@
     </w:p>
     <w:p>
       <w:pPr>
+        <w:pStyle w:val="Normal"/>
         <w:pBdr>
           <w:bottom w:val="single" w:sz="8" w:space="1" w:color="1F3864"/>
         </w:pBdr>
-        <w:spacing w:after="60"/>
-        <w:rPr>
-          <w:rFonts w:ascii="Times New Roman" w:hAnsi="Times New Roman" w:cs="Times New Roman"/>
-        </w:rPr>
-      </w:pPr>
-    </w:p>
-    <w:p>
-      <w:pPr>
+        <w:spacing w:before="0" w:after="60"/>
+        <w:rPr>
+          <w:rFonts w:ascii="Times New Roman" w:hAnsi="Times New Roman" w:cs="Times New Roman"/>
+        </w:rPr>
+      </w:pPr>
+      <w:r>
+        <w:rPr>
+          <w:rFonts w:cs="Times New Roman" w:ascii="Times New Roman" w:hAnsi="Times New Roman"/>
+        </w:rPr>
+      </w:r>
+    </w:p>
+    <w:p>
+      <w:pPr>
+        <w:pStyle w:val="Normal"/>
         <w:tabs>
-          <w:tab w:val="right" w:pos="10800"/>
+          <w:tab w:val="clear" w:pos="720"/>
+          <w:tab w:val="right" w:pos="10800" w:leader="none"/>
         </w:tabs>
         <w:spacing w:before="160" w:after="40"/>
         <w:rPr>
@@ -1029,7 +1077,7 @@
       </w:pPr>
       <w:r>
         <w:rPr>
-          <w:rFonts w:ascii="Times New Roman" w:hAnsi="Times New Roman" w:cs="Times New Roman"/>
+          <w:rFonts w:cs="Times New Roman" w:ascii="Times New Roman" w:hAnsi="Times New Roman"/>
           <w:b/>
           <w:bCs/>
           <w:sz w:val="20"/>
@@ -1039,7 +1087,7 @@
       </w:r>
       <w:r>
         <w:rPr>
-          <w:rFonts w:ascii="Times New Roman" w:hAnsi="Times New Roman" w:cs="Times New Roman"/>
+          <w:rFonts w:cs="Times New Roman" w:ascii="Times New Roman" w:hAnsi="Times New Roman"/>
           <w:sz w:val="20"/>
           <w:szCs w:val="20"/>
         </w:rPr>
@@ -1047,7 +1095,7 @@
       </w:r>
       <w:r>
         <w:rPr>
-          <w:rFonts w:ascii="Times New Roman" w:hAnsi="Times New Roman" w:cs="Times New Roman"/>
+          <w:rFonts w:cs="Times New Roman" w:ascii="Times New Roman" w:hAnsi="Times New Roman"/>
           <w:i/>
           <w:iCs/>
           <w:color w:val="AAAAAA"/>
@@ -1058,6 +1106,7 @@
     </w:p>
     <w:p>
       <w:pPr>
+        <w:pStyle w:val="Normal"/>
         <w:spacing w:before="20" w:after="40"/>
         <w:rPr>
           <w:rFonts w:ascii="Times New Roman" w:hAnsi="Times New Roman" w:cs="Times New Roman"/>
@@ -1065,7 +1114,7 @@
       </w:pPr>
       <w:r>
         <w:rPr>
-          <w:rFonts w:ascii="Times New Roman" w:hAnsi="Times New Roman" w:cs="Times New Roman"/>
+          <w:rFonts w:cs="Times New Roman" w:ascii="Times New Roman" w:hAnsi="Times New Roman"/>
           <w:i/>
           <w:iCs/>
         </w:rPr>
@@ -1074,8 +1123,10 @@
     </w:p>
     <w:p>
       <w:pPr>
+        <w:pStyle w:val="Normal"/>
         <w:tabs>
-          <w:tab w:val="right" w:pos="10800"/>
+          <w:tab w:val="clear" w:pos="720"/>
+          <w:tab w:val="right" w:pos="10800" w:leader="none"/>
         </w:tabs>
         <w:spacing w:before="160" w:after="40"/>
         <w:rPr>
@@ -1084,7 +1135,7 @@
       </w:pPr>
       <w:r>
         <w:rPr>
-          <w:rFonts w:ascii="Times New Roman" w:hAnsi="Times New Roman" w:cs="Times New Roman"/>
+          <w:rFonts w:cs="Times New Roman" w:ascii="Times New Roman" w:hAnsi="Times New Roman"/>
           <w:b/>
           <w:bCs/>
           <w:sz w:val="20"/>
@@ -1094,7 +1145,7 @@
       </w:r>
       <w:r>
         <w:rPr>
-          <w:rFonts w:ascii="Times New Roman" w:hAnsi="Times New Roman" w:cs="Times New Roman"/>
+          <w:rFonts w:cs="Times New Roman" w:ascii="Times New Roman" w:hAnsi="Times New Roman"/>
           <w:sz w:val="20"/>
           <w:szCs w:val="20"/>
         </w:rPr>
@@ -1102,7 +1153,7 @@
       </w:r>
       <w:r>
         <w:rPr>
-          <w:rFonts w:ascii="Times New Roman" w:hAnsi="Times New Roman" w:cs="Times New Roman"/>
+          <w:rFonts w:cs="Times New Roman" w:ascii="Times New Roman" w:hAnsi="Times New Roman"/>
           <w:i/>
           <w:iCs/>
           <w:color w:val="AAAAAA"/>
@@ -1113,6 +1164,7 @@
     </w:p>
     <w:p>
       <w:pPr>
+        <w:pStyle w:val="Normal"/>
         <w:spacing w:before="20" w:after="40"/>
         <w:rPr>
           <w:rFonts w:ascii="Times New Roman" w:hAnsi="Times New Roman" w:cs="Times New Roman"/>
@@ -1120,7 +1172,7 @@
       </w:pPr>
       <w:r>
         <w:rPr>
-          <w:rFonts w:ascii="Times New Roman" w:hAnsi="Times New Roman" w:cs="Times New Roman"/>
+          <w:rFonts w:cs="Times New Roman" w:ascii="Times New Roman" w:hAnsi="Times New Roman"/>
           <w:i/>
           <w:iCs/>
         </w:rPr>
@@ -1129,14 +1181,15 @@
     </w:p>
     <w:p>
       <w:pPr>
-        <w:spacing w:before="200"/>
-        <w:rPr>
-          <w:rFonts w:ascii="Times New Roman" w:hAnsi="Times New Roman" w:cs="Times New Roman"/>
-        </w:rPr>
-      </w:pPr>
-      <w:r>
-        <w:rPr>
-          <w:rFonts w:ascii="Times New Roman" w:hAnsi="Times New Roman" w:cs="Times New Roman"/>
+        <w:pStyle w:val="Normal"/>
+        <w:spacing w:before="200" w:after="0"/>
+        <w:rPr>
+          <w:rFonts w:ascii="Times New Roman" w:hAnsi="Times New Roman" w:cs="Times New Roman"/>
+        </w:rPr>
+      </w:pPr>
+      <w:r>
+        <w:rPr>
+          <w:rFonts w:cs="Times New Roman" w:ascii="Times New Roman" w:hAnsi="Times New Roman"/>
           <w:b/>
           <w:bCs/>
           <w:color w:val="1F3864"/>
@@ -1148,31 +1201,34 @@
     </w:p>
     <w:p>
       <w:pPr>
+        <w:pStyle w:val="Normal"/>
         <w:pBdr>
           <w:bottom w:val="single" w:sz="8" w:space="1" w:color="1F3864"/>
         </w:pBdr>
-        <w:spacing w:after="60"/>
-        <w:rPr>
-          <w:rFonts w:ascii="Times New Roman" w:hAnsi="Times New Roman" w:cs="Times New Roman"/>
-        </w:rPr>
-      </w:pPr>
+        <w:spacing w:before="0" w:after="60"/>
+        <w:rPr>
+          <w:rFonts w:ascii="Times New Roman" w:hAnsi="Times New Roman" w:cs="Times New Roman"/>
+        </w:rPr>
+      </w:pPr>
+      <w:r>
+        <w:rPr>
+          <w:rFonts w:cs="Times New Roman" w:ascii="Times New Roman" w:hAnsi="Times New Roman"/>
+        </w:rPr>
+      </w:r>
     </w:p>
     <w:tbl>
       <w:tblPr>
         <w:tblW w:w="10710" w:type="dxa"/>
-        <w:tblBorders>
-          <w:top w:val="single" w:sz="4" w:space="0" w:color="auto"/>
-          <w:left w:val="single" w:sz="4" w:space="0" w:color="auto"/>
-          <w:bottom w:val="single" w:sz="4" w:space="0" w:color="auto"/>
-          <w:right w:val="single" w:sz="4" w:space="0" w:color="auto"/>
-          <w:insideH w:val="single" w:sz="4" w:space="0" w:color="auto"/>
-          <w:insideV w:val="single" w:sz="4" w:space="0" w:color="auto"/>
-        </w:tblBorders>
+        <w:jc w:val="start"/>
+        <w:tblInd w:w="0" w:type="dxa"/>
+        <w:tblLayout w:type="fixed"/>
         <w:tblCellMar>
-          <w:left w:w="10" w:type="dxa"/>
-          <w:right w:w="10" w:type="dxa"/>
+          <w:top w:w="60" w:type="dxa"/>
+          <w:start w:w="0" w:type="dxa"/>
+          <w:bottom w:w="60" w:type="dxa"/>
+          <w:end w:w="120" w:type="dxa"/>
         </w:tblCellMar>
-        <w:tblLook w:val="04A0" w:firstRow="1" w:lastRow="0" w:firstColumn="1" w:lastColumn="0" w:noHBand="0" w:noVBand="1"/>
+        <w:tblLook w:val="04a0" w:firstRow="1" w:noVBand="1" w:lastRow="0" w:firstColumn="1" w:lastColumn="0" w:noHBand="0"/>
       </w:tblPr>
       <w:tblGrid>
         <w:gridCol w:w="5130"/>
@@ -1180,31 +1236,25 @@
         <w:gridCol w:w="1810"/>
       </w:tblGrid>
       <w:tr>
+        <w:trPr/>
         <w:tc>
           <w:tcPr>
             <w:tcW w:w="5130" w:type="dxa"/>
             <w:tcBorders>
-              <w:top w:val="single" w:sz="1" w:space="0" w:color="DDDDDD"/>
-              <w:left w:val="none" w:sz="0" w:space="0" w:color="FFFFFF"/>
-              <w:bottom w:val="single" w:sz="1" w:space="0" w:color="DDDDDD"/>
-              <w:right w:val="none" w:sz="0" w:space="0" w:color="FFFFFF"/>
+              <w:top w:val="single" w:sz="2" w:space="0" w:color="DDDDDD"/>
+              <w:bottom w:val="single" w:sz="2" w:space="0" w:color="DDDDDD"/>
             </w:tcBorders>
-            <w:tcMar>
-              <w:top w:w="60" w:type="dxa"/>
-              <w:left w:w="0" w:type="dxa"/>
-              <w:bottom w:w="60" w:type="dxa"/>
-              <w:right w:w="120" w:type="dxa"/>
-            </w:tcMar>
           </w:tcPr>
           <w:p>
             <w:pPr>
+              <w:pStyle w:val="Normal"/>
               <w:rPr>
                 <w:rFonts w:ascii="Times New Roman" w:hAnsi="Times New Roman" w:cs="Times New Roman"/>
               </w:rPr>
             </w:pPr>
             <w:r>
               <w:rPr>
-                <w:rFonts w:ascii="Times New Roman" w:hAnsi="Times New Roman" w:cs="Times New Roman"/>
+                <w:rFonts w:cs="Times New Roman" w:ascii="Times New Roman" w:hAnsi="Times New Roman"/>
                 <w:b/>
                 <w:bCs/>
               </w:rPr>
@@ -1216,27 +1266,23 @@
           <w:tcPr>
             <w:tcW w:w="3770" w:type="dxa"/>
             <w:tcBorders>
-              <w:top w:val="single" w:sz="1" w:space="0" w:color="DDDDDD"/>
-              <w:left w:val="none" w:sz="0" w:space="0" w:color="FFFFFF"/>
-              <w:bottom w:val="single" w:sz="1" w:space="0" w:color="DDDDDD"/>
-              <w:right w:val="none" w:sz="0" w:space="0" w:color="FFFFFF"/>
+              <w:top w:val="single" w:sz="2" w:space="0" w:color="DDDDDD"/>
+              <w:bottom w:val="single" w:sz="2" w:space="0" w:color="DDDDDD"/>
             </w:tcBorders>
             <w:tcMar>
-              <w:top w:w="60" w:type="dxa"/>
-              <w:left w:w="120" w:type="dxa"/>
-              <w:bottom w:w="60" w:type="dxa"/>
-              <w:right w:w="120" w:type="dxa"/>
+              <w:start w:w="120" w:type="dxa"/>
             </w:tcMar>
           </w:tcPr>
           <w:p>
             <w:pPr>
+              <w:pStyle w:val="Normal"/>
               <w:rPr>
                 <w:rFonts w:ascii="Times New Roman" w:hAnsi="Times New Roman" w:cs="Times New Roman"/>
               </w:rPr>
             </w:pPr>
             <w:r>
               <w:rPr>
-                <w:rFonts w:ascii="Times New Roman" w:hAnsi="Times New Roman" w:cs="Times New Roman"/>
+                <w:rFonts w:cs="Times New Roman" w:ascii="Times New Roman" w:hAnsi="Times New Roman"/>
                 <w:sz w:val="16"/>
                 <w:szCs w:val="16"/>
               </w:rPr>
@@ -1248,28 +1294,25 @@
           <w:tcPr>
             <w:tcW w:w="1810" w:type="dxa"/>
             <w:tcBorders>
-              <w:top w:val="single" w:sz="1" w:space="0" w:color="DDDDDD"/>
-              <w:left w:val="none" w:sz="0" w:space="0" w:color="FFFFFF"/>
-              <w:bottom w:val="single" w:sz="1" w:space="0" w:color="DDDDDD"/>
-              <w:right w:val="none" w:sz="0" w:space="0" w:color="FFFFFF"/>
+              <w:top w:val="single" w:sz="2" w:space="0" w:color="DDDDDD"/>
+              <w:bottom w:val="single" w:sz="2" w:space="0" w:color="DDDDDD"/>
             </w:tcBorders>
             <w:tcMar>
-              <w:top w:w="60" w:type="dxa"/>
-              <w:left w:w="120" w:type="dxa"/>
-              <w:bottom w:w="60" w:type="dxa"/>
-              <w:right w:w="0" w:type="dxa"/>
+              <w:start w:w="120" w:type="dxa"/>
+              <w:end w:w="0" w:type="dxa"/>
             </w:tcMar>
           </w:tcPr>
           <w:p>
             <w:pPr>
-              <w:jc w:val="right"/>
+              <w:pStyle w:val="Normal"/>
+              <w:jc w:val="end"/>
               <w:rPr>
                 <w:rFonts w:ascii="Times New Roman" w:hAnsi="Times New Roman" w:cs="Times New Roman"/>
               </w:rPr>
             </w:pPr>
             <w:r>
               <w:rPr>
-                <w:rFonts w:ascii="Times New Roman" w:hAnsi="Times New Roman" w:cs="Times New Roman"/>
+                <w:rFonts w:cs="Times New Roman" w:ascii="Times New Roman" w:hAnsi="Times New Roman"/>
                 <w:color w:val="AAAAAA"/>
                 <w:sz w:val="16"/>
                 <w:szCs w:val="16"/>
@@ -1280,31 +1323,25 @@
         </w:tc>
       </w:tr>
       <w:tr>
+        <w:trPr/>
         <w:tc>
           <w:tcPr>
             <w:tcW w:w="5130" w:type="dxa"/>
             <w:tcBorders>
-              <w:top w:val="single" w:sz="1" w:space="0" w:color="DDDDDD"/>
-              <w:left w:val="none" w:sz="0" w:space="0" w:color="FFFFFF"/>
-              <w:bottom w:val="single" w:sz="1" w:space="0" w:color="DDDDDD"/>
-              <w:right w:val="none" w:sz="0" w:space="0" w:color="FFFFFF"/>
+              <w:top w:val="single" w:sz="2" w:space="0" w:color="DDDDDD"/>
+              <w:bottom w:val="single" w:sz="2" w:space="0" w:color="DDDDDD"/>
             </w:tcBorders>
-            <w:tcMar>
-              <w:top w:w="60" w:type="dxa"/>
-              <w:left w:w="0" w:type="dxa"/>
-              <w:bottom w:w="60" w:type="dxa"/>
-              <w:right w:w="120" w:type="dxa"/>
-            </w:tcMar>
           </w:tcPr>
           <w:p>
             <w:pPr>
+              <w:pStyle w:val="Normal"/>
               <w:rPr>
                 <w:rFonts w:ascii="Times New Roman" w:hAnsi="Times New Roman" w:cs="Times New Roman"/>
               </w:rPr>
             </w:pPr>
             <w:r>
               <w:rPr>
-                <w:rFonts w:ascii="Times New Roman" w:hAnsi="Times New Roman" w:cs="Times New Roman"/>
+                <w:rFonts w:cs="Times New Roman" w:ascii="Times New Roman" w:hAnsi="Times New Roman"/>
                 <w:b/>
                 <w:bCs/>
               </w:rPr>
@@ -1316,27 +1353,23 @@
           <w:tcPr>
             <w:tcW w:w="3770" w:type="dxa"/>
             <w:tcBorders>
-              <w:top w:val="single" w:sz="1" w:space="0" w:color="DDDDDD"/>
-              <w:left w:val="none" w:sz="0" w:space="0" w:color="FFFFFF"/>
-              <w:bottom w:val="single" w:sz="1" w:space="0" w:color="DDDDDD"/>
-              <w:right w:val="none" w:sz="0" w:space="0" w:color="FFFFFF"/>
+              <w:top w:val="single" w:sz="2" w:space="0" w:color="DDDDDD"/>
+              <w:bottom w:val="single" w:sz="2" w:space="0" w:color="DDDDDD"/>
             </w:tcBorders>
             <w:tcMar>
-              <w:top w:w="60" w:type="dxa"/>
-              <w:left w:w="120" w:type="dxa"/>
-              <w:bottom w:w="60" w:type="dxa"/>
-              <w:right w:w="120" w:type="dxa"/>
+              <w:start w:w="120" w:type="dxa"/>
             </w:tcMar>
           </w:tcPr>
           <w:p>
             <w:pPr>
+              <w:pStyle w:val="Normal"/>
               <w:rPr>
                 <w:rFonts w:ascii="Times New Roman" w:hAnsi="Times New Roman" w:cs="Times New Roman"/>
               </w:rPr>
             </w:pPr>
             <w:r>
               <w:rPr>
-                <w:rFonts w:ascii="Times New Roman" w:hAnsi="Times New Roman" w:cs="Times New Roman"/>
+                <w:rFonts w:cs="Times New Roman" w:ascii="Times New Roman" w:hAnsi="Times New Roman"/>
                 <w:sz w:val="16"/>
                 <w:szCs w:val="16"/>
               </w:rPr>
@@ -1348,28 +1381,25 @@
           <w:tcPr>
             <w:tcW w:w="1810" w:type="dxa"/>
             <w:tcBorders>
-              <w:top w:val="single" w:sz="1" w:space="0" w:color="DDDDDD"/>
-              <w:left w:val="none" w:sz="0" w:space="0" w:color="FFFFFF"/>
-              <w:bottom w:val="single" w:sz="1" w:space="0" w:color="DDDDDD"/>
-              <w:right w:val="none" w:sz="0" w:space="0" w:color="FFFFFF"/>
+              <w:top w:val="single" w:sz="2" w:space="0" w:color="DDDDDD"/>
+              <w:bottom w:val="single" w:sz="2" w:space="0" w:color="DDDDDD"/>
             </w:tcBorders>
             <w:tcMar>
-              <w:top w:w="60" w:type="dxa"/>
-              <w:left w:w="120" w:type="dxa"/>
-              <w:bottom w:w="60" w:type="dxa"/>
-              <w:right w:w="0" w:type="dxa"/>
+              <w:start w:w="120" w:type="dxa"/>
+              <w:end w:w="0" w:type="dxa"/>
             </w:tcMar>
           </w:tcPr>
           <w:p>
             <w:pPr>
-              <w:jc w:val="right"/>
+              <w:pStyle w:val="Normal"/>
+              <w:jc w:val="end"/>
               <w:rPr>
                 <w:rFonts w:ascii="Times New Roman" w:hAnsi="Times New Roman" w:cs="Times New Roman"/>
               </w:rPr>
             </w:pPr>
             <w:r>
               <w:rPr>
-                <w:rFonts w:ascii="Times New Roman" w:hAnsi="Times New Roman" w:cs="Times New Roman"/>
+                <w:rFonts w:cs="Times New Roman" w:ascii="Times New Roman" w:hAnsi="Times New Roman"/>
                 <w:color w:val="AAAAAA"/>
                 <w:sz w:val="16"/>
                 <w:szCs w:val="16"/>
@@ -1380,31 +1410,25 @@
         </w:tc>
       </w:tr>
       <w:tr>
+        <w:trPr/>
         <w:tc>
           <w:tcPr>
             <w:tcW w:w="5130" w:type="dxa"/>
             <w:tcBorders>
-              <w:top w:val="single" w:sz="1" w:space="0" w:color="DDDDDD"/>
-              <w:left w:val="none" w:sz="0" w:space="0" w:color="FFFFFF"/>
-              <w:bottom w:val="single" w:sz="1" w:space="0" w:color="DDDDDD"/>
-              <w:right w:val="none" w:sz="0" w:space="0" w:color="FFFFFF"/>
+              <w:top w:val="single" w:sz="2" w:space="0" w:color="DDDDDD"/>
+              <w:bottom w:val="single" w:sz="2" w:space="0" w:color="DDDDDD"/>
             </w:tcBorders>
-            <w:tcMar>
-              <w:top w:w="60" w:type="dxa"/>
-              <w:left w:w="0" w:type="dxa"/>
-              <w:bottom w:w="60" w:type="dxa"/>
-              <w:right w:w="120" w:type="dxa"/>
-            </w:tcMar>
           </w:tcPr>
           <w:p>
             <w:pPr>
+              <w:pStyle w:val="Normal"/>
               <w:rPr>
                 <w:rFonts w:ascii="Times New Roman" w:hAnsi="Times New Roman" w:cs="Times New Roman"/>
               </w:rPr>
             </w:pPr>
             <w:r>
               <w:rPr>
-                <w:rFonts w:ascii="Times New Roman" w:hAnsi="Times New Roman" w:cs="Times New Roman"/>
+                <w:rFonts w:cs="Times New Roman" w:ascii="Times New Roman" w:hAnsi="Times New Roman"/>
                 <w:b/>
                 <w:bCs/>
               </w:rPr>
@@ -1416,27 +1440,23 @@
           <w:tcPr>
             <w:tcW w:w="3770" w:type="dxa"/>
             <w:tcBorders>
-              <w:top w:val="single" w:sz="1" w:space="0" w:color="DDDDDD"/>
-              <w:left w:val="none" w:sz="0" w:space="0" w:color="FFFFFF"/>
-              <w:bottom w:val="single" w:sz="1" w:space="0" w:color="DDDDDD"/>
-              <w:right w:val="none" w:sz="0" w:space="0" w:color="FFFFFF"/>
+              <w:top w:val="single" w:sz="2" w:space="0" w:color="DDDDDD"/>
+              <w:bottom w:val="single" w:sz="2" w:space="0" w:color="DDDDDD"/>
             </w:tcBorders>
             <w:tcMar>
-              <w:top w:w="60" w:type="dxa"/>
-              <w:left w:w="120" w:type="dxa"/>
-              <w:bottom w:w="60" w:type="dxa"/>
-              <w:right w:w="120" w:type="dxa"/>
+              <w:start w:w="120" w:type="dxa"/>
             </w:tcMar>
           </w:tcPr>
           <w:p>
             <w:pPr>
+              <w:pStyle w:val="Normal"/>
               <w:rPr>
                 <w:rFonts w:ascii="Times New Roman" w:hAnsi="Times New Roman" w:cs="Times New Roman"/>
               </w:rPr>
             </w:pPr>
             <w:r>
               <w:rPr>
-                <w:rFonts w:ascii="Times New Roman" w:hAnsi="Times New Roman" w:cs="Times New Roman"/>
+                <w:rFonts w:cs="Times New Roman" w:ascii="Times New Roman" w:hAnsi="Times New Roman"/>
                 <w:sz w:val="16"/>
                 <w:szCs w:val="16"/>
               </w:rPr>
@@ -1448,28 +1468,25 @@
           <w:tcPr>
             <w:tcW w:w="1810" w:type="dxa"/>
             <w:tcBorders>
-              <w:top w:val="single" w:sz="1" w:space="0" w:color="DDDDDD"/>
-              <w:left w:val="none" w:sz="0" w:space="0" w:color="FFFFFF"/>
-              <w:bottom w:val="single" w:sz="1" w:space="0" w:color="DDDDDD"/>
-              <w:right w:val="none" w:sz="0" w:space="0" w:color="FFFFFF"/>
+              <w:top w:val="single" w:sz="2" w:space="0" w:color="DDDDDD"/>
+              <w:bottom w:val="single" w:sz="2" w:space="0" w:color="DDDDDD"/>
             </w:tcBorders>
             <w:tcMar>
-              <w:top w:w="60" w:type="dxa"/>
-              <w:left w:w="120" w:type="dxa"/>
-              <w:bottom w:w="60" w:type="dxa"/>
-              <w:right w:w="0" w:type="dxa"/>
+              <w:start w:w="120" w:type="dxa"/>
+              <w:end w:w="0" w:type="dxa"/>
             </w:tcMar>
           </w:tcPr>
           <w:p>
             <w:pPr>
-              <w:jc w:val="right"/>
+              <w:pStyle w:val="Normal"/>
+              <w:jc w:val="end"/>
               <w:rPr>
                 <w:rFonts w:ascii="Times New Roman" w:hAnsi="Times New Roman" w:cs="Times New Roman"/>
               </w:rPr>
             </w:pPr>
             <w:r>
               <w:rPr>
-                <w:rFonts w:ascii="Times New Roman" w:hAnsi="Times New Roman" w:cs="Times New Roman"/>
+                <w:rFonts w:cs="Times New Roman" w:ascii="Times New Roman" w:hAnsi="Times New Roman"/>
                 <w:color w:val="AAAAAA"/>
                 <w:sz w:val="16"/>
                 <w:szCs w:val="16"/>
@@ -1480,31 +1497,25 @@
         </w:tc>
       </w:tr>
       <w:tr>
+        <w:trPr/>
         <w:tc>
           <w:tcPr>
             <w:tcW w:w="5130" w:type="dxa"/>
             <w:tcBorders>
-              <w:top w:val="single" w:sz="1" w:space="0" w:color="DDDDDD"/>
-              <w:left w:val="none" w:sz="0" w:space="0" w:color="FFFFFF"/>
-              <w:bottom w:val="single" w:sz="1" w:space="0" w:color="DDDDDD"/>
-              <w:right w:val="none" w:sz="0" w:space="0" w:color="FFFFFF"/>
+              <w:top w:val="single" w:sz="2" w:space="0" w:color="DDDDDD"/>
+              <w:bottom w:val="single" w:sz="2" w:space="0" w:color="DDDDDD"/>
             </w:tcBorders>
-            <w:tcMar>
-              <w:top w:w="60" w:type="dxa"/>
-              <w:left w:w="0" w:type="dxa"/>
-              <w:bottom w:w="60" w:type="dxa"/>
-              <w:right w:w="120" w:type="dxa"/>
-            </w:tcMar>
           </w:tcPr>
           <w:p>
             <w:pPr>
+              <w:pStyle w:val="Normal"/>
               <w:rPr>
                 <w:rFonts w:ascii="Times New Roman" w:hAnsi="Times New Roman" w:cs="Times New Roman"/>
               </w:rPr>
             </w:pPr>
             <w:r>
               <w:rPr>
-                <w:rFonts w:ascii="Times New Roman" w:hAnsi="Times New Roman" w:cs="Times New Roman"/>
+                <w:rFonts w:cs="Times New Roman" w:ascii="Times New Roman" w:hAnsi="Times New Roman"/>
                 <w:b/>
                 <w:bCs/>
               </w:rPr>
@@ -1516,27 +1527,23 @@
           <w:tcPr>
             <w:tcW w:w="3770" w:type="dxa"/>
             <w:tcBorders>
-              <w:top w:val="single" w:sz="1" w:space="0" w:color="DDDDDD"/>
-              <w:left w:val="none" w:sz="0" w:space="0" w:color="FFFFFF"/>
-              <w:bottom w:val="single" w:sz="1" w:space="0" w:color="DDDDDD"/>
-              <w:right w:val="none" w:sz="0" w:space="0" w:color="FFFFFF"/>
+              <w:top w:val="single" w:sz="2" w:space="0" w:color="DDDDDD"/>
+              <w:bottom w:val="single" w:sz="2" w:space="0" w:color="DDDDDD"/>
             </w:tcBorders>
             <w:tcMar>
-              <w:top w:w="60" w:type="dxa"/>
-              <w:left w:w="120" w:type="dxa"/>
-              <w:bottom w:w="60" w:type="dxa"/>
-              <w:right w:w="120" w:type="dxa"/>
+              <w:start w:w="120" w:type="dxa"/>
             </w:tcMar>
           </w:tcPr>
           <w:p>
             <w:pPr>
+              <w:pStyle w:val="Normal"/>
               <w:rPr>
                 <w:rFonts w:ascii="Times New Roman" w:hAnsi="Times New Roman" w:cs="Times New Roman"/>
               </w:rPr>
             </w:pPr>
             <w:r>
               <w:rPr>
-                <w:rFonts w:ascii="Times New Roman" w:hAnsi="Times New Roman" w:cs="Times New Roman"/>
+                <w:rFonts w:cs="Times New Roman" w:ascii="Times New Roman" w:hAnsi="Times New Roman"/>
                 <w:sz w:val="16"/>
                 <w:szCs w:val="16"/>
               </w:rPr>
@@ -1548,28 +1555,25 @@
           <w:tcPr>
             <w:tcW w:w="1810" w:type="dxa"/>
             <w:tcBorders>
-              <w:top w:val="single" w:sz="1" w:space="0" w:color="DDDDDD"/>
-              <w:left w:val="none" w:sz="0" w:space="0" w:color="FFFFFF"/>
-              <w:bottom w:val="single" w:sz="1" w:space="0" w:color="DDDDDD"/>
-              <w:right w:val="none" w:sz="0" w:space="0" w:color="FFFFFF"/>
+              <w:top w:val="single" w:sz="2" w:space="0" w:color="DDDDDD"/>
+              <w:bottom w:val="single" w:sz="2" w:space="0" w:color="DDDDDD"/>
             </w:tcBorders>
             <w:tcMar>
-              <w:top w:w="60" w:type="dxa"/>
-              <w:left w:w="120" w:type="dxa"/>
-              <w:bottom w:w="60" w:type="dxa"/>
-              <w:right w:w="0" w:type="dxa"/>
+              <w:start w:w="120" w:type="dxa"/>
+              <w:end w:w="0" w:type="dxa"/>
             </w:tcMar>
           </w:tcPr>
           <w:p>
             <w:pPr>
-              <w:jc w:val="right"/>
+              <w:pStyle w:val="Normal"/>
+              <w:jc w:val="end"/>
               <w:rPr>
                 <w:rFonts w:ascii="Times New Roman" w:hAnsi="Times New Roman" w:cs="Times New Roman"/>
               </w:rPr>
             </w:pPr>
             <w:r>
               <w:rPr>
-                <w:rFonts w:ascii="Times New Roman" w:hAnsi="Times New Roman" w:cs="Times New Roman"/>
+                <w:rFonts w:cs="Times New Roman" w:ascii="Times New Roman" w:hAnsi="Times New Roman"/>
                 <w:color w:val="AAAAAA"/>
                 <w:sz w:val="16"/>
                 <w:szCs w:val="16"/>
@@ -1580,31 +1584,25 @@
         </w:tc>
       </w:tr>
       <w:tr>
+        <w:trPr/>
         <w:tc>
           <w:tcPr>
             <w:tcW w:w="5130" w:type="dxa"/>
             <w:tcBorders>
-              <w:top w:val="single" w:sz="1" w:space="0" w:color="DDDDDD"/>
-              <w:left w:val="none" w:sz="0" w:space="0" w:color="FFFFFF"/>
-              <w:bottom w:val="single" w:sz="1" w:space="0" w:color="DDDDDD"/>
-              <w:right w:val="none" w:sz="0" w:space="0" w:color="FFFFFF"/>
+              <w:top w:val="single" w:sz="2" w:space="0" w:color="DDDDDD"/>
+              <w:bottom w:val="single" w:sz="2" w:space="0" w:color="DDDDDD"/>
             </w:tcBorders>
-            <w:tcMar>
-              <w:top w:w="60" w:type="dxa"/>
-              <w:left w:w="0" w:type="dxa"/>
-              <w:bottom w:w="60" w:type="dxa"/>
-              <w:right w:w="120" w:type="dxa"/>
-            </w:tcMar>
           </w:tcPr>
           <w:p>
             <w:pPr>
+              <w:pStyle w:val="Normal"/>
               <w:rPr>
                 <w:rFonts w:ascii="Times New Roman" w:hAnsi="Times New Roman" w:cs="Times New Roman"/>
               </w:rPr>
             </w:pPr>
             <w:r>
               <w:rPr>
-                <w:rFonts w:ascii="Times New Roman" w:hAnsi="Times New Roman" w:cs="Times New Roman"/>
+                <w:rFonts w:cs="Times New Roman" w:ascii="Times New Roman" w:hAnsi="Times New Roman"/>
                 <w:b/>
                 <w:bCs/>
               </w:rPr>
@@ -1616,27 +1614,23 @@
           <w:tcPr>
             <w:tcW w:w="3770" w:type="dxa"/>
             <w:tcBorders>
-              <w:top w:val="single" w:sz="1" w:space="0" w:color="DDDDDD"/>
-              <w:left w:val="none" w:sz="0" w:space="0" w:color="FFFFFF"/>
-              <w:bottom w:val="single" w:sz="1" w:space="0" w:color="DDDDDD"/>
-              <w:right w:val="none" w:sz="0" w:space="0" w:color="FFFFFF"/>
+              <w:top w:val="single" w:sz="2" w:space="0" w:color="DDDDDD"/>
+              <w:bottom w:val="single" w:sz="2" w:space="0" w:color="DDDDDD"/>
             </w:tcBorders>
             <w:tcMar>
-              <w:top w:w="60" w:type="dxa"/>
-              <w:left w:w="120" w:type="dxa"/>
-              <w:bottom w:w="60" w:type="dxa"/>
-              <w:right w:w="120" w:type="dxa"/>
+              <w:start w:w="120" w:type="dxa"/>
             </w:tcMar>
           </w:tcPr>
           <w:p>
             <w:pPr>
+              <w:pStyle w:val="Normal"/>
               <w:rPr>
                 <w:rFonts w:ascii="Times New Roman" w:hAnsi="Times New Roman" w:cs="Times New Roman"/>
               </w:rPr>
             </w:pPr>
             <w:r>
               <w:rPr>
-                <w:rFonts w:ascii="Times New Roman" w:hAnsi="Times New Roman" w:cs="Times New Roman"/>
+                <w:rFonts w:cs="Times New Roman" w:ascii="Times New Roman" w:hAnsi="Times New Roman"/>
                 <w:sz w:val="16"/>
                 <w:szCs w:val="16"/>
               </w:rPr>
@@ -1648,28 +1642,25 @@
           <w:tcPr>
             <w:tcW w:w="1810" w:type="dxa"/>
             <w:tcBorders>
-              <w:top w:val="single" w:sz="1" w:space="0" w:color="DDDDDD"/>
-              <w:left w:val="none" w:sz="0" w:space="0" w:color="FFFFFF"/>
-              <w:bottom w:val="single" w:sz="1" w:space="0" w:color="DDDDDD"/>
-              <w:right w:val="none" w:sz="0" w:space="0" w:color="FFFFFF"/>
+              <w:top w:val="single" w:sz="2" w:space="0" w:color="DDDDDD"/>
+              <w:bottom w:val="single" w:sz="2" w:space="0" w:color="DDDDDD"/>
             </w:tcBorders>
             <w:tcMar>
-              <w:top w:w="60" w:type="dxa"/>
-              <w:left w:w="120" w:type="dxa"/>
-              <w:bottom w:w="60" w:type="dxa"/>
-              <w:right w:w="0" w:type="dxa"/>
+              <w:start w:w="120" w:type="dxa"/>
+              <w:end w:w="0" w:type="dxa"/>
             </w:tcMar>
           </w:tcPr>
           <w:p>
             <w:pPr>
-              <w:jc w:val="right"/>
+              <w:pStyle w:val="Normal"/>
+              <w:jc w:val="end"/>
               <w:rPr>
                 <w:rFonts w:ascii="Times New Roman" w:hAnsi="Times New Roman" w:cs="Times New Roman"/>
               </w:rPr>
             </w:pPr>
             <w:r>
               <w:rPr>
-                <w:rFonts w:ascii="Times New Roman" w:hAnsi="Times New Roman" w:cs="Times New Roman"/>
+                <w:rFonts w:cs="Times New Roman" w:ascii="Times New Roman" w:hAnsi="Times New Roman"/>
                 <w:color w:val="AAAAAA"/>
                 <w:sz w:val="16"/>
                 <w:szCs w:val="16"/>
@@ -1680,31 +1671,25 @@
         </w:tc>
       </w:tr>
       <w:tr>
+        <w:trPr/>
         <w:tc>
           <w:tcPr>
             <w:tcW w:w="5130" w:type="dxa"/>
             <w:tcBorders>
-              <w:top w:val="single" w:sz="1" w:space="0" w:color="DDDDDD"/>
-              <w:left w:val="none" w:sz="0" w:space="0" w:color="FFFFFF"/>
-              <w:bottom w:val="single" w:sz="1" w:space="0" w:color="DDDDDD"/>
-              <w:right w:val="none" w:sz="0" w:space="0" w:color="FFFFFF"/>
+              <w:top w:val="single" w:sz="2" w:space="0" w:color="DDDDDD"/>
+              <w:bottom w:val="single" w:sz="2" w:space="0" w:color="DDDDDD"/>
             </w:tcBorders>
-            <w:tcMar>
-              <w:top w:w="60" w:type="dxa"/>
-              <w:left w:w="0" w:type="dxa"/>
-              <w:bottom w:w="60" w:type="dxa"/>
-              <w:right w:w="120" w:type="dxa"/>
-            </w:tcMar>
           </w:tcPr>
           <w:p>
             <w:pPr>
+              <w:pStyle w:val="Normal"/>
               <w:rPr>
                 <w:rFonts w:ascii="Times New Roman" w:hAnsi="Times New Roman" w:cs="Times New Roman"/>
               </w:rPr>
             </w:pPr>
             <w:r>
               <w:rPr>
-                <w:rFonts w:ascii="Times New Roman" w:hAnsi="Times New Roman" w:cs="Times New Roman"/>
+                <w:rFonts w:cs="Times New Roman" w:ascii="Times New Roman" w:hAnsi="Times New Roman"/>
                 <w:b/>
                 <w:bCs/>
               </w:rPr>
@@ -1716,27 +1701,23 @@
           <w:tcPr>
             <w:tcW w:w="3770" w:type="dxa"/>
             <w:tcBorders>
-              <w:top w:val="single" w:sz="1" w:space="0" w:color="DDDDDD"/>
-              <w:left w:val="none" w:sz="0" w:space="0" w:color="FFFFFF"/>
-              <w:bottom w:val="single" w:sz="1" w:space="0" w:color="DDDDDD"/>
-              <w:right w:val="none" w:sz="0" w:space="0" w:color="FFFFFF"/>
+              <w:top w:val="single" w:sz="2" w:space="0" w:color="DDDDDD"/>
+              <w:bottom w:val="single" w:sz="2" w:space="0" w:color="DDDDDD"/>
             </w:tcBorders>
             <w:tcMar>
-              <w:top w:w="60" w:type="dxa"/>
-              <w:left w:w="120" w:type="dxa"/>
-              <w:bottom w:w="60" w:type="dxa"/>
-              <w:right w:w="120" w:type="dxa"/>
+              <w:start w:w="120" w:type="dxa"/>
             </w:tcMar>
           </w:tcPr>
           <w:p>
             <w:pPr>
+              <w:pStyle w:val="Normal"/>
               <w:rPr>
                 <w:rFonts w:ascii="Times New Roman" w:hAnsi="Times New Roman" w:cs="Times New Roman"/>
               </w:rPr>
             </w:pPr>
             <w:r>
               <w:rPr>
-                <w:rFonts w:ascii="Times New Roman" w:hAnsi="Times New Roman" w:cs="Times New Roman"/>
+                <w:rFonts w:cs="Times New Roman" w:ascii="Times New Roman" w:hAnsi="Times New Roman"/>
                 <w:sz w:val="16"/>
                 <w:szCs w:val="16"/>
               </w:rPr>
@@ -1748,28 +1729,25 @@
           <w:tcPr>
             <w:tcW w:w="1810" w:type="dxa"/>
             <w:tcBorders>
-              <w:top w:val="single" w:sz="1" w:space="0" w:color="DDDDDD"/>
-              <w:left w:val="none" w:sz="0" w:space="0" w:color="FFFFFF"/>
-              <w:bottom w:val="single" w:sz="1" w:space="0" w:color="DDDDDD"/>
-              <w:right w:val="none" w:sz="0" w:space="0" w:color="FFFFFF"/>
+              <w:top w:val="single" w:sz="2" w:space="0" w:color="DDDDDD"/>
+              <w:bottom w:val="single" w:sz="2" w:space="0" w:color="DDDDDD"/>
             </w:tcBorders>
             <w:tcMar>
-              <w:top w:w="60" w:type="dxa"/>
-              <w:left w:w="120" w:type="dxa"/>
-              <w:bottom w:w="60" w:type="dxa"/>
-              <w:right w:w="0" w:type="dxa"/>
+              <w:start w:w="120" w:type="dxa"/>
+              <w:end w:w="0" w:type="dxa"/>
             </w:tcMar>
           </w:tcPr>
           <w:p>
             <w:pPr>
-              <w:jc w:val="right"/>
+              <w:pStyle w:val="Normal"/>
+              <w:jc w:val="end"/>
               <w:rPr>
                 <w:rFonts w:ascii="Times New Roman" w:hAnsi="Times New Roman" w:cs="Times New Roman"/>
               </w:rPr>
             </w:pPr>
             <w:r>
               <w:rPr>
-                <w:rFonts w:ascii="Times New Roman" w:hAnsi="Times New Roman" w:cs="Times New Roman"/>
+                <w:rFonts w:cs="Times New Roman" w:ascii="Times New Roman" w:hAnsi="Times New Roman"/>
                 <w:color w:val="AAAAAA"/>
                 <w:sz w:val="16"/>
                 <w:szCs w:val="16"/>
@@ -1782,14 +1760,15 @@
     </w:tbl>
     <w:p>
       <w:pPr>
-        <w:spacing w:before="200"/>
-        <w:rPr>
-          <w:rFonts w:ascii="Times New Roman" w:hAnsi="Times New Roman" w:cs="Times New Roman"/>
-        </w:rPr>
-      </w:pPr>
-      <w:r>
-        <w:rPr>
-          <w:rFonts w:ascii="Times New Roman" w:hAnsi="Times New Roman" w:cs="Times New Roman"/>
+        <w:pStyle w:val="Normal"/>
+        <w:spacing w:before="200" w:after="0"/>
+        <w:rPr>
+          <w:rFonts w:ascii="Times New Roman" w:hAnsi="Times New Roman" w:cs="Times New Roman"/>
+        </w:rPr>
+      </w:pPr>
+      <w:r>
+        <w:rPr>
+          <w:rFonts w:cs="Times New Roman" w:ascii="Times New Roman" w:hAnsi="Times New Roman"/>
           <w:b/>
           <w:bCs/>
           <w:color w:val="1F3864"/>
@@ -1801,17 +1780,24 @@
     </w:p>
     <w:p>
       <w:pPr>
+        <w:pStyle w:val="Normal"/>
         <w:pBdr>
           <w:bottom w:val="single" w:sz="8" w:space="1" w:color="1F3864"/>
         </w:pBdr>
-        <w:spacing w:after="60"/>
-        <w:rPr>
-          <w:rFonts w:ascii="Times New Roman" w:hAnsi="Times New Roman" w:cs="Times New Roman"/>
-        </w:rPr>
-      </w:pPr>
-    </w:p>
-    <w:p>
-      <w:pPr>
+        <w:spacing w:before="0" w:after="60"/>
+        <w:rPr>
+          <w:rFonts w:ascii="Times New Roman" w:hAnsi="Times New Roman" w:cs="Times New Roman"/>
+        </w:rPr>
+      </w:pPr>
+      <w:r>
+        <w:rPr>
+          <w:rFonts w:cs="Times New Roman" w:ascii="Times New Roman" w:hAnsi="Times New Roman"/>
+        </w:rPr>
+      </w:r>
+    </w:p>
+    <w:p>
+      <w:pPr>
+        <w:pStyle w:val="Normal"/>
         <w:spacing w:before="120" w:after="40"/>
         <w:rPr>
           <w:rFonts w:ascii="Times New Roman" w:hAnsi="Times New Roman" w:cs="Times New Roman"/>
@@ -1819,7 +1805,7 @@
       </w:pPr>
       <w:r>
         <w:rPr>
-          <w:rFonts w:ascii="Times New Roman" w:hAnsi="Times New Roman" w:cs="Times New Roman"/>
+          <w:rFonts w:cs="Times New Roman" w:ascii="Times New Roman" w:hAnsi="Times New Roman"/>
           <w:b/>
           <w:bCs/>
           <w:i/>
@@ -1831,15 +1817,16 @@
     </w:p>
     <w:p>
       <w:pPr>
+        <w:pStyle w:val="Normal"/>
         <w:spacing w:before="60" w:after="40"/>
-        <w:ind w:left="540" w:hanging="360"/>
-        <w:rPr>
-          <w:rFonts w:ascii="Times New Roman" w:hAnsi="Times New Roman" w:cs="Times New Roman"/>
-        </w:rPr>
-      </w:pPr>
-      <w:r>
-        <w:rPr>
-          <w:rFonts w:ascii="Times New Roman" w:hAnsi="Times New Roman" w:cs="Times New Roman"/>
+        <w:ind w:hanging="360" w:start="540"/>
+        <w:rPr>
+          <w:rFonts w:ascii="Times New Roman" w:hAnsi="Times New Roman" w:cs="Times New Roman"/>
+        </w:rPr>
+      </w:pPr>
+      <w:r>
+        <w:rPr>
+          <w:rFonts w:cs="Times New Roman" w:ascii="Times New Roman" w:hAnsi="Times New Roman"/>
           <w:b/>
           <w:bCs/>
           <w:color w:val="2E5FA3"/>
@@ -1850,7 +1837,7 @@
       </w:r>
       <w:r>
         <w:rPr>
-          <w:rFonts w:ascii="Times New Roman" w:hAnsi="Times New Roman" w:cs="Times New Roman"/>
+          <w:rFonts w:cs="Times New Roman" w:ascii="Times New Roman" w:hAnsi="Times New Roman"/>
           <w:sz w:val="17"/>
           <w:szCs w:val="17"/>
         </w:rPr>
@@ -1858,7 +1845,7 @@
       </w:r>
       <w:r>
         <w:rPr>
-          <w:rFonts w:ascii="Times New Roman" w:hAnsi="Times New Roman" w:cs="Times New Roman"/>
+          <w:rFonts w:cs="Times New Roman" w:ascii="Times New Roman" w:hAnsi="Times New Roman"/>
           <w:i/>
           <w:iCs/>
           <w:sz w:val="17"/>
@@ -1868,51 +1855,123 @@
       </w:r>
       <w:r>
         <w:rPr>
-          <w:rFonts w:ascii="Times New Roman" w:hAnsi="Times New Roman" w:cs="Times New Roman"/>
+          <w:rFonts w:cs="Times New Roman" w:ascii="Times New Roman" w:hAnsi="Times New Roman"/>
           <w:sz w:val="17"/>
           <w:szCs w:val="17"/>
         </w:rPr>
         <w:t xml:space="preserve">, Genova, Italy. </w:t>
       </w:r>
-      <w:hyperlink r:id="rId9" w:anchor="!/4376/presentation/10884" w:history="1">
-        <w:r>
-          <w:rPr>
-            <w:rFonts w:ascii="Times New Roman" w:hAnsi="Times New Roman" w:cs="Times New Roman"/>
-            <w:color w:val="2E5FA3"/>
-            <w:sz w:val="17"/>
-            <w:szCs w:val="17"/>
-            <w:u w:val="single"/>
-          </w:rPr>
-          <w:t>DOI</w:t>
-        </w:r>
-      </w:hyperlink>
-      <w:r>
+      <w:r>
+        <w:fldChar w:fldCharType="begin"/>
+      </w:r>
+      <w:r>
+        <w:rPr>
+          <w:rStyle w:val="Style3"/>
+          <w:rFonts w:cs="Times New Roman" w:ascii="Times New Roman" w:hAnsi="Times New Roman"/>
+          <w:color w:val="2E5FA3"/>
+          <w:sz w:val="17"/>
+          <w:szCs w:val="17"/>
+          <w:u w:val="single"/>
+        </w:rPr>
+        <w:instrText xml:space="preserve"> HYPERLINK "https://ebooks.iospress.nl/doi/10.3233/SHTI260453" \l "!/4376/presentation/10884"</w:instrText>
+      </w:r>
+      <w:r>
+        <w:rPr>
+          <w:rStyle w:val="Style3"/>
+          <w:rFonts w:cs="Times New Roman" w:ascii="Times New Roman" w:hAnsi="Times New Roman"/>
+          <w:color w:val="2E5FA3"/>
+          <w:sz w:val="17"/>
+          <w:szCs w:val="17"/>
+          <w:u w:val="single"/>
+        </w:rPr>
+        <w:fldChar w:fldCharType="separate"/>
+      </w:r>
+      <w:r>
+        <w:rPr>
+          <w:rStyle w:val="Style3"/>
+          <w:rFonts w:cs="Times New Roman" w:ascii="Times New Roman" w:hAnsi="Times New Roman"/>
+          <w:color w:val="2E5FA3"/>
+          <w:sz w:val="17"/>
+          <w:szCs w:val="17"/>
+          <w:u w:val="single"/>
+        </w:rPr>
+        <w:t>DOI</w:t>
+      </w:r>
+      <w:r>
+        <w:rPr>
+          <w:rStyle w:val="Style3"/>
+          <w:rFonts w:cs="Times New Roman" w:ascii="Times New Roman" w:hAnsi="Times New Roman"/>
+          <w:color w:val="2E5FA3"/>
+          <w:sz w:val="17"/>
+          <w:szCs w:val="17"/>
+          <w:u w:val="single"/>
+        </w:rPr>
+        <w:fldChar w:fldCharType="end"/>
+      </w:r>
+      <w:r>
+        <w:rPr/>
         <w:t xml:space="preserve">  |  </w:t>
       </w:r>
-      <w:hyperlink r:id="rId10" w:anchor="!/4376/presentation/10884" w:history="1">
-        <w:r>
-          <w:rPr>
-            <w:rFonts w:ascii="Times New Roman" w:hAnsi="Times New Roman" w:cs="Times New Roman"/>
-            <w:color w:val="2E5FA3"/>
-            <w:sz w:val="17"/>
-            <w:szCs w:val="17"/>
-            <w:u w:val="single"/>
-          </w:rPr>
-          <w:t>Presentation</w:t>
-        </w:r>
-      </w:hyperlink>
-    </w:p>
-    <w:p>
-      <w:pPr>
+      <w:r>
+        <w:fldChar w:fldCharType="begin"/>
+      </w:r>
+      <w:r>
+        <w:rPr>
+          <w:rStyle w:val="Style3"/>
+          <w:rFonts w:cs="Times New Roman" w:ascii="Times New Roman" w:hAnsi="Times New Roman"/>
+          <w:color w:val="2E5FA3"/>
+          <w:sz w:val="17"/>
+          <w:szCs w:val="17"/>
+          <w:u w:val="single"/>
+        </w:rPr>
+        <w:instrText xml:space="preserve"> HYPERLINK "https://zenodo.org/records/20442560" \l "!/4376/presentation/10884"</w:instrText>
+      </w:r>
+      <w:r>
+        <w:rPr>
+          <w:rStyle w:val="Style3"/>
+          <w:rFonts w:cs="Times New Roman" w:ascii="Times New Roman" w:hAnsi="Times New Roman"/>
+          <w:color w:val="2E5FA3"/>
+          <w:sz w:val="17"/>
+          <w:szCs w:val="17"/>
+          <w:u w:val="single"/>
+        </w:rPr>
+        <w:fldChar w:fldCharType="separate"/>
+      </w:r>
+      <w:r>
+        <w:rPr>
+          <w:rStyle w:val="Style3"/>
+          <w:rFonts w:cs="Times New Roman" w:ascii="Times New Roman" w:hAnsi="Times New Roman"/>
+          <w:color w:val="2E5FA3"/>
+          <w:sz w:val="17"/>
+          <w:szCs w:val="17"/>
+          <w:u w:val="single"/>
+        </w:rPr>
+        <w:t>Presentation</w:t>
+      </w:r>
+      <w:r>
+        <w:rPr>
+          <w:rStyle w:val="Style3"/>
+          <w:rFonts w:cs="Times New Roman" w:ascii="Times New Roman" w:hAnsi="Times New Roman"/>
+          <w:color w:val="2E5FA3"/>
+          <w:sz w:val="17"/>
+          <w:szCs w:val="17"/>
+          <w:u w:val="single"/>
+        </w:rPr>
+        <w:fldChar w:fldCharType="end"/>
+      </w:r>
+    </w:p>
+    <w:p>
+      <w:pPr>
+        <w:pStyle w:val="Normal"/>
         <w:spacing w:before="40" w:after="40"/>
-        <w:ind w:left="540" w:hanging="360"/>
-        <w:rPr>
-          <w:rFonts w:ascii="Times New Roman" w:hAnsi="Times New Roman" w:cs="Times New Roman"/>
-        </w:rPr>
-      </w:pPr>
-      <w:r>
-        <w:rPr>
-          <w:rFonts w:ascii="Times New Roman" w:hAnsi="Times New Roman" w:cs="Times New Roman"/>
+        <w:ind w:hanging="360" w:start="540"/>
+        <w:rPr>
+          <w:rFonts w:ascii="Times New Roman" w:hAnsi="Times New Roman" w:cs="Times New Roman"/>
+        </w:rPr>
+      </w:pPr>
+      <w:r>
+        <w:rPr>
+          <w:rFonts w:cs="Times New Roman" w:ascii="Times New Roman" w:hAnsi="Times New Roman"/>
           <w:b/>
           <w:bCs/>
           <w:color w:val="2E5FA3"/>
@@ -1923,7 +1982,7 @@
       </w:r>
       <w:r>
         <w:rPr>
-          <w:rFonts w:ascii="Times New Roman" w:hAnsi="Times New Roman" w:cs="Times New Roman"/>
+          <w:rFonts w:cs="Times New Roman" w:ascii="Times New Roman" w:hAnsi="Times New Roman"/>
           <w:sz w:val="17"/>
           <w:szCs w:val="17"/>
         </w:rPr>
@@ -1931,7 +1990,7 @@
       </w:r>
       <w:r>
         <w:rPr>
-          <w:rFonts w:ascii="Times New Roman" w:hAnsi="Times New Roman" w:cs="Times New Roman"/>
+          <w:rFonts w:cs="Times New Roman" w:ascii="Times New Roman" w:hAnsi="Times New Roman"/>
           <w:i/>
           <w:iCs/>
           <w:sz w:val="17"/>
@@ -1941,36 +2000,72 @@
       </w:r>
       <w:r>
         <w:rPr>
-          <w:rFonts w:ascii="Times New Roman" w:hAnsi="Times New Roman" w:cs="Times New Roman"/>
+          <w:rFonts w:cs="Times New Roman" w:ascii="Times New Roman" w:hAnsi="Times New Roman"/>
           <w:sz w:val="17"/>
           <w:szCs w:val="17"/>
         </w:rPr>
         <w:t xml:space="preserve">, Vol. 11316. </w:t>
       </w:r>
-      <w:hyperlink r:id="rId11" w:anchor="!/4376/presentation/10884" w:history="1">
-        <w:r>
-          <w:rPr>
-            <w:rFonts w:ascii="Times New Roman" w:hAnsi="Times New Roman" w:cs="Times New Roman"/>
-            <w:color w:val="2E5FA3"/>
-            <w:sz w:val="17"/>
-            <w:szCs w:val="17"/>
-            <w:u w:val="single"/>
-          </w:rPr>
-          <w:t>PMC</w:t>
-        </w:r>
-      </w:hyperlink>
-    </w:p>
-    <w:p>
-      <w:pPr>
+      <w:r>
+        <w:fldChar w:fldCharType="begin"/>
+      </w:r>
+      <w:r>
+        <w:rPr>
+          <w:rStyle w:val="Style3"/>
+          <w:rFonts w:cs="Times New Roman" w:ascii="Times New Roman" w:hAnsi="Times New Roman"/>
+          <w:color w:val="2E5FA3"/>
+          <w:sz w:val="17"/>
+          <w:szCs w:val="17"/>
+          <w:u w:val="single"/>
+        </w:rPr>
+        <w:instrText xml:space="preserve"> HYPERLINK "https://pmc.ncbi.nlm.nih.gov/articles/PMC7643885/" \l "!/4376/presentation/10884"</w:instrText>
+      </w:r>
+      <w:r>
+        <w:rPr>
+          <w:rStyle w:val="Style3"/>
+          <w:rFonts w:cs="Times New Roman" w:ascii="Times New Roman" w:hAnsi="Times New Roman"/>
+          <w:color w:val="2E5FA3"/>
+          <w:sz w:val="17"/>
+          <w:szCs w:val="17"/>
+          <w:u w:val="single"/>
+        </w:rPr>
+        <w:fldChar w:fldCharType="separate"/>
+      </w:r>
+      <w:r>
+        <w:rPr>
+          <w:rStyle w:val="Style3"/>
+          <w:rFonts w:cs="Times New Roman" w:ascii="Times New Roman" w:hAnsi="Times New Roman"/>
+          <w:color w:val="2E5FA3"/>
+          <w:sz w:val="17"/>
+          <w:szCs w:val="17"/>
+          <w:u w:val="single"/>
+        </w:rPr>
+        <w:t>PMC</w:t>
+      </w:r>
+      <w:r>
+        <w:rPr>
+          <w:rStyle w:val="Style3"/>
+          <w:rFonts w:cs="Times New Roman" w:ascii="Times New Roman" w:hAnsi="Times New Roman"/>
+          <w:color w:val="2E5FA3"/>
+          <w:sz w:val="17"/>
+          <w:szCs w:val="17"/>
+          <w:u w:val="single"/>
+        </w:rPr>
+        <w:fldChar w:fldCharType="end"/>
+      </w:r>
+    </w:p>
+    <w:p>
+      <w:pPr>
+        <w:pStyle w:val="Normal"/>
         <w:spacing w:before="40" w:after="40"/>
-        <w:ind w:left="540" w:hanging="360"/>
-        <w:rPr>
-          <w:rFonts w:ascii="Times New Roman" w:hAnsi="Times New Roman" w:cs="Times New Roman"/>
-        </w:rPr>
-      </w:pPr>
-      <w:r>
-        <w:rPr>
-          <w:rFonts w:ascii="Times New Roman" w:hAnsi="Times New Roman" w:cs="Times New Roman"/>
+        <w:ind w:hanging="360" w:start="540"/>
+        <w:rPr>
+          <w:rFonts w:ascii="Times New Roman" w:hAnsi="Times New Roman" w:cs="Times New Roman"/>
+        </w:rPr>
+      </w:pPr>
+      <w:r>
+        <w:rPr>
+          <w:rFonts w:cs="Times New Roman" w:ascii="Times New Roman" w:hAnsi="Times New Roman"/>
           <w:b/>
           <w:bCs/>
           <w:color w:val="2E5FA3"/>
@@ -1981,7 +2076,7 @@
       </w:r>
       <w:r>
         <w:rPr>
-          <w:rFonts w:ascii="Times New Roman" w:hAnsi="Times New Roman" w:cs="Times New Roman"/>
+          <w:rFonts w:cs="Times New Roman" w:ascii="Times New Roman" w:hAnsi="Times New Roman"/>
           <w:sz w:val="17"/>
           <w:szCs w:val="17"/>
         </w:rPr>
@@ -1989,7 +2084,7 @@
       </w:r>
       <w:r>
         <w:rPr>
-          <w:rFonts w:ascii="Times New Roman" w:hAnsi="Times New Roman" w:cs="Times New Roman"/>
+          <w:rFonts w:cs="Times New Roman" w:ascii="Times New Roman" w:hAnsi="Times New Roman"/>
           <w:i/>
           <w:iCs/>
           <w:sz w:val="17"/>
@@ -1999,42 +2094,114 @@
       </w:r>
       <w:r>
         <w:rPr>
-          <w:rFonts w:ascii="Times New Roman" w:hAnsi="Times New Roman" w:cs="Times New Roman"/>
+          <w:rFonts w:cs="Times New Roman" w:ascii="Times New Roman" w:hAnsi="Times New Roman"/>
           <w:sz w:val="17"/>
           <w:szCs w:val="17"/>
         </w:rPr>
         <w:t xml:space="preserve">, Washington, D.C. </w:t>
       </w:r>
-      <w:hyperlink r:id="rId12" w:anchor="!/4376/presentation/10884" w:history="1">
-        <w:r>
-          <w:rPr>
-            <w:rFonts w:ascii="Times New Roman" w:hAnsi="Times New Roman" w:cs="Times New Roman"/>
-            <w:color w:val="2E5FA3"/>
-            <w:sz w:val="17"/>
-            <w:szCs w:val="17"/>
-            <w:u w:val="single"/>
-          </w:rPr>
-          <w:t>Abstract</w:t>
-        </w:r>
-      </w:hyperlink>
-      <w:r>
+      <w:r>
+        <w:fldChar w:fldCharType="begin"/>
+      </w:r>
+      <w:r>
+        <w:rPr>
+          <w:rStyle w:val="Style3"/>
+          <w:rFonts w:cs="Times New Roman" w:ascii="Times New Roman" w:hAnsi="Times New Roman"/>
+          <w:color w:val="2E5FA3"/>
+          <w:sz w:val="17"/>
+          <w:szCs w:val="17"/>
+          <w:u w:val="single"/>
+        </w:rPr>
+        <w:instrText xml:space="preserve"> HYPERLINK "https://www.abstractsonline.com/pp8/index.html" \l "!/4376/presentation/10884"</w:instrText>
+      </w:r>
+      <w:r>
+        <w:rPr>
+          <w:rStyle w:val="Style3"/>
+          <w:rFonts w:cs="Times New Roman" w:ascii="Times New Roman" w:hAnsi="Times New Roman"/>
+          <w:color w:val="2E5FA3"/>
+          <w:sz w:val="17"/>
+          <w:szCs w:val="17"/>
+          <w:u w:val="single"/>
+        </w:rPr>
+        <w:fldChar w:fldCharType="separate"/>
+      </w:r>
+      <w:r>
+        <w:rPr>
+          <w:rStyle w:val="Style3"/>
+          <w:rFonts w:cs="Times New Roman" w:ascii="Times New Roman" w:hAnsi="Times New Roman"/>
+          <w:color w:val="2E5FA3"/>
+          <w:sz w:val="17"/>
+          <w:szCs w:val="17"/>
+          <w:u w:val="single"/>
+        </w:rPr>
+        <w:t>Abstract</w:t>
+      </w:r>
+      <w:r>
+        <w:rPr>
+          <w:rStyle w:val="Style3"/>
+          <w:rFonts w:cs="Times New Roman" w:ascii="Times New Roman" w:hAnsi="Times New Roman"/>
+          <w:color w:val="2E5FA3"/>
+          <w:sz w:val="17"/>
+          <w:szCs w:val="17"/>
+          <w:u w:val="single"/>
+        </w:rPr>
+        <w:fldChar w:fldCharType="end"/>
+      </w:r>
+      <w:r>
+        <w:rPr/>
         <w:t xml:space="preserve">  |  </w:t>
       </w:r>
-      <w:hyperlink r:id="rId13" w:anchor="!/4376/presentation/10884" w:history="1">
-        <w:r>
-          <w:rPr>
-            <w:rFonts w:ascii="Times New Roman" w:hAnsi="Times New Roman" w:cs="Times New Roman"/>
-            <w:color w:val="2E5FA3"/>
-            <w:sz w:val="17"/>
-            <w:szCs w:val="17"/>
-            <w:u w:val="single"/>
-          </w:rPr>
-          <w:t>Poster</w:t>
-        </w:r>
-      </w:hyperlink>
-    </w:p>
-    <w:p>
-      <w:pPr>
+      <w:r>
+        <w:fldChar w:fldCharType="begin"/>
+      </w:r>
+      <w:r>
+        <w:rPr>
+          <w:rStyle w:val="Style3"/>
+          <w:rFonts w:cs="Times New Roman" w:ascii="Times New Roman" w:hAnsi="Times New Roman"/>
+          <w:color w:val="2E5FA3"/>
+          <w:sz w:val="17"/>
+          <w:szCs w:val="17"/>
+          <w:u w:val="single"/>
+        </w:rPr>
+        <w:instrText xml:space="preserve"> HYPERLINK "https://github.com/amalieshi/academic_portfolio/blob/master/Miscellaneous/Utilizing%20an%20Artificial%20Positive%20Feedback%20Loop%20to%20Control.pdf" \l "!/4376/presentation/10884"</w:instrText>
+      </w:r>
+      <w:r>
+        <w:rPr>
+          <w:rStyle w:val="Style3"/>
+          <w:rFonts w:cs="Times New Roman" w:ascii="Times New Roman" w:hAnsi="Times New Roman"/>
+          <w:color w:val="2E5FA3"/>
+          <w:sz w:val="17"/>
+          <w:szCs w:val="17"/>
+          <w:u w:val="single"/>
+        </w:rPr>
+        <w:fldChar w:fldCharType="separate"/>
+      </w:r>
+      <w:r>
+        <w:rPr>
+          <w:rStyle w:val="Style3"/>
+          <w:rFonts w:cs="Times New Roman" w:ascii="Times New Roman" w:hAnsi="Times New Roman"/>
+          <w:color w:val="2E5FA3"/>
+          <w:sz w:val="17"/>
+          <w:szCs w:val="17"/>
+          <w:u w:val="single"/>
+        </w:rPr>
+        <w:t>Poster</w:t>
+      </w:r>
+      <w:r>
+        <w:rPr>
+          <w:rStyle w:val="Style3"/>
+          <w:rFonts w:cs="Times New Roman" w:ascii="Times New Roman" w:hAnsi="Times New Roman"/>
+          <w:color w:val="2E5FA3"/>
+          <w:sz w:val="17"/>
+          <w:szCs w:val="17"/>
+          <w:u w:val="single"/>
+        </w:rPr>
+        <w:fldChar w:fldCharType="end"/>
+      </w:r>
+    </w:p>
+    <w:p>
+      <w:pPr>
+        <w:pStyle w:val="Normal"/>
         <w:spacing w:before="120" w:after="40"/>
         <w:rPr>
           <w:rFonts w:ascii="Times New Roman" w:hAnsi="Times New Roman" w:cs="Times New Roman"/>
@@ -2047,7 +2214,7 @@
       </w:pPr>
       <w:r>
         <w:rPr>
-          <w:rFonts w:ascii="Times New Roman" w:hAnsi="Times New Roman" w:cs="Times New Roman"/>
+          <w:rFonts w:cs="Times New Roman" w:ascii="Times New Roman" w:hAnsi="Times New Roman"/>
           <w:b/>
           <w:bCs/>
           <w:i/>
@@ -2059,15 +2226,16 @@
     </w:p>
     <w:p>
       <w:pPr>
+        <w:pStyle w:val="Normal"/>
         <w:spacing w:before="60" w:after="40"/>
-        <w:ind w:left="540" w:hanging="360"/>
-        <w:rPr>
-          <w:rFonts w:ascii="Times New Roman" w:hAnsi="Times New Roman" w:cs="Times New Roman"/>
-        </w:rPr>
-      </w:pPr>
-      <w:r>
-        <w:rPr>
-          <w:rFonts w:ascii="Times New Roman" w:hAnsi="Times New Roman" w:cs="Times New Roman"/>
+        <w:ind w:hanging="360" w:start="540"/>
+        <w:rPr>
+          <w:rFonts w:ascii="Times New Roman" w:hAnsi="Times New Roman" w:cs="Times New Roman"/>
+        </w:rPr>
+      </w:pPr>
+      <w:r>
+        <w:rPr>
+          <w:rFonts w:cs="Times New Roman" w:ascii="Times New Roman" w:hAnsi="Times New Roman"/>
           <w:b/>
           <w:bCs/>
           <w:color w:val="2E5FA3"/>
@@ -2078,7 +2246,7 @@
       </w:r>
       <w:r>
         <w:rPr>
-          <w:rFonts w:ascii="Times New Roman" w:hAnsi="Times New Roman" w:cs="Times New Roman"/>
+          <w:rFonts w:cs="Times New Roman" w:ascii="Times New Roman" w:hAnsi="Times New Roman"/>
           <w:sz w:val="17"/>
           <w:szCs w:val="17"/>
         </w:rPr>
@@ -2086,7 +2254,7 @@
       </w:r>
       <w:r>
         <w:rPr>
-          <w:rFonts w:ascii="Times New Roman" w:hAnsi="Times New Roman" w:cs="Times New Roman"/>
+          <w:rFonts w:cs="Times New Roman" w:ascii="Times New Roman" w:hAnsi="Times New Roman"/>
           <w:i/>
           <w:iCs/>
           <w:sz w:val="17"/>
@@ -2096,51 +2264,123 @@
       </w:r>
       <w:r>
         <w:rPr>
-          <w:rFonts w:ascii="Times New Roman" w:hAnsi="Times New Roman" w:cs="Times New Roman"/>
+          <w:rFonts w:cs="Times New Roman" w:ascii="Times New Roman" w:hAnsi="Times New Roman"/>
           <w:sz w:val="17"/>
           <w:szCs w:val="17"/>
         </w:rPr>
         <w:t xml:space="preserve">, King’s College London, the Strand Campus, London, UK. </w:t>
       </w:r>
-      <w:hyperlink r:id="rId14" w:anchor="!/4376/presentation/10884" w:history="1">
-        <w:r>
-          <w:rPr>
-            <w:rFonts w:ascii="Times New Roman" w:hAnsi="Times New Roman" w:cs="Times New Roman"/>
-            <w:color w:val="2E5FA3"/>
-            <w:sz w:val="17"/>
-            <w:szCs w:val="17"/>
-            <w:u w:val="single"/>
-          </w:rPr>
-          <w:t>Zenodo</w:t>
-        </w:r>
-      </w:hyperlink>
-      <w:r>
+      <w:r>
+        <w:fldChar w:fldCharType="begin"/>
+      </w:r>
+      <w:r>
+        <w:rPr>
+          <w:rStyle w:val="Style3"/>
+          <w:rFonts w:cs="Times New Roman" w:ascii="Times New Roman" w:hAnsi="Times New Roman"/>
+          <w:color w:val="2E5FA3"/>
+          <w:sz w:val="17"/>
+          <w:szCs w:val="17"/>
+          <w:u w:val="single"/>
+        </w:rPr>
+        <w:instrText xml:space="preserve"> HYPERLINK "https://doi.org/10.5281/zenodo.20745255" \l "!/4376/presentation/10884"</w:instrText>
+      </w:r>
+      <w:r>
+        <w:rPr>
+          <w:rStyle w:val="Style3"/>
+          <w:rFonts w:cs="Times New Roman" w:ascii="Times New Roman" w:hAnsi="Times New Roman"/>
+          <w:color w:val="2E5FA3"/>
+          <w:sz w:val="17"/>
+          <w:szCs w:val="17"/>
+          <w:u w:val="single"/>
+        </w:rPr>
+        <w:fldChar w:fldCharType="separate"/>
+      </w:r>
+      <w:r>
+        <w:rPr>
+          <w:rStyle w:val="Style3"/>
+          <w:rFonts w:cs="Times New Roman" w:ascii="Times New Roman" w:hAnsi="Times New Roman"/>
+          <w:color w:val="2E5FA3"/>
+          <w:sz w:val="17"/>
+          <w:szCs w:val="17"/>
+          <w:u w:val="single"/>
+        </w:rPr>
+        <w:t>Zenodo</w:t>
+      </w:r>
+      <w:r>
+        <w:rPr>
+          <w:rStyle w:val="Style3"/>
+          <w:rFonts w:cs="Times New Roman" w:ascii="Times New Roman" w:hAnsi="Times New Roman"/>
+          <w:color w:val="2E5FA3"/>
+          <w:sz w:val="17"/>
+          <w:szCs w:val="17"/>
+          <w:u w:val="single"/>
+        </w:rPr>
+        <w:fldChar w:fldCharType="end"/>
+      </w:r>
+      <w:r>
+        <w:rPr/>
         <w:t xml:space="preserve">  |  </w:t>
       </w:r>
-      <w:hyperlink r:id="rId15" w:anchor="!/4376/presentation/10884" w:history="1">
-        <w:r>
-          <w:rPr>
-            <w:rFonts w:ascii="Times New Roman" w:hAnsi="Times New Roman" w:cs="Times New Roman"/>
-            <w:color w:val="2E5FA3"/>
-            <w:sz w:val="17"/>
-            <w:szCs w:val="17"/>
-            <w:u w:val="single"/>
-          </w:rPr>
-          <w:t>Program</w:t>
-        </w:r>
-      </w:hyperlink>
-    </w:p>
-    <w:p>
-      <w:pPr>
+      <w:r>
+        <w:fldChar w:fldCharType="begin"/>
+      </w:r>
+      <w:r>
+        <w:rPr>
+          <w:rStyle w:val="Style3"/>
+          <w:rFonts w:cs="Times New Roman" w:ascii="Times New Roman" w:hAnsi="Times New Roman"/>
+          <w:color w:val="2E5FA3"/>
+          <w:sz w:val="17"/>
+          <w:szCs w:val="17"/>
+          <w:u w:val="single"/>
+        </w:rPr>
+        <w:instrText xml:space="preserve"> HYPERLINK "https://www.bcs.org/media/2scglzrw/mcbk-uk-conf-2026-programme-final.pdf" \l "!/4376/presentation/10884"</w:instrText>
+      </w:r>
+      <w:r>
+        <w:rPr>
+          <w:rStyle w:val="Style3"/>
+          <w:rFonts w:cs="Times New Roman" w:ascii="Times New Roman" w:hAnsi="Times New Roman"/>
+          <w:color w:val="2E5FA3"/>
+          <w:sz w:val="17"/>
+          <w:szCs w:val="17"/>
+          <w:u w:val="single"/>
+        </w:rPr>
+        <w:fldChar w:fldCharType="separate"/>
+      </w:r>
+      <w:r>
+        <w:rPr>
+          <w:rStyle w:val="Style3"/>
+          <w:rFonts w:cs="Times New Roman" w:ascii="Times New Roman" w:hAnsi="Times New Roman"/>
+          <w:color w:val="2E5FA3"/>
+          <w:sz w:val="17"/>
+          <w:szCs w:val="17"/>
+          <w:u w:val="single"/>
+        </w:rPr>
+        <w:t>Program</w:t>
+      </w:r>
+      <w:r>
+        <w:rPr>
+          <w:rStyle w:val="Style3"/>
+          <w:rFonts w:cs="Times New Roman" w:ascii="Times New Roman" w:hAnsi="Times New Roman"/>
+          <w:color w:val="2E5FA3"/>
+          <w:sz w:val="17"/>
+          <w:szCs w:val="17"/>
+          <w:u w:val="single"/>
+        </w:rPr>
+        <w:fldChar w:fldCharType="end"/>
+      </w:r>
+    </w:p>
+    <w:p>
+      <w:pPr>
+        <w:pStyle w:val="Normal"/>
         <w:spacing w:before="60" w:after="40"/>
-        <w:ind w:left="540" w:hanging="360"/>
-        <w:rPr>
-          <w:rFonts w:ascii="Times New Roman" w:hAnsi="Times New Roman" w:cs="Times New Roman"/>
-        </w:rPr>
-      </w:pPr>
-      <w:r>
-        <w:rPr>
-          <w:rFonts w:ascii="Times New Roman" w:hAnsi="Times New Roman" w:cs="Times New Roman"/>
+        <w:ind w:hanging="360" w:start="540"/>
+        <w:rPr>
+          <w:rFonts w:ascii="Times New Roman" w:hAnsi="Times New Roman" w:cs="Times New Roman"/>
+        </w:rPr>
+      </w:pPr>
+      <w:r>
+        <w:rPr>
+          <w:rFonts w:cs="Times New Roman" w:ascii="Times New Roman" w:hAnsi="Times New Roman"/>
           <w:b/>
           <w:bCs/>
           <w:color w:val="2E5FA3"/>
@@ -2151,7 +2391,7 @@
       </w:r>
       <w:r>
         <w:rPr>
-          <w:rFonts w:ascii="Times New Roman" w:hAnsi="Times New Roman" w:cs="Times New Roman"/>
+          <w:rFonts w:cs="Times New Roman" w:ascii="Times New Roman" w:hAnsi="Times New Roman"/>
           <w:sz w:val="17"/>
           <w:szCs w:val="17"/>
         </w:rPr>
@@ -2159,7 +2399,7 @@
       </w:r>
       <w:r>
         <w:rPr>
-          <w:rFonts w:ascii="Times New Roman" w:hAnsi="Times New Roman" w:cs="Times New Roman"/>
+          <w:rFonts w:cs="Times New Roman" w:ascii="Times New Roman" w:hAnsi="Times New Roman"/>
           <w:i/>
           <w:iCs/>
           <w:sz w:val="17"/>
@@ -2169,51 +2409,123 @@
       </w:r>
       <w:r>
         <w:rPr>
-          <w:rFonts w:ascii="Times New Roman" w:hAnsi="Times New Roman" w:cs="Times New Roman"/>
+          <w:rFonts w:cs="Times New Roman" w:ascii="Times New Roman" w:hAnsi="Times New Roman"/>
           <w:sz w:val="17"/>
           <w:szCs w:val="17"/>
         </w:rPr>
         <w:t xml:space="preserve">, Valencia, Spain. </w:t>
       </w:r>
-      <w:hyperlink r:id="rId16" w:anchor="!/4376/presentation/10884" w:history="1">
-        <w:r>
-          <w:rPr>
-            <w:rFonts w:ascii="Times New Roman" w:hAnsi="Times New Roman" w:cs="Times New Roman"/>
-            <w:color w:val="2E5FA3"/>
-            <w:sz w:val="17"/>
-            <w:szCs w:val="17"/>
-            <w:u w:val="single"/>
-          </w:rPr>
-          <w:t>Zenodo</w:t>
-        </w:r>
-      </w:hyperlink>
-      <w:r>
+      <w:r>
+        <w:fldChar w:fldCharType="begin"/>
+      </w:r>
+      <w:r>
+        <w:rPr>
+          <w:rStyle w:val="Style3"/>
+          <w:rFonts w:cs="Times New Roman" w:ascii="Times New Roman" w:hAnsi="Times New Roman"/>
+          <w:color w:val="2E5FA3"/>
+          <w:sz w:val="17"/>
+          <w:szCs w:val="17"/>
+          <w:u w:val="single"/>
+        </w:rPr>
+        <w:instrText xml:space="preserve"> HYPERLINK "https://doi.org/10.5281/zenodo.15118990" \l "!/4376/presentation/10884"</w:instrText>
+      </w:r>
+      <w:r>
+        <w:rPr>
+          <w:rStyle w:val="Style3"/>
+          <w:rFonts w:cs="Times New Roman" w:ascii="Times New Roman" w:hAnsi="Times New Roman"/>
+          <w:color w:val="2E5FA3"/>
+          <w:sz w:val="17"/>
+          <w:szCs w:val="17"/>
+          <w:u w:val="single"/>
+        </w:rPr>
+        <w:fldChar w:fldCharType="separate"/>
+      </w:r>
+      <w:r>
+        <w:rPr>
+          <w:rStyle w:val="Style3"/>
+          <w:rFonts w:cs="Times New Roman" w:ascii="Times New Roman" w:hAnsi="Times New Roman"/>
+          <w:color w:val="2E5FA3"/>
+          <w:sz w:val="17"/>
+          <w:szCs w:val="17"/>
+          <w:u w:val="single"/>
+        </w:rPr>
+        <w:t>Zenodo</w:t>
+      </w:r>
+      <w:r>
+        <w:rPr>
+          <w:rStyle w:val="Style3"/>
+          <w:rFonts w:cs="Times New Roman" w:ascii="Times New Roman" w:hAnsi="Times New Roman"/>
+          <w:color w:val="2E5FA3"/>
+          <w:sz w:val="17"/>
+          <w:szCs w:val="17"/>
+          <w:u w:val="single"/>
+        </w:rPr>
+        <w:fldChar w:fldCharType="end"/>
+      </w:r>
+      <w:r>
+        <w:rPr/>
         <w:t xml:space="preserve">  |  </w:t>
       </w:r>
-      <w:hyperlink r:id="rId17" w:anchor="!/4376/presentation/10884" w:history="1">
-        <w:r>
-          <w:rPr>
-            <w:rFonts w:ascii="Times New Roman" w:hAnsi="Times New Roman" w:cs="Times New Roman"/>
-            <w:color w:val="2E5FA3"/>
-            <w:sz w:val="17"/>
-            <w:szCs w:val="17"/>
-            <w:u w:val="single"/>
-          </w:rPr>
-          <w:t>Recording</w:t>
-        </w:r>
-      </w:hyperlink>
-    </w:p>
-    <w:p>
-      <w:pPr>
+      <w:r>
+        <w:fldChar w:fldCharType="begin"/>
+      </w:r>
+      <w:r>
+        <w:rPr>
+          <w:rStyle w:val="Style3"/>
+          <w:rFonts w:cs="Times New Roman" w:ascii="Times New Roman" w:hAnsi="Times New Roman"/>
+          <w:color w:val="2E5FA3"/>
+          <w:sz w:val="17"/>
+          <w:szCs w:val="17"/>
+          <w:u w:val="single"/>
+        </w:rPr>
+        <w:instrText xml:space="preserve"> HYPERLINK "https://www.youtube.com/watch?v=_xQmx0BW0gk" \l "!/4376/presentation/10884"</w:instrText>
+      </w:r>
+      <w:r>
+        <w:rPr>
+          <w:rStyle w:val="Style3"/>
+          <w:rFonts w:cs="Times New Roman" w:ascii="Times New Roman" w:hAnsi="Times New Roman"/>
+          <w:color w:val="2E5FA3"/>
+          <w:sz w:val="17"/>
+          <w:szCs w:val="17"/>
+          <w:u w:val="single"/>
+        </w:rPr>
+        <w:fldChar w:fldCharType="separate"/>
+      </w:r>
+      <w:r>
+        <w:rPr>
+          <w:rStyle w:val="Style3"/>
+          <w:rFonts w:cs="Times New Roman" w:ascii="Times New Roman" w:hAnsi="Times New Roman"/>
+          <w:color w:val="2E5FA3"/>
+          <w:sz w:val="17"/>
+          <w:szCs w:val="17"/>
+          <w:u w:val="single"/>
+        </w:rPr>
+        <w:t>Recording</w:t>
+      </w:r>
+      <w:r>
+        <w:rPr>
+          <w:rStyle w:val="Style3"/>
+          <w:rFonts w:cs="Times New Roman" w:ascii="Times New Roman" w:hAnsi="Times New Roman"/>
+          <w:color w:val="2E5FA3"/>
+          <w:sz w:val="17"/>
+          <w:szCs w:val="17"/>
+          <w:u w:val="single"/>
+        </w:rPr>
+        <w:fldChar w:fldCharType="end"/>
+      </w:r>
+    </w:p>
+    <w:p>
+      <w:pPr>
+        <w:pStyle w:val="Normal"/>
         <w:spacing w:before="40" w:after="40"/>
-        <w:ind w:left="540" w:hanging="360"/>
-        <w:rPr>
-          <w:rFonts w:ascii="Times New Roman" w:hAnsi="Times New Roman" w:cs="Times New Roman"/>
-        </w:rPr>
-      </w:pPr>
-      <w:r>
-        <w:rPr>
-          <w:rFonts w:ascii="Times New Roman" w:hAnsi="Times New Roman" w:cs="Times New Roman"/>
+        <w:ind w:hanging="360" w:start="540"/>
+        <w:rPr>
+          <w:rFonts w:ascii="Times New Roman" w:hAnsi="Times New Roman" w:cs="Times New Roman"/>
+        </w:rPr>
+      </w:pPr>
+      <w:r>
+        <w:rPr>
+          <w:rFonts w:cs="Times New Roman" w:ascii="Times New Roman" w:hAnsi="Times New Roman"/>
           <w:b/>
           <w:bCs/>
           <w:color w:val="2E5FA3"/>
@@ -2224,31 +2536,15 @@
       </w:r>
       <w:r>
         <w:rPr>
-          <w:rFonts w:ascii="Times New Roman" w:hAnsi="Times New Roman" w:cs="Times New Roman"/>
-          <w:sz w:val="17"/>
-          <w:szCs w:val="17"/>
-        </w:rPr>
-        <w:t xml:space="preserve">Shi, H. (2024, July). Presenting a workflow of automating UI software testing and reviewing a commercial case study [Conference </w:t>
-      </w:r>
-      <w:r>
-        <w:rPr>
-          <w:rFonts w:ascii="Times New Roman" w:hAnsi="Times New Roman" w:cs="Times New Roman"/>
-          <w:sz w:val="17"/>
-          <w:szCs w:val="17"/>
-        </w:rPr>
-        <w:t>Poster</w:t>
-      </w:r>
-      <w:r>
-        <w:rPr>
-          <w:rFonts w:ascii="Times New Roman" w:hAnsi="Times New Roman" w:cs="Times New Roman"/>
-          <w:sz w:val="17"/>
-          <w:szCs w:val="17"/>
-        </w:rPr>
-        <w:t xml:space="preserve">]. </w:t>
-      </w:r>
-      <w:r>
-        <w:rPr>
-          <w:rFonts w:ascii="Times New Roman" w:hAnsi="Times New Roman" w:cs="Times New Roman"/>
+          <w:rFonts w:cs="Times New Roman" w:ascii="Times New Roman" w:hAnsi="Times New Roman"/>
+          <w:sz w:val="17"/>
+          <w:szCs w:val="17"/>
+        </w:rPr>
+        <w:t xml:space="preserve">Shi, H. (2024, July). Presenting a workflow of automating UI software testing and reviewing a commercial case study [Conference Poster]. </w:t>
+      </w:r>
+      <w:r>
+        <w:rPr>
+          <w:rFonts w:cs="Times New Roman" w:ascii="Times New Roman" w:hAnsi="Times New Roman"/>
           <w:i/>
           <w:iCs/>
           <w:sz w:val="17"/>
@@ -2258,42 +2554,114 @@
       </w:r>
       <w:r>
         <w:rPr>
-          <w:rFonts w:ascii="Times New Roman" w:hAnsi="Times New Roman" w:cs="Times New Roman"/>
+          <w:rFonts w:cs="Times New Roman" w:ascii="Times New Roman" w:hAnsi="Times New Roman"/>
           <w:sz w:val="17"/>
           <w:szCs w:val="17"/>
         </w:rPr>
         <w:t xml:space="preserve">, Imperial College London, London, UK. </w:t>
       </w:r>
-      <w:hyperlink r:id="rId18" w:anchor="!/4376/presentation/10884" w:history="1">
-        <w:r>
-          <w:rPr>
-            <w:rFonts w:ascii="Times New Roman" w:hAnsi="Times New Roman" w:cs="Times New Roman"/>
-            <w:color w:val="2E5FA3"/>
-            <w:sz w:val="17"/>
-            <w:szCs w:val="17"/>
-            <w:u w:val="single"/>
-          </w:rPr>
-          <w:t>Zenodo</w:t>
-        </w:r>
-      </w:hyperlink>
-      <w:r>
+      <w:r>
+        <w:fldChar w:fldCharType="begin"/>
+      </w:r>
+      <w:r>
+        <w:rPr>
+          <w:rStyle w:val="Style3"/>
+          <w:rFonts w:cs="Times New Roman" w:ascii="Times New Roman" w:hAnsi="Times New Roman"/>
+          <w:color w:val="2E5FA3"/>
+          <w:sz w:val="17"/>
+          <w:szCs w:val="17"/>
+          <w:u w:val="single"/>
+        </w:rPr>
+        <w:instrText xml:space="preserve"> HYPERLINK "https://zenodo.org/records/12605845" \l "!/4376/presentation/10884"</w:instrText>
+      </w:r>
+      <w:r>
+        <w:rPr>
+          <w:rStyle w:val="Style3"/>
+          <w:rFonts w:cs="Times New Roman" w:ascii="Times New Roman" w:hAnsi="Times New Roman"/>
+          <w:color w:val="2E5FA3"/>
+          <w:sz w:val="17"/>
+          <w:szCs w:val="17"/>
+          <w:u w:val="single"/>
+        </w:rPr>
+        <w:fldChar w:fldCharType="separate"/>
+      </w:r>
+      <w:r>
+        <w:rPr>
+          <w:rStyle w:val="Style3"/>
+          <w:rFonts w:cs="Times New Roman" w:ascii="Times New Roman" w:hAnsi="Times New Roman"/>
+          <w:color w:val="2E5FA3"/>
+          <w:sz w:val="17"/>
+          <w:szCs w:val="17"/>
+          <w:u w:val="single"/>
+        </w:rPr>
+        <w:t>Zenodo</w:t>
+      </w:r>
+      <w:r>
+        <w:rPr>
+          <w:rStyle w:val="Style3"/>
+          <w:rFonts w:cs="Times New Roman" w:ascii="Times New Roman" w:hAnsi="Times New Roman"/>
+          <w:color w:val="2E5FA3"/>
+          <w:sz w:val="17"/>
+          <w:szCs w:val="17"/>
+          <w:u w:val="single"/>
+        </w:rPr>
+        <w:fldChar w:fldCharType="end"/>
+      </w:r>
+      <w:r>
+        <w:rPr/>
         <w:t xml:space="preserve">  |  </w:t>
       </w:r>
-      <w:hyperlink r:id="rId19" w:anchor="!/4376/presentation/10884" w:history="1">
-        <w:r>
-          <w:rPr>
-            <w:rFonts w:ascii="Times New Roman" w:hAnsi="Times New Roman" w:cs="Times New Roman"/>
-            <w:color w:val="2E5FA3"/>
-            <w:sz w:val="17"/>
-            <w:szCs w:val="17"/>
-            <w:u w:val="single"/>
-          </w:rPr>
-          <w:t>Program</w:t>
-        </w:r>
-      </w:hyperlink>
-    </w:p>
-    <w:p>
-      <w:pPr>
+      <w:r>
+        <w:fldChar w:fldCharType="begin"/>
+      </w:r>
+      <w:r>
+        <w:rPr>
+          <w:rStyle w:val="Style3"/>
+          <w:rFonts w:cs="Times New Roman" w:ascii="Times New Roman" w:hAnsi="Times New Roman"/>
+          <w:color w:val="2E5FA3"/>
+          <w:sz w:val="17"/>
+          <w:szCs w:val="17"/>
+          <w:u w:val="single"/>
+        </w:rPr>
+        <w:instrText xml:space="preserve"> HYPERLINK "https://rslondon.ac.uk/rslondonsoutheast2024/abstracts/" \l "!/4376/presentation/10884"</w:instrText>
+      </w:r>
+      <w:r>
+        <w:rPr>
+          <w:rStyle w:val="Style3"/>
+          <w:rFonts w:cs="Times New Roman" w:ascii="Times New Roman" w:hAnsi="Times New Roman"/>
+          <w:color w:val="2E5FA3"/>
+          <w:sz w:val="17"/>
+          <w:szCs w:val="17"/>
+          <w:u w:val="single"/>
+        </w:rPr>
+        <w:fldChar w:fldCharType="separate"/>
+      </w:r>
+      <w:r>
+        <w:rPr>
+          <w:rStyle w:val="Style3"/>
+          <w:rFonts w:cs="Times New Roman" w:ascii="Times New Roman" w:hAnsi="Times New Roman"/>
+          <w:color w:val="2E5FA3"/>
+          <w:sz w:val="17"/>
+          <w:szCs w:val="17"/>
+          <w:u w:val="single"/>
+        </w:rPr>
+        <w:t>Program</w:t>
+      </w:r>
+      <w:r>
+        <w:rPr>
+          <w:rStyle w:val="Style3"/>
+          <w:rFonts w:cs="Times New Roman" w:ascii="Times New Roman" w:hAnsi="Times New Roman"/>
+          <w:color w:val="2E5FA3"/>
+          <w:sz w:val="17"/>
+          <w:szCs w:val="17"/>
+          <w:u w:val="single"/>
+        </w:rPr>
+        <w:fldChar w:fldCharType="end"/>
+      </w:r>
+    </w:p>
+    <w:p>
+      <w:pPr>
+        <w:pStyle w:val="Normal"/>
         <w:spacing w:before="120" w:after="40"/>
         <w:rPr>
           <w:rFonts w:ascii="Times New Roman" w:hAnsi="Times New Roman" w:cs="Times New Roman"/>
@@ -2301,7 +2669,7 @@
       </w:pPr>
       <w:r>
         <w:rPr>
-          <w:rFonts w:ascii="Times New Roman" w:hAnsi="Times New Roman" w:cs="Times New Roman"/>
+          <w:rFonts w:cs="Times New Roman" w:ascii="Times New Roman" w:hAnsi="Times New Roman"/>
           <w:b/>
           <w:bCs/>
           <w:i/>
@@ -2313,15 +2681,16 @@
     </w:p>
     <w:p>
       <w:pPr>
+        <w:pStyle w:val="Normal"/>
         <w:spacing w:before="60" w:after="40"/>
-        <w:ind w:left="540" w:hanging="360"/>
-        <w:rPr>
-          <w:rFonts w:ascii="Times New Roman" w:hAnsi="Times New Roman" w:cs="Times New Roman"/>
-        </w:rPr>
-      </w:pPr>
-      <w:r>
-        <w:rPr>
-          <w:rFonts w:ascii="Times New Roman" w:hAnsi="Times New Roman" w:cs="Times New Roman"/>
+        <w:ind w:hanging="360" w:start="540"/>
+        <w:rPr>
+          <w:rFonts w:ascii="Times New Roman" w:hAnsi="Times New Roman" w:cs="Times New Roman"/>
+        </w:rPr>
+      </w:pPr>
+      <w:r>
+        <w:rPr>
+          <w:rFonts w:cs="Times New Roman" w:ascii="Times New Roman" w:hAnsi="Times New Roman"/>
           <w:b/>
           <w:bCs/>
           <w:color w:val="2E5FA3"/>
@@ -2332,7 +2701,7 @@
       </w:r>
       <w:r>
         <w:rPr>
-          <w:rFonts w:ascii="Times New Roman" w:hAnsi="Times New Roman" w:cs="Times New Roman"/>
+          <w:rFonts w:cs="Times New Roman" w:ascii="Times New Roman" w:hAnsi="Times New Roman"/>
           <w:sz w:val="17"/>
           <w:szCs w:val="17"/>
         </w:rPr>
@@ -2340,7 +2709,7 @@
       </w:r>
       <w:r>
         <w:rPr>
-          <w:rFonts w:ascii="Times New Roman" w:hAnsi="Times New Roman" w:cs="Times New Roman"/>
+          <w:rFonts w:cs="Times New Roman" w:ascii="Times New Roman" w:hAnsi="Times New Roman"/>
           <w:i/>
           <w:iCs/>
           <w:sz w:val="17"/>
@@ -2350,36 +2719,72 @@
       </w:r>
       <w:r>
         <w:rPr>
-          <w:rFonts w:ascii="Times New Roman" w:hAnsi="Times New Roman" w:cs="Times New Roman"/>
+          <w:rFonts w:cs="Times New Roman" w:ascii="Times New Roman" w:hAnsi="Times New Roman"/>
           <w:sz w:val="17"/>
           <w:szCs w:val="17"/>
         </w:rPr>
         <w:t xml:space="preserve"> [Master’s thesis, Johns Hopkins University]. JScholarship. </w:t>
       </w:r>
-      <w:hyperlink r:id="rId20" w:anchor="!/4376/presentation/10884" w:history="1">
-        <w:r>
-          <w:rPr>
-            <w:rFonts w:ascii="Times New Roman" w:hAnsi="Times New Roman" w:cs="Times New Roman"/>
-            <w:color w:val="2E5FA3"/>
-            <w:sz w:val="17"/>
-            <w:szCs w:val="17"/>
-            <w:u w:val="single"/>
-          </w:rPr>
-          <w:t>Repository</w:t>
-        </w:r>
-      </w:hyperlink>
-    </w:p>
-    <w:p>
-      <w:pPr>
+      <w:r>
+        <w:fldChar w:fldCharType="begin"/>
+      </w:r>
+      <w:r>
+        <w:rPr>
+          <w:rStyle w:val="Style3"/>
+          <w:rFonts w:cs="Times New Roman" w:ascii="Times New Roman" w:hAnsi="Times New Roman"/>
+          <w:color w:val="2E5FA3"/>
+          <w:sz w:val="17"/>
+          <w:szCs w:val="17"/>
+          <w:u w:val="single"/>
+        </w:rPr>
+        <w:instrText xml:space="preserve"> HYPERLINK "https://jscholarship.library.jhu.edu/items/42edc651-1209-453f-bcb8-c12970ca48ec" \l "!/4376/presentation/10884"</w:instrText>
+      </w:r>
+      <w:r>
+        <w:rPr>
+          <w:rStyle w:val="Style3"/>
+          <w:rFonts w:cs="Times New Roman" w:ascii="Times New Roman" w:hAnsi="Times New Roman"/>
+          <w:color w:val="2E5FA3"/>
+          <w:sz w:val="17"/>
+          <w:szCs w:val="17"/>
+          <w:u w:val="single"/>
+        </w:rPr>
+        <w:fldChar w:fldCharType="separate"/>
+      </w:r>
+      <w:r>
+        <w:rPr>
+          <w:rStyle w:val="Style3"/>
+          <w:rFonts w:cs="Times New Roman" w:ascii="Times New Roman" w:hAnsi="Times New Roman"/>
+          <w:color w:val="2E5FA3"/>
+          <w:sz w:val="17"/>
+          <w:szCs w:val="17"/>
+          <w:u w:val="single"/>
+        </w:rPr>
+        <w:t>Repository</w:t>
+      </w:r>
+      <w:r>
+        <w:rPr>
+          <w:rStyle w:val="Style3"/>
+          <w:rFonts w:cs="Times New Roman" w:ascii="Times New Roman" w:hAnsi="Times New Roman"/>
+          <w:color w:val="2E5FA3"/>
+          <w:sz w:val="17"/>
+          <w:szCs w:val="17"/>
+          <w:u w:val="single"/>
+        </w:rPr>
+        <w:fldChar w:fldCharType="end"/>
+      </w:r>
+    </w:p>
+    <w:p>
+      <w:pPr>
+        <w:pStyle w:val="Normal"/>
         <w:spacing w:before="40" w:after="40"/>
-        <w:ind w:left="540" w:hanging="360"/>
-        <w:rPr>
-          <w:rFonts w:ascii="Times New Roman" w:hAnsi="Times New Roman" w:cs="Times New Roman"/>
-        </w:rPr>
-      </w:pPr>
-      <w:r>
-        <w:rPr>
-          <w:rFonts w:ascii="Times New Roman" w:hAnsi="Times New Roman" w:cs="Times New Roman"/>
+        <w:ind w:hanging="360" w:start="540"/>
+        <w:rPr>
+          <w:rFonts w:ascii="Times New Roman" w:hAnsi="Times New Roman" w:cs="Times New Roman"/>
+        </w:rPr>
+      </w:pPr>
+      <w:r>
+        <w:rPr>
+          <w:rFonts w:cs="Times New Roman" w:ascii="Times New Roman" w:hAnsi="Times New Roman"/>
           <w:b/>
           <w:bCs/>
           <w:color w:val="2E5FA3"/>
@@ -2390,7 +2795,7 @@
       </w:r>
       <w:r>
         <w:rPr>
-          <w:rFonts w:ascii="Times New Roman" w:hAnsi="Times New Roman" w:cs="Times New Roman"/>
+          <w:rFonts w:cs="Times New Roman" w:ascii="Times New Roman" w:hAnsi="Times New Roman"/>
           <w:sz w:val="17"/>
           <w:szCs w:val="17"/>
         </w:rPr>
@@ -2398,7 +2803,7 @@
       </w:r>
       <w:r>
         <w:rPr>
-          <w:rFonts w:ascii="Times New Roman" w:hAnsi="Times New Roman" w:cs="Times New Roman"/>
+          <w:rFonts w:cs="Times New Roman" w:ascii="Times New Roman" w:hAnsi="Times New Roman"/>
           <w:i/>
           <w:iCs/>
           <w:sz w:val="17"/>
@@ -2408,299 +2813,323 @@
       </w:r>
       <w:r>
         <w:rPr>
-          <w:rFonts w:ascii="Times New Roman" w:hAnsi="Times New Roman" w:cs="Times New Roman"/>
+          <w:rFonts w:cs="Times New Roman" w:ascii="Times New Roman" w:hAnsi="Times New Roman"/>
           <w:sz w:val="17"/>
           <w:szCs w:val="17"/>
         </w:rPr>
         <w:t xml:space="preserve"> [Undergraduate thesis, Georgia Institute of Technology]. Georgia Tech Repository. </w:t>
       </w:r>
-      <w:hyperlink r:id="rId21" w:anchor="!/4376/presentation/10884" w:history="1">
-        <w:r>
-          <w:rPr>
-            <w:rFonts w:ascii="Times New Roman" w:hAnsi="Times New Roman" w:cs="Times New Roman"/>
-            <w:color w:val="2E5FA3"/>
-            <w:sz w:val="17"/>
-            <w:szCs w:val="17"/>
-            <w:u w:val="single"/>
-          </w:rPr>
-          <w:t>Repository</w:t>
-        </w:r>
-      </w:hyperlink>
+      <w:r>
+        <w:fldChar w:fldCharType="begin"/>
+      </w:r>
+      <w:r>
+        <w:rPr>
+          <w:rStyle w:val="Style3"/>
+          <w:rFonts w:cs="Times New Roman" w:ascii="Times New Roman" w:hAnsi="Times New Roman"/>
+          <w:color w:val="2E5FA3"/>
+          <w:sz w:val="17"/>
+          <w:szCs w:val="17"/>
+          <w:u w:val="single"/>
+        </w:rPr>
+        <w:instrText xml:space="preserve"> HYPERLINK "https://repository.gatech.edu/handle/1853/58478" \l "!/4376/presentation/10884"</w:instrText>
+      </w:r>
+      <w:r>
+        <w:rPr>
+          <w:rStyle w:val="Style3"/>
+          <w:rFonts w:cs="Times New Roman" w:ascii="Times New Roman" w:hAnsi="Times New Roman"/>
+          <w:color w:val="2E5FA3"/>
+          <w:sz w:val="17"/>
+          <w:szCs w:val="17"/>
+          <w:u w:val="single"/>
+        </w:rPr>
+        <w:fldChar w:fldCharType="separate"/>
+      </w:r>
+      <w:r>
+        <w:rPr>
+          <w:rStyle w:val="Style3"/>
+          <w:rFonts w:cs="Times New Roman" w:ascii="Times New Roman" w:hAnsi="Times New Roman"/>
+          <w:color w:val="2E5FA3"/>
+          <w:sz w:val="17"/>
+          <w:szCs w:val="17"/>
+          <w:u w:val="single"/>
+        </w:rPr>
+        <w:t>Repository</w:t>
+      </w:r>
+      <w:r>
+        <w:rPr>
+          <w:rStyle w:val="Style3"/>
+          <w:rFonts w:cs="Times New Roman" w:ascii="Times New Roman" w:hAnsi="Times New Roman"/>
+          <w:color w:val="2E5FA3"/>
+          <w:sz w:val="17"/>
+          <w:szCs w:val="17"/>
+          <w:u w:val="single"/>
+        </w:rPr>
+        <w:fldChar w:fldCharType="end"/>
+      </w:r>
     </w:p>
     <w:sectPr>
+      <w:type w:val="nextPage"/>
       <w:pgSz w:w="12240" w:h="15840"/>
-      <w:pgMar w:top="720" w:right="720" w:bottom="720" w:left="720" w:header="708" w:footer="708" w:gutter="0"/>
-      <w:cols w:space="720"/>
-      <w:docGrid w:linePitch="360"/>
+      <w:pgMar w:left="720" w:right="720" w:gutter="0" w:header="0" w:top="720" w:footer="0" w:bottom="720"/>
+      <w:pgNumType w:fmt="decimal"/>
+      <w:formProt w:val="false"/>
+      <w:textDirection w:val="lrTb"/>
+      <w:docGrid w:type="default" w:linePitch="360" w:charSpace="0"/>
     </w:sectPr>
   </w:body>
 </w:document>
 </file>
 
 <file path=word/numbering.xml><?xml version="1.0" encoding="utf-8"?>
-<w:numbering xmlns:wpc="http://schemas.microsoft.com/office/word/2010/wordprocessingCanvas" xmlns:cx="http://schemas.microsoft.com/office/drawing/2014/chartex" xmlns:cx1="http://schemas.microsoft.com/office/drawing/2015/9/8/chartex" xmlns:cx2="http://schemas.microsoft.com/office/drawing/2015/10/21/chartex" xmlns:cx3="http://schemas.microsoft.com/office/drawing/2016/5/9/chartex" xmlns:cx4="http://schemas.microsoft.com/office/drawing/2016/5/10/chartex" xmlns:cx5="http://schemas.microsoft.com/office/drawing/2016/5/11/chartex" xmlns:cx6="http://schemas.microsoft.com/office/drawing/2016/5/12/chartex" xmlns:cx7="http://schemas.microsoft.com/office/drawing/2016/5/13/chartex" xmlns:cx8="http://schemas.microsoft.com/office/drawing/2016/5/14/chartex" xmlns:mc="http://schemas.openxmlformats.org/markup-compatibility/2006" xmlns:aink="http://schemas.microsoft.com/office/drawing/2016/ink" xmlns:am3d="http://schemas.microsoft.com/office/drawing/2017/model3d" xmlns:o="urn:schemas-microsoft-com:office:office" xmlns:oel="http://schemas.microsoft.com/office/2019/extlst" xmlns:r="http://schemas.openxmlformats.org/officeDocument/2006/relationships" xmlns:m="http://schemas.openxmlformats.org/officeDocument/2006/math" xmlns:v="urn:schemas-microsoft-com:vml" xmlns:wp14="http://schemas.microsoft.com/office/word/2010/wordprocessingDrawing" xmlns:wp="http://schemas.openxmlformats.org/drawingml/2006/wordprocessingDrawing" xmlns:w10="urn:schemas-microsoft-com:office:word" xmlns:w="http://schemas.openxmlformats.org/wordprocessingml/2006/main" xmlns:w14="http://schemas.microsoft.com/office/word/2010/wordml" xmlns:w15="http://schemas.microsoft.com/office/word/2012/wordml" xmlns:w16cex="http://schemas.microsoft.com/office/word/2018/wordml/cex" xmlns:w16cid="http://schemas.microsoft.com/office/word/2016/wordml/cid" xmlns:w16="http://schemas.microsoft.com/office/word/2018/wordml" xmlns:w16du="http://schemas.microsoft.com/office/word/2023/wordml/word16du" xmlns:w16sdtdh="http://schemas.microsoft.com/office/word/2020/wordml/sdtdatahash" xmlns:w16sdtfl="http://schemas.microsoft.com/office/word/2024/wordml/sdtformatlock" xmlns:w16se="http://schemas.microsoft.com/office/word/2015/wordml/symex" xmlns:wpg="http://schemas.microsoft.com/office/word/2010/wordprocessingGroup" xmlns:wpi="http://schemas.microsoft.com/office/word/2010/wordprocessingInk" xmlns:wne="http://schemas.microsoft.com/office/word/2006/wordml" xmlns:wps="http://schemas.microsoft.com/office/word/2010/wordprocessingShape" mc:Ignorable="w14 w15 w16se w16cid w16 w16cex w16sdtdh w16sdtfl w16du wp14">
-  <w:abstractNum w:abstractNumId="0" w15:restartNumberingAfterBreak="0">
-    <w:nsid w:val="2D6B17C0"/>
-    <w:multiLevelType w:val="hybridMultilevel"/>
-    <w:tmpl w:val="91DC0BD6"/>
-    <w:lvl w:ilvl="0" w:tplc="85B60160">
+<w:numbering xmlns:w="http://schemas.openxmlformats.org/wordprocessingml/2006/main" xmlns:o="urn:schemas-microsoft-com:office:office" xmlns:r="http://schemas.openxmlformats.org/officeDocument/2006/relationships" xmlns:v="urn:schemas-microsoft-com:vml" xmlns:mc="http://schemas.openxmlformats.org/markup-compatibility/2006" xmlns:w14="http://schemas.microsoft.com/office/word/2010/wordml" mc:Ignorable="w14">
+  <w:abstractNum w:abstractNumId="1">
+    <w:lvl w:ilvl="0">
       <w:start w:val="1"/>
       <w:numFmt w:val="bullet"/>
-      <w:lvlText w:val="•"/>
-      <w:lvlJc w:val="left"/>
-      <w:pPr>
-        <w:ind w:left="540" w:hanging="300"/>
-      </w:pPr>
+      <w:lvlText w:val=""/>
+      <w:lvlJc w:val="start"/>
+      <w:pPr>
+        <w:tabs>
+          <w:tab w:val="num" w:pos="0"/>
+        </w:tabs>
+        <w:ind w:start="540" w:hanging="300"/>
+      </w:pPr>
+      <w:rPr>
+        <w:rFonts w:ascii="Symbol" w:hAnsi="Symbol" w:cs="Symbol" w:hint="default"/>
+      </w:rPr>
     </w:lvl>
-    <w:lvl w:ilvl="1" w:tplc="1AD23694">
+    <w:lvl w:ilvl="1">
+      <w:start w:val="0"/>
       <w:numFmt w:val="decimal"/>
       <w:lvlText w:val=""/>
-      <w:lvlJc w:val="left"/>
+      <w:lvlJc w:val="start"/>
+      <w:pPr>
+        <w:tabs>
+          <w:tab w:val="num" w:pos="0"/>
+        </w:tabs>
+        <w:ind w:start="0" w:hanging="0"/>
+      </w:pPr>
+      <w:rPr/>
     </w:lvl>
-    <w:lvl w:ilvl="2" w:tplc="5D864ECA">
+    <w:lvl w:ilvl="2">
+      <w:start w:val="0"/>
       <w:numFmt w:val="decimal"/>
       <w:lvlText w:val=""/>
-      <w:lvlJc w:val="left"/>
+      <w:lvlJc w:val="start"/>
+      <w:pPr>
+        <w:tabs>
+          <w:tab w:val="num" w:pos="0"/>
+        </w:tabs>
+        <w:ind w:start="0" w:hanging="0"/>
+      </w:pPr>
+      <w:rPr/>
     </w:lvl>
-    <w:lvl w:ilvl="3" w:tplc="12604B18">
+    <w:lvl w:ilvl="3">
+      <w:start w:val="0"/>
       <w:numFmt w:val="decimal"/>
       <w:lvlText w:val=""/>
-      <w:lvlJc w:val="left"/>
+      <w:lvlJc w:val="start"/>
+      <w:pPr>
+        <w:tabs>
+          <w:tab w:val="num" w:pos="0"/>
+        </w:tabs>
+        <w:ind w:start="0" w:hanging="0"/>
+      </w:pPr>
+      <w:rPr/>
     </w:lvl>
-    <w:lvl w:ilvl="4" w:tplc="49B8682C">
+    <w:lvl w:ilvl="4">
+      <w:start w:val="0"/>
       <w:numFmt w:val="decimal"/>
       <w:lvlText w:val=""/>
-      <w:lvlJc w:val="left"/>
+      <w:lvlJc w:val="start"/>
+      <w:pPr>
+        <w:tabs>
+          <w:tab w:val="num" w:pos="0"/>
+        </w:tabs>
+        <w:ind w:start="0" w:hanging="0"/>
+      </w:pPr>
+      <w:rPr/>
     </w:lvl>
-    <w:lvl w:ilvl="5" w:tplc="F64C720C">
+    <w:lvl w:ilvl="5">
+      <w:start w:val="0"/>
       <w:numFmt w:val="decimal"/>
       <w:lvlText w:val=""/>
-      <w:lvlJc w:val="left"/>
+      <w:lvlJc w:val="start"/>
+      <w:pPr>
+        <w:tabs>
+          <w:tab w:val="num" w:pos="0"/>
+        </w:tabs>
+        <w:ind w:start="0" w:hanging="0"/>
+      </w:pPr>
+      <w:rPr/>
     </w:lvl>
-    <w:lvl w:ilvl="6" w:tplc="B2BA1E60">
+    <w:lvl w:ilvl="6">
+      <w:start w:val="0"/>
       <w:numFmt w:val="decimal"/>
       <w:lvlText w:val=""/>
-      <w:lvlJc w:val="left"/>
+      <w:lvlJc w:val="start"/>
+      <w:pPr>
+        <w:tabs>
+          <w:tab w:val="num" w:pos="0"/>
+        </w:tabs>
+        <w:ind w:start="0" w:hanging="0"/>
+      </w:pPr>
+      <w:rPr/>
     </w:lvl>
-    <w:lvl w:ilvl="7" w:tplc="88FEE7B2">
+    <w:lvl w:ilvl="7">
+      <w:start w:val="0"/>
       <w:numFmt w:val="decimal"/>
       <w:lvlText w:val=""/>
-      <w:lvlJc w:val="left"/>
+      <w:lvlJc w:val="start"/>
+      <w:pPr>
+        <w:tabs>
+          <w:tab w:val="num" w:pos="0"/>
+        </w:tabs>
+        <w:ind w:start="0" w:hanging="0"/>
+      </w:pPr>
+      <w:rPr/>
     </w:lvl>
-    <w:lvl w:ilvl="8" w:tplc="484E4FEC">
+    <w:lvl w:ilvl="8">
+      <w:start w:val="0"/>
       <w:numFmt w:val="decimal"/>
       <w:lvlText w:val=""/>
-      <w:lvlJc w:val="left"/>
+      <w:lvlJc w:val="start"/>
+      <w:pPr>
+        <w:tabs>
+          <w:tab w:val="num" w:pos="0"/>
+        </w:tabs>
+        <w:ind w:start="0" w:hanging="0"/>
+      </w:pPr>
+      <w:rPr/>
     </w:lvl>
   </w:abstractNum>
-  <w:abstractNum w:abstractNumId="1" w15:restartNumberingAfterBreak="0">
-    <w:nsid w:val="60B415B9"/>
-    <w:multiLevelType w:val="hybridMultilevel"/>
-    <w:tmpl w:val="4432AAA6"/>
-    <w:lvl w:ilvl="0" w:tplc="155603FE">
+  <w:abstractNum w:abstractNumId="2">
+    <w:lvl w:ilvl="0">
       <w:start w:val="1"/>
-      <w:numFmt w:val="decimal"/>
-      <w:lvlText w:val="[%1]"/>
-      <w:lvlJc w:val="left"/>
-      <w:pPr>
-        <w:ind w:left="540" w:hanging="360"/>
+      <w:numFmt w:val="none"/>
+      <w:suff w:val="nothing"/>
+      <w:lvlText w:val=""/>
+      <w:lvlJc w:val="start"/>
+      <w:pPr>
+        <w:tabs>
+          <w:tab w:val="num" w:pos="0"/>
+        </w:tabs>
+        <w:ind w:start="0" w:hanging="0"/>
       </w:pPr>
     </w:lvl>
-    <w:lvl w:ilvl="1" w:tplc="60B8E898">
-      <w:numFmt w:val="decimal"/>
+    <w:lvl w:ilvl="1">
+      <w:start w:val="1"/>
+      <w:numFmt w:val="none"/>
+      <w:suff w:val="nothing"/>
       <w:lvlText w:val=""/>
-      <w:lvlJc w:val="left"/>
+      <w:lvlJc w:val="start"/>
+      <w:pPr>
+        <w:tabs>
+          <w:tab w:val="num" w:pos="0"/>
+        </w:tabs>
+        <w:ind w:start="0" w:hanging="0"/>
+      </w:pPr>
     </w:lvl>
-    <w:lvl w:ilvl="2" w:tplc="AB5A0950">
-      <w:numFmt w:val="decimal"/>
+    <w:lvl w:ilvl="2">
+      <w:start w:val="1"/>
+      <w:numFmt w:val="none"/>
+      <w:suff w:val="nothing"/>
       <w:lvlText w:val=""/>
-      <w:lvlJc w:val="left"/>
+      <w:lvlJc w:val="start"/>
+      <w:pPr>
+        <w:tabs>
+          <w:tab w:val="num" w:pos="0"/>
+        </w:tabs>
+        <w:ind w:start="0" w:hanging="0"/>
+      </w:pPr>
     </w:lvl>
-    <w:lvl w:ilvl="3" w:tplc="81040BC2">
-      <w:numFmt w:val="decimal"/>
+    <w:lvl w:ilvl="3">
+      <w:start w:val="1"/>
+      <w:numFmt w:val="none"/>
+      <w:suff w:val="nothing"/>
       <w:lvlText w:val=""/>
-      <w:lvlJc w:val="left"/>
+      <w:lvlJc w:val="start"/>
+      <w:pPr>
+        <w:tabs>
+          <w:tab w:val="num" w:pos="0"/>
+        </w:tabs>
+        <w:ind w:start="0" w:hanging="0"/>
+      </w:pPr>
     </w:lvl>
-    <w:lvl w:ilvl="4" w:tplc="5E1824F4">
-      <w:numFmt w:val="decimal"/>
+    <w:lvl w:ilvl="4">
+      <w:start w:val="1"/>
+      <w:numFmt w:val="none"/>
+      <w:suff w:val="nothing"/>
       <w:lvlText w:val=""/>
-      <w:lvlJc w:val="left"/>
+      <w:lvlJc w:val="start"/>
+      <w:pPr>
+        <w:tabs>
+          <w:tab w:val="num" w:pos="0"/>
+        </w:tabs>
+        <w:ind w:start="0" w:hanging="0"/>
+      </w:pPr>
     </w:lvl>
-    <w:lvl w:ilvl="5" w:tplc="F48E8F00">
-      <w:numFmt w:val="decimal"/>
+    <w:lvl w:ilvl="5">
+      <w:start w:val="1"/>
+      <w:numFmt w:val="none"/>
+      <w:suff w:val="nothing"/>
       <w:lvlText w:val=""/>
-      <w:lvlJc w:val="left"/>
+      <w:lvlJc w:val="start"/>
+      <w:pPr>
+        <w:tabs>
+          <w:tab w:val="num" w:pos="0"/>
+        </w:tabs>
+        <w:ind w:start="0" w:hanging="0"/>
+      </w:pPr>
     </w:lvl>
-    <w:lvl w:ilvl="6" w:tplc="8FEA9428">
-      <w:numFmt w:val="decimal"/>
+    <w:lvl w:ilvl="6">
+      <w:start w:val="1"/>
+      <w:numFmt w:val="none"/>
+      <w:suff w:val="nothing"/>
       <w:lvlText w:val=""/>
-      <w:lvlJc w:val="left"/>
+      <w:lvlJc w:val="start"/>
+      <w:pPr>
+        <w:tabs>
+          <w:tab w:val="num" w:pos="0"/>
+        </w:tabs>
+        <w:ind w:start="0" w:hanging="0"/>
+      </w:pPr>
     </w:lvl>
-    <w:lvl w:ilvl="7" w:tplc="447CDBEE">
-      <w:numFmt w:val="decimal"/>
+    <w:lvl w:ilvl="7">
+      <w:start w:val="1"/>
+      <w:numFmt w:val="none"/>
+      <w:suff w:val="nothing"/>
       <w:lvlText w:val=""/>
-      <w:lvlJc w:val="left"/>
+      <w:lvlJc w:val="start"/>
+      <w:pPr>
+        <w:tabs>
+          <w:tab w:val="num" w:pos="0"/>
+        </w:tabs>
+        <w:ind w:start="0" w:hanging="0"/>
+      </w:pPr>
     </w:lvl>
-    <w:lvl w:ilvl="8" w:tplc="C2F4C280">
-      <w:numFmt w:val="decimal"/>
+    <w:lvl w:ilvl="8">
+      <w:start w:val="1"/>
+      <w:numFmt w:val="none"/>
+      <w:suff w:val="nothing"/>
       <w:lvlText w:val=""/>
-      <w:lvlJc w:val="left"/>
+      <w:lvlJc w:val="start"/>
+      <w:pPr>
+        <w:tabs>
+          <w:tab w:val="num" w:pos="0"/>
+        </w:tabs>
+        <w:ind w:start="0" w:hanging="0"/>
+      </w:pPr>
     </w:lvl>
   </w:abstractNum>
-  <w:abstractNum w:abstractNumId="2" w15:restartNumberingAfterBreak="0">
-    <w:nsid w:val="796C66A8"/>
-    <w:multiLevelType w:val="hybridMultilevel"/>
-    <w:tmpl w:val="178C96C0"/>
-    <w:lvl w:ilvl="0" w:tplc="DEB091F4">
-      <w:start w:val="1"/>
-      <w:numFmt w:val="bullet"/>
-      <w:lvlText w:val="•"/>
-      <w:lvlJc w:val="left"/>
-      <w:pPr>
-        <w:ind w:left="540" w:hanging="300"/>
-      </w:pPr>
-    </w:lvl>
-    <w:lvl w:ilvl="1" w:tplc="ADEE38D4">
-      <w:numFmt w:val="decimal"/>
-      <w:lvlText w:val=""/>
-      <w:lvlJc w:val="left"/>
-    </w:lvl>
-    <w:lvl w:ilvl="2" w:tplc="7C4CE6BE">
-      <w:numFmt w:val="decimal"/>
-      <w:lvlText w:val=""/>
-      <w:lvlJc w:val="left"/>
-    </w:lvl>
-    <w:lvl w:ilvl="3" w:tplc="978AFA36">
-      <w:numFmt w:val="decimal"/>
-      <w:lvlText w:val=""/>
-      <w:lvlJc w:val="left"/>
-    </w:lvl>
-    <w:lvl w:ilvl="4" w:tplc="AD120642">
-      <w:numFmt w:val="decimal"/>
-      <w:lvlText w:val=""/>
-      <w:lvlJc w:val="left"/>
-    </w:lvl>
-    <w:lvl w:ilvl="5" w:tplc="5C2466A8">
-      <w:numFmt w:val="decimal"/>
-      <w:lvlText w:val=""/>
-      <w:lvlJc w:val="left"/>
-    </w:lvl>
-    <w:lvl w:ilvl="6" w:tplc="CFCC6940">
-      <w:numFmt w:val="decimal"/>
-      <w:lvlText w:val=""/>
-      <w:lvlJc w:val="left"/>
-    </w:lvl>
-    <w:lvl w:ilvl="7" w:tplc="2C0E883A">
-      <w:numFmt w:val="decimal"/>
-      <w:lvlText w:val=""/>
-      <w:lvlJc w:val="left"/>
-    </w:lvl>
-    <w:lvl w:ilvl="8" w:tplc="B20031AA">
-      <w:numFmt w:val="decimal"/>
-      <w:lvlText w:val=""/>
-      <w:lvlJc w:val="left"/>
-    </w:lvl>
-  </w:abstractNum>
-  <w:abstractNum w:abstractNumId="3" w15:restartNumberingAfterBreak="0">
-    <w:nsid w:val="7D7E2218"/>
-    <w:multiLevelType w:val="hybridMultilevel"/>
-    <w:tmpl w:val="7AEE5F7A"/>
-    <w:lvl w:ilvl="0" w:tplc="5D74817E">
-      <w:start w:val="1"/>
-      <w:numFmt w:val="bullet"/>
-      <w:lvlText w:val="●"/>
-      <w:lvlJc w:val="left"/>
-      <w:pPr>
-        <w:ind w:left="720" w:hanging="360"/>
-      </w:pPr>
-    </w:lvl>
-    <w:lvl w:ilvl="1" w:tplc="613CA21C">
-      <w:start w:val="1"/>
-      <w:numFmt w:val="bullet"/>
-      <w:lvlText w:val="○"/>
-      <w:lvlJc w:val="left"/>
-      <w:pPr>
-        <w:ind w:left="1440" w:hanging="360"/>
-      </w:pPr>
-    </w:lvl>
-    <w:lvl w:ilvl="2" w:tplc="B19072B0">
-      <w:start w:val="1"/>
-      <w:numFmt w:val="bullet"/>
-      <w:lvlText w:val="■"/>
-      <w:lvlJc w:val="left"/>
-      <w:pPr>
-        <w:ind w:left="2160" w:hanging="360"/>
-      </w:pPr>
-    </w:lvl>
-    <w:lvl w:ilvl="3" w:tplc="4D3C759E">
-      <w:start w:val="1"/>
-      <w:numFmt w:val="bullet"/>
-      <w:lvlText w:val="●"/>
-      <w:lvlJc w:val="left"/>
-      <w:pPr>
-        <w:ind w:left="2880" w:hanging="360"/>
-      </w:pPr>
-    </w:lvl>
-    <w:lvl w:ilvl="4" w:tplc="D138E5A0">
-      <w:start w:val="1"/>
-      <w:numFmt w:val="bullet"/>
-      <w:lvlText w:val="○"/>
-      <w:lvlJc w:val="left"/>
-      <w:pPr>
-        <w:ind w:left="3600" w:hanging="360"/>
-      </w:pPr>
-    </w:lvl>
-    <w:lvl w:ilvl="5" w:tplc="C472C332">
-      <w:start w:val="1"/>
-      <w:numFmt w:val="bullet"/>
-      <w:lvlText w:val="■"/>
-      <w:lvlJc w:val="left"/>
-      <w:pPr>
-        <w:ind w:left="4320" w:hanging="360"/>
-      </w:pPr>
-    </w:lvl>
-    <w:lvl w:ilvl="6" w:tplc="FA80C1B0">
-      <w:start w:val="1"/>
-      <w:numFmt w:val="bullet"/>
-      <w:lvlText w:val="●"/>
-      <w:lvlJc w:val="left"/>
-      <w:pPr>
-        <w:ind w:left="5040" w:hanging="360"/>
-      </w:pPr>
-    </w:lvl>
-    <w:lvl w:ilvl="7" w:tplc="1D7EF33E">
-      <w:start w:val="1"/>
-      <w:numFmt w:val="bullet"/>
-      <w:lvlText w:val="●"/>
-      <w:lvlJc w:val="left"/>
-      <w:pPr>
-        <w:ind w:left="5760" w:hanging="360"/>
-      </w:pPr>
-    </w:lvl>
-    <w:lvl w:ilvl="8" w:tplc="4232D95E">
-      <w:start w:val="1"/>
-      <w:numFmt w:val="bullet"/>
-      <w:lvlText w:val="●"/>
-      <w:lvlJc w:val="left"/>
-      <w:pPr>
-        <w:ind w:left="6480" w:hanging="360"/>
-      </w:pPr>
-    </w:lvl>
-  </w:abstractNum>
-  <w:num w:numId="1" w16cid:durableId="1288001694">
-    <w:abstractNumId w:val="3"/>
-    <w:lvlOverride w:ilvl="0">
-      <w:startOverride w:val="1"/>
-    </w:lvlOverride>
+  <w:num w:numId="1">
+    <w:abstractNumId w:val="1"/>
   </w:num>
-  <w:num w:numId="2" w16cid:durableId="331614200">
-    <w:abstractNumId w:val="0"/>
-    <w:lvlOverride w:ilvl="0">
-      <w:startOverride w:val="1"/>
-    </w:lvlOverride>
+  <w:num w:numId="2">
+    <w:abstractNumId w:val="2"/>
   </w:num>
-  <w:num w:numId="3" w16cid:durableId="2057075751">
-    <w:abstractNumId w:val="2"/>
+  <w:num w:numId="3">
+    <w:abstractNumId w:val="1"/>
     <w:lvlOverride w:ilvl="0">
       <w:startOverride w:val="1"/>
     </w:lvlOverride>
@@ -2709,30 +3138,34 @@
 </file>
 
 <file path=word/styles.xml><?xml version="1.0" encoding="utf-8"?>
-<w:styles xmlns:mc="http://schemas.openxmlformats.org/markup-compatibility/2006" xmlns:r="http://schemas.openxmlformats.org/officeDocument/2006/relationships" xmlns:w="http://schemas.openxmlformats.org/wordprocessingml/2006/main" xmlns:w14="http://schemas.microsoft.com/office/word/2010/wordml" xmlns:w15="http://schemas.microsoft.com/office/word/2012/wordml" xmlns:w16cex="http://schemas.microsoft.com/office/word/2018/wordml/cex" xmlns:w16cid="http://schemas.microsoft.com/office/word/2016/wordml/cid" xmlns:w16="http://schemas.microsoft.com/office/word/2018/wordml" xmlns:w16du="http://schemas.microsoft.com/office/word/2023/wordml/word16du" xmlns:w16sdtdh="http://schemas.microsoft.com/office/word/2020/wordml/sdtdatahash" xmlns:w16sdtfl="http://schemas.microsoft.com/office/word/2024/wordml/sdtformatlock" xmlns:w16se="http://schemas.microsoft.com/office/word/2015/wordml/symex" mc:Ignorable="w14 w15 w16se w16cid w16 w16cex w16sdtdh w16sdtfl w16du">
+<w:styles xmlns:w="http://schemas.openxmlformats.org/wordprocessingml/2006/main" xmlns:w14="http://schemas.microsoft.com/office/word/2010/wordml" xmlns:mc="http://schemas.openxmlformats.org/markup-compatibility/2006" mc:Ignorable="w14">
   <w:docDefaults>
     <w:rPrDefault>
       <w:rPr>
-        <w:rFonts w:ascii="Arial" w:eastAsia="Arial" w:hAnsi="Arial" w:cs="Arial"/>
+        <w:rFonts w:ascii="Arial" w:hAnsi="Arial" w:eastAsia="Arial" w:cs="Arial"/>
         <w:color w:val="555555"/>
         <w:sz w:val="18"/>
         <w:szCs w:val="18"/>
         <w:lang w:val="en-US" w:eastAsia="zh-CN" w:bidi="ar-SA"/>
       </w:rPr>
     </w:rPrDefault>
-    <w:pPrDefault/>
+    <w:pPrDefault>
+      <w:pPr>
+        <w:suppressAutoHyphens w:val="true"/>
+      </w:pPr>
+    </w:pPrDefault>
   </w:docDefaults>
   <w:latentStyles w:defLockedState="0" w:defUIPriority="99" w:defSemiHidden="0" w:defUnhideWhenUsed="0" w:defQFormat="0" w:count="376">
     <w:lsdException w:name="Normal" w:uiPriority="0" w:qFormat="1"/>
     <w:lsdException w:name="heading 1" w:uiPriority="9" w:qFormat="1"/>
-    <w:lsdException w:name="heading 2" w:semiHidden="1" w:uiPriority="9" w:unhideWhenUsed="1" w:qFormat="1"/>
-    <w:lsdException w:name="heading 3" w:semiHidden="1" w:uiPriority="9" w:unhideWhenUsed="1" w:qFormat="1"/>
-    <w:lsdException w:name="heading 4" w:semiHidden="1" w:uiPriority="9" w:unhideWhenUsed="1" w:qFormat="1"/>
-    <w:lsdException w:name="heading 5" w:semiHidden="1" w:uiPriority="9" w:unhideWhenUsed="1" w:qFormat="1"/>
-    <w:lsdException w:name="heading 6" w:semiHidden="1" w:uiPriority="9" w:unhideWhenUsed="1" w:qFormat="1"/>
-    <w:lsdException w:name="heading 7" w:semiHidden="1" w:uiPriority="9" w:unhideWhenUsed="1" w:qFormat="1"/>
-    <w:lsdException w:name="heading 8" w:semiHidden="1" w:uiPriority="9" w:unhideWhenUsed="1" w:qFormat="1"/>
-    <w:lsdException w:name="heading 9" w:semiHidden="1" w:uiPriority="9" w:unhideWhenUsed="1" w:qFormat="1"/>
+    <w:lsdException w:name="heading 2" w:uiPriority="9" w:semiHidden="1" w:unhideWhenUsed="1" w:qFormat="1"/>
+    <w:lsdException w:name="heading 3" w:uiPriority="9" w:semiHidden="1" w:unhideWhenUsed="1" w:qFormat="1"/>
+    <w:lsdException w:name="heading 4" w:uiPriority="9" w:semiHidden="1" w:unhideWhenUsed="1" w:qFormat="1"/>
+    <w:lsdException w:name="heading 5" w:uiPriority="9" w:semiHidden="1" w:unhideWhenUsed="1" w:qFormat="1"/>
+    <w:lsdException w:name="heading 6" w:uiPriority="9" w:semiHidden="1" w:unhideWhenUsed="1" w:qFormat="1"/>
+    <w:lsdException w:name="heading 7" w:uiPriority="9" w:semiHidden="1" w:unhideWhenUsed="1" w:qFormat="1"/>
+    <w:lsdException w:name="heading 8" w:uiPriority="9" w:semiHidden="1" w:unhideWhenUsed="1" w:qFormat="1"/>
+    <w:lsdException w:name="heading 9" w:uiPriority="9" w:semiHidden="1" w:unhideWhenUsed="1" w:qFormat="1"/>
     <w:lsdException w:name="index 1" w:semiHidden="1" w:unhideWhenUsed="1"/>
     <w:lsdException w:name="index 2" w:semiHidden="1" w:unhideWhenUsed="1"/>
     <w:lsdException w:name="index 3" w:semiHidden="1" w:unhideWhenUsed="1"/>
@@ -2742,22 +3175,22 @@
     <w:lsdException w:name="index 7" w:semiHidden="1" w:unhideWhenUsed="1"/>
     <w:lsdException w:name="index 8" w:semiHidden="1" w:unhideWhenUsed="1"/>
     <w:lsdException w:name="index 9" w:semiHidden="1" w:unhideWhenUsed="1"/>
-    <w:lsdException w:name="toc 1" w:semiHidden="1" w:uiPriority="39" w:unhideWhenUsed="1"/>
-    <w:lsdException w:name="toc 2" w:semiHidden="1" w:uiPriority="39" w:unhideWhenUsed="1"/>
-    <w:lsdException w:name="toc 3" w:semiHidden="1" w:uiPriority="39" w:unhideWhenUsed="1"/>
-    <w:lsdException w:name="toc 4" w:semiHidden="1" w:uiPriority="39" w:unhideWhenUsed="1"/>
-    <w:lsdException w:name="toc 5" w:semiHidden="1" w:uiPriority="39" w:unhideWhenUsed="1"/>
-    <w:lsdException w:name="toc 6" w:semiHidden="1" w:uiPriority="39" w:unhideWhenUsed="1"/>
-    <w:lsdException w:name="toc 7" w:semiHidden="1" w:uiPriority="39" w:unhideWhenUsed="1"/>
-    <w:lsdException w:name="toc 8" w:semiHidden="1" w:uiPriority="39" w:unhideWhenUsed="1"/>
-    <w:lsdException w:name="toc 9" w:semiHidden="1" w:uiPriority="39" w:unhideWhenUsed="1"/>
+    <w:lsdException w:name="toc 1" w:uiPriority="39" w:semiHidden="1" w:unhideWhenUsed="1"/>
+    <w:lsdException w:name="toc 2" w:uiPriority="39" w:semiHidden="1" w:unhideWhenUsed="1"/>
+    <w:lsdException w:name="toc 3" w:uiPriority="39" w:semiHidden="1" w:unhideWhenUsed="1"/>
+    <w:lsdException w:name="toc 4" w:uiPriority="39" w:semiHidden="1" w:unhideWhenUsed="1"/>
+    <w:lsdException w:name="toc 5" w:uiPriority="39" w:semiHidden="1" w:unhideWhenUsed="1"/>
+    <w:lsdException w:name="toc 6" w:uiPriority="39" w:semiHidden="1" w:unhideWhenUsed="1"/>
+    <w:lsdException w:name="toc 7" w:uiPriority="39" w:semiHidden="1" w:unhideWhenUsed="1"/>
+    <w:lsdException w:name="toc 8" w:uiPriority="39" w:semiHidden="1" w:unhideWhenUsed="1"/>
+    <w:lsdException w:name="toc 9" w:uiPriority="39" w:semiHidden="1" w:unhideWhenUsed="1"/>
     <w:lsdException w:name="Normal Indent" w:semiHidden="1" w:unhideWhenUsed="1"/>
     <w:lsdException w:name="footnote text" w:semiHidden="1" w:unhideWhenUsed="1"/>
     <w:lsdException w:name="annotation text" w:semiHidden="1" w:unhideWhenUsed="1"/>
     <w:lsdException w:name="header" w:semiHidden="1" w:unhideWhenUsed="1"/>
     <w:lsdException w:name="footer" w:semiHidden="1" w:unhideWhenUsed="1"/>
     <w:lsdException w:name="index heading" w:semiHidden="1" w:unhideWhenUsed="1"/>
-    <w:lsdException w:name="caption" w:semiHidden="1" w:uiPriority="35" w:unhideWhenUsed="1" w:qFormat="1"/>
+    <w:lsdException w:name="caption" w:uiPriority="35" w:semiHidden="1" w:unhideWhenUsed="1" w:qFormat="1"/>
     <w:lsdException w:name="table of figures" w:semiHidden="1" w:unhideWhenUsed="1"/>
     <w:lsdException w:name="envelope address" w:semiHidden="1" w:unhideWhenUsed="1"/>
     <w:lsdException w:name="envelope return" w:semiHidden="1" w:unhideWhenUsed="1"/>
@@ -2788,7 +3221,7 @@
     <w:lsdException w:name="Title" w:uiPriority="10" w:qFormat="1"/>
     <w:lsdException w:name="Closing" w:semiHidden="1" w:unhideWhenUsed="1"/>
     <w:lsdException w:name="Signature" w:semiHidden="1" w:unhideWhenUsed="1"/>
-    <w:lsdException w:name="Default Paragraph Font" w:semiHidden="1" w:uiPriority="1" w:unhideWhenUsed="1"/>
+    <w:lsdException w:name="Default Paragraph Font" w:uiPriority="1" w:semiHidden="1" w:unhideWhenUsed="1"/>
     <w:lsdException w:name="Body Text" w:semiHidden="1" w:unhideWhenUsed="1"/>
     <w:lsdException w:name="Body Text Indent" w:semiHidden="1" w:unhideWhenUsed="1"/>
     <w:lsdException w:name="List Continue" w:semiHidden="1" w:unhideWhenUsed="1"/>
@@ -2988,8 +3421,8 @@
     <w:lsdException w:name="Subtle Reference" w:uiPriority="31" w:qFormat="1"/>
     <w:lsdException w:name="Intense Reference" w:uiPriority="32" w:qFormat="1"/>
     <w:lsdException w:name="Book Title" w:uiPriority="33" w:qFormat="1"/>
-    <w:lsdException w:name="Bibliography" w:semiHidden="1" w:uiPriority="37" w:unhideWhenUsed="1"/>
-    <w:lsdException w:name="TOC Heading" w:semiHidden="1" w:uiPriority="39" w:unhideWhenUsed="1" w:qFormat="1"/>
+    <w:lsdException w:name="Bibliography" w:uiPriority="37" w:semiHidden="1" w:unhideWhenUsed="1"/>
+    <w:lsdException w:name="TOC Heading" w:uiPriority="39" w:semiHidden="1" w:unhideWhenUsed="1" w:qFormat="1"/>
     <w:lsdException w:name="Plain Table 1" w:uiPriority="41"/>
     <w:lsdException w:name="Plain Table 2" w:uiPriority="42"/>
     <w:lsdException w:name="Plain Table 3" w:uiPriority="43"/>
@@ -3100,21 +3533,42 @@
     <w:lsdException w:name="Unresolved Mention" w:semiHidden="1" w:unhideWhenUsed="1"/>
     <w:lsdException w:name="Smart Link" w:semiHidden="1" w:unhideWhenUsed="1"/>
   </w:latentStyles>
-  <w:style w:type="paragraph" w:default="1" w:styleId="Normal">
+  <w:style w:type="paragraph" w:styleId="Normal" w:default="1">
     <w:name w:val="Normal"/>
     <w:qFormat/>
+    <w:pPr>
+      <w:widowControl/>
+      <w:bidi w:val="0"/>
+      <w:spacing w:before="0" w:after="0"/>
+      <w:jc w:val="start"/>
+    </w:pPr>
+    <w:rPr>
+      <w:rFonts w:ascii="Arial" w:hAnsi="Arial" w:eastAsia="Arial" w:cs="Arial"/>
+      <w:color w:val="555555"/>
+      <w:kern w:val="0"/>
+      <w:sz w:val="18"/>
+      <w:szCs w:val="18"/>
+      <w:lang w:val="en-US" w:eastAsia="zh-CN" w:bidi="ar-SA"/>
+    </w:rPr>
   </w:style>
   <w:style w:type="paragraph" w:styleId="Heading1">
     <w:name w:val="heading 1"/>
     <w:uiPriority w:val="9"/>
     <w:qFormat/>
     <w:pPr>
+      <w:widowControl/>
+      <w:bidi w:val="0"/>
+      <w:spacing w:before="0" w:after="0"/>
+      <w:jc w:val="start"/>
       <w:outlineLvl w:val="0"/>
     </w:pPr>
     <w:rPr>
+      <w:rFonts w:ascii="Arial" w:hAnsi="Arial" w:eastAsia="Arial" w:cs="Arial"/>
       <w:color w:val="2E74B5"/>
+      <w:kern w:val="0"/>
       <w:sz w:val="32"/>
       <w:szCs w:val="32"/>
+      <w:lang w:val="en-US" w:eastAsia="zh-CN" w:bidi="ar-SA"/>
     </w:rPr>
   </w:style>
   <w:style w:type="paragraph" w:styleId="Heading2">
@@ -3124,12 +3578,19 @@
     <w:unhideWhenUsed/>
     <w:qFormat/>
     <w:pPr>
+      <w:widowControl/>
+      <w:bidi w:val="0"/>
+      <w:spacing w:before="0" w:after="0"/>
+      <w:jc w:val="start"/>
       <w:outlineLvl w:val="1"/>
     </w:pPr>
     <w:rPr>
+      <w:rFonts w:ascii="Arial" w:hAnsi="Arial" w:eastAsia="Arial" w:cs="Arial"/>
       <w:color w:val="2E74B5"/>
+      <w:kern w:val="0"/>
       <w:sz w:val="26"/>
       <w:szCs w:val="26"/>
+      <w:lang w:val="en-US" w:eastAsia="zh-CN" w:bidi="ar-SA"/>
     </w:rPr>
   </w:style>
   <w:style w:type="paragraph" w:styleId="Heading3">
@@ -3139,12 +3600,19 @@
     <w:unhideWhenUsed/>
     <w:qFormat/>
     <w:pPr>
+      <w:widowControl/>
+      <w:bidi w:val="0"/>
+      <w:spacing w:before="0" w:after="0"/>
+      <w:jc w:val="start"/>
       <w:outlineLvl w:val="2"/>
     </w:pPr>
     <w:rPr>
+      <w:rFonts w:ascii="Arial" w:hAnsi="Arial" w:eastAsia="Arial" w:cs="Arial"/>
       <w:color w:val="1F4D78"/>
+      <w:kern w:val="0"/>
       <w:sz w:val="24"/>
       <w:szCs w:val="24"/>
+      <w:lang w:val="en-US" w:eastAsia="zh-CN" w:bidi="ar-SA"/>
     </w:rPr>
   </w:style>
   <w:style w:type="paragraph" w:styleId="Heading4">
@@ -3154,12 +3622,21 @@
     <w:unhideWhenUsed/>
     <w:qFormat/>
     <w:pPr>
+      <w:widowControl/>
+      <w:bidi w:val="0"/>
+      <w:spacing w:before="0" w:after="0"/>
+      <w:jc w:val="start"/>
       <w:outlineLvl w:val="3"/>
     </w:pPr>
     <w:rPr>
+      <w:rFonts w:ascii="Arial" w:hAnsi="Arial" w:eastAsia="Arial" w:cs="Arial"/>
       <w:i/>
       <w:iCs/>
       <w:color w:val="2E74B5"/>
+      <w:kern w:val="0"/>
+      <w:sz w:val="18"/>
+      <w:szCs w:val="18"/>
+      <w:lang w:val="en-US" w:eastAsia="zh-CN" w:bidi="ar-SA"/>
     </w:rPr>
   </w:style>
   <w:style w:type="paragraph" w:styleId="Heading5">
@@ -3169,10 +3646,19 @@
     <w:unhideWhenUsed/>
     <w:qFormat/>
     <w:pPr>
+      <w:widowControl/>
+      <w:bidi w:val="0"/>
+      <w:spacing w:before="0" w:after="0"/>
+      <w:jc w:val="start"/>
       <w:outlineLvl w:val="4"/>
     </w:pPr>
     <w:rPr>
+      <w:rFonts w:ascii="Arial" w:hAnsi="Arial" w:eastAsia="Arial" w:cs="Arial"/>
       <w:color w:val="2E74B5"/>
+      <w:kern w:val="0"/>
+      <w:sz w:val="18"/>
+      <w:szCs w:val="18"/>
+      <w:lang w:val="en-US" w:eastAsia="zh-CN" w:bidi="ar-SA"/>
     </w:rPr>
   </w:style>
   <w:style w:type="paragraph" w:styleId="Heading6">
@@ -3182,59 +3668,28 @@
     <w:unhideWhenUsed/>
     <w:qFormat/>
     <w:pPr>
+      <w:widowControl/>
+      <w:bidi w:val="0"/>
+      <w:spacing w:before="0" w:after="0"/>
+      <w:jc w:val="start"/>
       <w:outlineLvl w:val="5"/>
     </w:pPr>
     <w:rPr>
+      <w:rFonts w:ascii="Arial" w:hAnsi="Arial" w:eastAsia="Arial" w:cs="Arial"/>
       <w:color w:val="1F4D78"/>
+      <w:kern w:val="0"/>
+      <w:sz w:val="18"/>
+      <w:szCs w:val="18"/>
+      <w:lang w:val="en-US" w:eastAsia="zh-CN" w:bidi="ar-SA"/>
     </w:rPr>
   </w:style>
-  <w:style w:type="character" w:default="1" w:styleId="DefaultParagraphFont">
+  <w:style w:type="character" w:styleId="DefaultParagraphFont" w:default="1">
     <w:name w:val="Default Paragraph Font"/>
     <w:uiPriority w:val="1"/>
     <w:semiHidden/>
     <w:unhideWhenUsed/>
-  </w:style>
-  <w:style w:type="table" w:default="1" w:styleId="TableNormal">
-    <w:name w:val="Normal Table"/>
-    <w:uiPriority w:val="99"/>
-    <w:semiHidden/>
-    <w:unhideWhenUsed/>
-    <w:tblPr>
-      <w:tblInd w:w="0" w:type="dxa"/>
-      <w:tblCellMar>
-        <w:top w:w="0" w:type="dxa"/>
-        <w:left w:w="108" w:type="dxa"/>
-        <w:bottom w:w="0" w:type="dxa"/>
-        <w:right w:w="108" w:type="dxa"/>
-      </w:tblCellMar>
-    </w:tblPr>
-  </w:style>
-  <w:style w:type="numbering" w:default="1" w:styleId="NoList">
-    <w:name w:val="No List"/>
-    <w:uiPriority w:val="99"/>
-    <w:semiHidden/>
-    <w:unhideWhenUsed/>
-  </w:style>
-  <w:style w:type="paragraph" w:styleId="Title">
-    <w:name w:val="Title"/>
-    <w:uiPriority w:val="10"/>
     <w:qFormat/>
-    <w:rPr>
-      <w:sz w:val="56"/>
-      <w:szCs w:val="56"/>
-    </w:rPr>
-  </w:style>
-  <w:style w:type="paragraph" w:customStyle="1" w:styleId="Strong1">
-    <w:name w:val="Strong1"/>
-    <w:qFormat/>
-    <w:rPr>
-      <w:b/>
-      <w:bCs/>
-    </w:rPr>
-  </w:style>
-  <w:style w:type="paragraph" w:styleId="ListParagraph">
-    <w:name w:val="List Paragraph"/>
-    <w:qFormat/>
+    <w:rPr/>
   </w:style>
   <w:style w:type="character" w:styleId="Hyperlink">
     <w:name w:val="Hyperlink"/>
@@ -3245,63 +3700,57 @@
       <w:u w:val="single"/>
     </w:rPr>
   </w:style>
-  <w:style w:type="character" w:styleId="FootnoteReference">
-    <w:name w:val="footnote reference"/>
+  <w:style w:type="character" w:styleId="FootnoteCharacters">
+    <w:name w:val="Footnote Characters"/>
     <w:uiPriority w:val="99"/>
     <w:semiHidden/>
     <w:unhideWhenUsed/>
+    <w:qFormat/>
     <w:rPr>
       <w:vertAlign w:val="superscript"/>
     </w:rPr>
   </w:style>
-  <w:style w:type="paragraph" w:styleId="FootnoteText">
-    <w:name w:val="footnote text"/>
-    <w:link w:val="FootnoteTextChar"/>
+  <w:style w:type="character" w:styleId="FootnoteReference">
+    <w:name w:val="footnote reference"/>
+    <w:rPr>
+      <w:vertAlign w:val="superscript"/>
+    </w:rPr>
+  </w:style>
+  <w:style w:type="character" w:styleId="FootnoteTextChar" w:customStyle="1">
+    <w:name w:val="Footnote Text Char"/>
+    <w:link w:val="FootnoteText"/>
     <w:uiPriority w:val="99"/>
     <w:semiHidden/>
     <w:unhideWhenUsed/>
+    <w:qFormat/>
     <w:rPr>
       <w:sz w:val="20"/>
       <w:szCs w:val="20"/>
     </w:rPr>
   </w:style>
-  <w:style w:type="character" w:customStyle="1" w:styleId="FootnoteTextChar">
-    <w:name w:val="Footnote Text Char"/>
-    <w:link w:val="FootnoteText"/>
+  <w:style w:type="character" w:styleId="EndnoteCharacters">
+    <w:name w:val="Endnote Characters"/>
     <w:uiPriority w:val="99"/>
     <w:semiHidden/>
     <w:unhideWhenUsed/>
+    <w:qFormat/>
     <w:rPr>
-      <w:sz w:val="20"/>
-      <w:szCs w:val="20"/>
+      <w:vertAlign w:val="superscript"/>
     </w:rPr>
   </w:style>
   <w:style w:type="character" w:styleId="EndnoteReference">
     <w:name w:val="endnote reference"/>
-    <w:uiPriority w:val="99"/>
-    <w:semiHidden/>
-    <w:unhideWhenUsed/>
     <w:rPr>
       <w:vertAlign w:val="superscript"/>
     </w:rPr>
   </w:style>
-  <w:style w:type="paragraph" w:styleId="EndnoteText">
-    <w:name w:val="endnote text"/>
-    <w:link w:val="EndnoteTextChar"/>
-    <w:uiPriority w:val="99"/>
-    <w:semiHidden/>
-    <w:unhideWhenUsed/>
-    <w:rPr>
-      <w:sz w:val="20"/>
-      <w:szCs w:val="20"/>
-    </w:rPr>
-  </w:style>
-  <w:style w:type="character" w:customStyle="1" w:styleId="EndnoteTextChar">
+  <w:style w:type="character" w:styleId="EndnoteTextChar" w:customStyle="1">
     <w:name w:val="Endnote Text Char"/>
     <w:link w:val="EndnoteText"/>
     <w:uiPriority w:val="99"/>
     <w:semiHidden/>
     <w:unhideWhenUsed/>
+    <w:qFormat/>
     <w:rPr>
       <w:sz w:val="20"/>
       <w:szCs w:val="20"/>
@@ -3313,10 +3762,11 @@
     <w:uiPriority w:val="99"/>
     <w:semiHidden/>
     <w:unhideWhenUsed/>
-    <w:rsid w:val="00001F84"/>
+    <w:qFormat/>
+    <w:rsid w:val="00001f84"/>
     <w:rPr>
       <w:color w:val="605E5C"/>
-      <w:shd w:val="clear" w:color="auto" w:fill="E1DFDD"/>
+      <w:shd w:fill="E1DFDD" w:val="clear"/>
     </w:rPr>
   </w:style>
   <w:style w:type="character" w:styleId="FollowedHyperlink">
@@ -3325,24 +3775,202 @@
     <w:uiPriority w:val="99"/>
     <w:semiHidden/>
     <w:unhideWhenUsed/>
-    <w:rsid w:val="005D79AD"/>
+    <w:rsid w:val="005d79ad"/>
     <w:rPr>
-      <w:color w:val="96607D" w:themeColor="followedHyperlink"/>
+      <w:color w:themeColor="followedHyperlink" w:val="96607D"/>
       <w:u w:val="single"/>
     </w:rPr>
+  </w:style>
+  <w:style w:type="paragraph" w:styleId="Heading">
+    <w:name w:val="Heading"/>
+    <w:basedOn w:val="Normal"/>
+    <w:next w:val="BodyText"/>
+    <w:qFormat/>
+    <w:pPr>
+      <w:keepNext w:val="true"/>
+      <w:spacing w:before="240" w:after="120"/>
+    </w:pPr>
+    <w:rPr>
+      <w:rFonts w:ascii="Liberation Sans" w:hAnsi="Liberation Sans" w:eastAsia="Noto Sans SC" w:cs="Lucida Sans"/>
+      <w:sz w:val="28"/>
+      <w:szCs w:val="28"/>
+    </w:rPr>
+  </w:style>
+  <w:style w:type="paragraph" w:styleId="BodyText">
+    <w:name w:val="Body Text"/>
+    <w:basedOn w:val="Normal"/>
+    <w:pPr>
+      <w:spacing w:lineRule="auto" w:line="276" w:before="0" w:after="140"/>
+    </w:pPr>
+    <w:rPr/>
+  </w:style>
+  <w:style w:type="paragraph" w:styleId="List">
+    <w:name w:val="List"/>
+    <w:basedOn w:val="BodyText"/>
+    <w:pPr/>
+    <w:rPr>
+      <w:rFonts w:cs="Lucida Sans"/>
+    </w:rPr>
+  </w:style>
+  <w:style w:type="paragraph" w:styleId="Caption">
+    <w:name w:val="caption"/>
+    <w:basedOn w:val="Normal"/>
+    <w:qFormat/>
+    <w:pPr>
+      <w:suppressLineNumbers/>
+      <w:spacing w:before="120" w:after="120"/>
+    </w:pPr>
+    <w:rPr>
+      <w:rFonts w:cs="Lucida Sans"/>
+      <w:i/>
+      <w:iCs/>
+      <w:sz w:val="24"/>
+      <w:szCs w:val="24"/>
+    </w:rPr>
+  </w:style>
+  <w:style w:type="paragraph" w:styleId="Index">
+    <w:name w:val="Index"/>
+    <w:basedOn w:val="Normal"/>
+    <w:qFormat/>
+    <w:pPr>
+      <w:suppressLineNumbers/>
+    </w:pPr>
+    <w:rPr>
+      <w:rFonts w:cs="Lucida Sans"/>
+    </w:rPr>
+  </w:style>
+  <w:style w:type="paragraph" w:styleId="Title">
+    <w:name w:val="Title"/>
+    <w:uiPriority w:val="10"/>
+    <w:qFormat/>
+    <w:pPr>
+      <w:widowControl/>
+      <w:bidi w:val="0"/>
+      <w:spacing w:before="0" w:after="0"/>
+      <w:jc w:val="start"/>
+    </w:pPr>
+    <w:rPr>
+      <w:rFonts w:ascii="Arial" w:hAnsi="Arial" w:eastAsia="Arial" w:cs="Arial"/>
+      <w:color w:val="555555"/>
+      <w:kern w:val="0"/>
+      <w:sz w:val="56"/>
+      <w:szCs w:val="56"/>
+      <w:lang w:val="en-US" w:eastAsia="zh-CN" w:bidi="ar-SA"/>
+    </w:rPr>
+  </w:style>
+  <w:style w:type="paragraph" w:styleId="Strong1" w:customStyle="1">
+    <w:name w:val="Strong1"/>
+    <w:qFormat/>
+    <w:pPr>
+      <w:widowControl/>
+      <w:bidi w:val="0"/>
+      <w:spacing w:before="0" w:after="0"/>
+      <w:jc w:val="start"/>
+    </w:pPr>
+    <w:rPr>
+      <w:rFonts w:ascii="Arial" w:hAnsi="Arial" w:eastAsia="Arial" w:cs="Arial"/>
+      <w:b/>
+      <w:bCs/>
+      <w:color w:val="555555"/>
+      <w:kern w:val="0"/>
+      <w:sz w:val="18"/>
+      <w:szCs w:val="18"/>
+      <w:lang w:val="en-US" w:eastAsia="zh-CN" w:bidi="ar-SA"/>
+    </w:rPr>
+  </w:style>
+  <w:style w:type="paragraph" w:styleId="ListParagraph">
+    <w:name w:val="List Paragraph"/>
+    <w:qFormat/>
+    <w:pPr>
+      <w:widowControl/>
+      <w:bidi w:val="0"/>
+      <w:spacing w:before="0" w:after="0"/>
+      <w:jc w:val="start"/>
+    </w:pPr>
+    <w:rPr>
+      <w:rFonts w:ascii="Arial" w:hAnsi="Arial" w:eastAsia="Arial" w:cs="Arial"/>
+      <w:color w:val="555555"/>
+      <w:kern w:val="0"/>
+      <w:sz w:val="18"/>
+      <w:szCs w:val="18"/>
+      <w:lang w:val="en-US" w:eastAsia="zh-CN" w:bidi="ar-SA"/>
+    </w:rPr>
+  </w:style>
+  <w:style w:type="paragraph" w:styleId="FootnoteText">
+    <w:name w:val="footnote text"/>
+    <w:link w:val="FootnoteTextChar"/>
+    <w:uiPriority w:val="99"/>
+    <w:semiHidden/>
+    <w:unhideWhenUsed/>
+    <w:pPr>
+      <w:widowControl/>
+      <w:bidi w:val="0"/>
+      <w:spacing w:before="0" w:after="0"/>
+      <w:jc w:val="start"/>
+    </w:pPr>
+    <w:rPr>
+      <w:rFonts w:ascii="Arial" w:hAnsi="Arial" w:eastAsia="Arial" w:cs="Arial"/>
+      <w:color w:val="555555"/>
+      <w:kern w:val="0"/>
+      <w:sz w:val="20"/>
+      <w:szCs w:val="20"/>
+      <w:lang w:val="en-US" w:eastAsia="zh-CN" w:bidi="ar-SA"/>
+    </w:rPr>
+  </w:style>
+  <w:style w:type="paragraph" w:styleId="EndnoteText">
+    <w:name w:val="endnote text"/>
+    <w:link w:val="EndnoteTextChar"/>
+    <w:uiPriority w:val="99"/>
+    <w:semiHidden/>
+    <w:unhideWhenUsed/>
+    <w:pPr>
+      <w:widowControl/>
+      <w:bidi w:val="0"/>
+      <w:spacing w:before="0" w:after="0"/>
+      <w:jc w:val="start"/>
+    </w:pPr>
+    <w:rPr>
+      <w:rFonts w:ascii="Arial" w:hAnsi="Arial" w:eastAsia="Arial" w:cs="Arial"/>
+      <w:color w:val="555555"/>
+      <w:kern w:val="0"/>
+      <w:sz w:val="20"/>
+      <w:szCs w:val="20"/>
+      <w:lang w:val="en-US" w:eastAsia="zh-CN" w:bidi="ar-SA"/>
+    </w:rPr>
+  </w:style>
+  <w:style w:type="numbering" w:styleId="NoList" w:default="1">
+    <w:name w:val="No List"/>
+    <w:uiPriority w:val="99"/>
+    <w:semiHidden/>
+    <w:unhideWhenUsed/>
+    <w:qFormat/>
+  </w:style>
+  <w:style w:type="table" w:default="1" w:styleId="TableNormal">
+    <w:name w:val="Normal Table"/>
+    <w:uiPriority w:val="99"/>
+    <w:semiHidden/>
+    <w:unhideWhenUsed/>
+    <w:tblPr>
+      <w:tblCellMar>
+        <w:top w:w="0" w:type="dxa"/>
+        <w:left w:w="108" w:type="dxa"/>
+        <w:bottom w:w="0" w:type="dxa"/>
+        <w:right w:w="108" w:type="dxa"/>
+      </w:tblCellMar>
+    </w:tblPr>
   </w:style>
 </w:styles>
 </file>
 
 <file path=word/theme/theme1.xml><?xml version="1.0" encoding="utf-8"?>
-<a:theme xmlns:a="http://schemas.openxmlformats.org/drawingml/2006/main" name="Office Theme">
+<a:theme xmlns:a="http://schemas.openxmlformats.org/drawingml/2006/main" xmlns:r="http://schemas.openxmlformats.org/officeDocument/2006/relationships" name="Office Theme">
   <a:themeElements>
     <a:clrScheme name="Office">
       <a:dk1>
-        <a:sysClr val="windowText" lastClr="000000"/>
+        <a:srgbClr val="000000"/>
       </a:dk1>
       <a:lt1>
-        <a:sysClr val="window" lastClr="FFFFFF"/>
+        <a:srgbClr val="FFFFFF"/>
       </a:lt1>
       <a:dk2>
         <a:srgbClr val="0E2841"/>
@@ -3377,153 +4005,55 @@
     </a:clrScheme>
     <a:fontScheme name="Office">
       <a:majorFont>
-        <a:latin typeface="Aptos Display" panose="02110004020202020204"/>
+        <a:latin typeface="Aptos Display" panose="02110004020202020204" pitchFamily="0" charset="1"/>
         <a:ea typeface=""/>
         <a:cs typeface=""/>
-        <a:font script="Jpan" typeface="游ゴシック Light"/>
-        <a:font script="Hang" typeface="맑은 고딕"/>
-        <a:font script="Hans" typeface="等线 Light"/>
-        <a:font script="Hant" typeface="新細明體"/>
-        <a:font script="Arab" typeface="Times New Roman"/>
-        <a:font script="Hebr" typeface="Times New Roman"/>
-        <a:font script="Thai" typeface="Angsana New"/>
-        <a:font script="Ethi" typeface="Nyala"/>
-        <a:font script="Beng" typeface="Vrinda"/>
-        <a:font script="Gujr" typeface="Shruti"/>
-        <a:font script="Khmr" typeface="MoolBoran"/>
-        <a:font script="Knda" typeface="Tunga"/>
-        <a:font script="Guru" typeface="Raavi"/>
-        <a:font script="Cans" typeface="Euphemia"/>
-        <a:font script="Cher" typeface="Plantagenet Cherokee"/>
-        <a:font script="Yiii" typeface="Microsoft Yi Baiti"/>
-        <a:font script="Tibt" typeface="Microsoft Himalaya"/>
-        <a:font script="Thaa" typeface="MV Boli"/>
-        <a:font script="Deva" typeface="Mangal"/>
-        <a:font script="Telu" typeface="Gautami"/>
-        <a:font script="Taml" typeface="Latha"/>
-        <a:font script="Syrc" typeface="Estrangelo Edessa"/>
-        <a:font script="Orya" typeface="Kalinga"/>
-        <a:font script="Mlym" typeface="Kartika"/>
-        <a:font script="Laoo" typeface="DokChampa"/>
-        <a:font script="Sinh" typeface="Iskoola Pota"/>
-        <a:font script="Mong" typeface="Mongolian Baiti"/>
-        <a:font script="Viet" typeface="Times New Roman"/>
-        <a:font script="Uigh" typeface="Microsoft Uighur"/>
-        <a:font script="Geor" typeface="Sylfaen"/>
-        <a:font script="Armn" typeface="Arial"/>
-        <a:font script="Bugi" typeface="Leelawadee UI"/>
-        <a:font script="Bopo" typeface="Microsoft JhengHei"/>
-        <a:font script="Java" typeface="Javanese Text"/>
-        <a:font script="Lisu" typeface="Segoe UI"/>
-        <a:font script="Mymr" typeface="Myanmar Text"/>
-        <a:font script="Nkoo" typeface="Ebrima"/>
-        <a:font script="Olck" typeface="Nirmala UI"/>
-        <a:font script="Osma" typeface="Ebrima"/>
-        <a:font script="Phag" typeface="Phagspa"/>
-        <a:font script="Syrn" typeface="Estrangelo Edessa"/>
-        <a:font script="Syrj" typeface="Estrangelo Edessa"/>
-        <a:font script="Syre" typeface="Estrangelo Edessa"/>
-        <a:font script="Sora" typeface="Nirmala UI"/>
-        <a:font script="Tale" typeface="Microsoft Tai Le"/>
-        <a:font script="Talu" typeface="Microsoft New Tai Lue"/>
-        <a:font script="Tfng" typeface="Ebrima"/>
       </a:majorFont>
       <a:minorFont>
-        <a:latin typeface="Aptos" panose="02110004020202020204"/>
+        <a:latin typeface="Aptos" panose="02110004020202020204" pitchFamily="0" charset="1"/>
         <a:ea typeface=""/>
         <a:cs typeface=""/>
-        <a:font script="Jpan" typeface="游明朝"/>
-        <a:font script="Hang" typeface="맑은 고딕"/>
-        <a:font script="Hans" typeface="等线"/>
-        <a:font script="Hant" typeface="新細明體"/>
-        <a:font script="Arab" typeface="Arial"/>
-        <a:font script="Hebr" typeface="Arial"/>
-        <a:font script="Thai" typeface="Cordia New"/>
-        <a:font script="Ethi" typeface="Nyala"/>
-        <a:font script="Beng" typeface="Vrinda"/>
-        <a:font script="Gujr" typeface="Shruti"/>
-        <a:font script="Khmr" typeface="DaunPenh"/>
-        <a:font script="Knda" typeface="Tunga"/>
-        <a:font script="Guru" typeface="Raavi"/>
-        <a:font script="Cans" typeface="Euphemia"/>
-        <a:font script="Cher" typeface="Plantagenet Cherokee"/>
-        <a:font script="Yiii" typeface="Microsoft Yi Baiti"/>
-        <a:font script="Tibt" typeface="Microsoft Himalaya"/>
-        <a:font script="Thaa" typeface="MV Boli"/>
-        <a:font script="Deva" typeface="Mangal"/>
-        <a:font script="Telu" typeface="Gautami"/>
-        <a:font script="Taml" typeface="Latha"/>
-        <a:font script="Syrc" typeface="Estrangelo Edessa"/>
-        <a:font script="Orya" typeface="Kalinga"/>
-        <a:font script="Mlym" typeface="Kartika"/>
-        <a:font script="Laoo" typeface="DokChampa"/>
-        <a:font script="Sinh" typeface="Iskoola Pota"/>
-        <a:font script="Mong" typeface="Mongolian Baiti"/>
-        <a:font script="Viet" typeface="Arial"/>
-        <a:font script="Uigh" typeface="Microsoft Uighur"/>
-        <a:font script="Geor" typeface="Sylfaen"/>
-        <a:font script="Armn" typeface="Arial"/>
-        <a:font script="Bugi" typeface="Leelawadee UI"/>
-        <a:font script="Bopo" typeface="Microsoft JhengHei"/>
-        <a:font script="Java" typeface="Javanese Text"/>
-        <a:font script="Lisu" typeface="Segoe UI"/>
-        <a:font script="Mymr" typeface="Myanmar Text"/>
-        <a:font script="Nkoo" typeface="Ebrima"/>
-        <a:font script="Olck" typeface="Nirmala UI"/>
-        <a:font script="Osma" typeface="Ebrima"/>
-        <a:font script="Phag" typeface="Phagspa"/>
-        <a:font script="Syrn" typeface="Estrangelo Edessa"/>
-        <a:font script="Syrj" typeface="Estrangelo Edessa"/>
-        <a:font script="Syre" typeface="Estrangelo Edessa"/>
-        <a:font script="Sora" typeface="Nirmala UI"/>
-        <a:font script="Tale" typeface="Microsoft Tai Le"/>
-        <a:font script="Talu" typeface="Microsoft New Tai Lue"/>
-        <a:font script="Tfng" typeface="Ebrima"/>
       </a:minorFont>
     </a:fontScheme>
-    <a:fmtScheme name="Office">
+    <a:fmtScheme>
       <a:fillStyleLst>
         <a:solidFill>
           <a:schemeClr val="phClr"/>
         </a:solidFill>
-        <a:gradFill rotWithShape="1">
+        <a:gradFill>
           <a:gsLst>
             <a:gs pos="0">
               <a:schemeClr val="phClr">
                 <a:lumMod val="110000"/>
-                <a:satMod val="105000"/>
                 <a:tint val="67000"/>
               </a:schemeClr>
             </a:gs>
             <a:gs pos="50000">
               <a:schemeClr val="phClr">
                 <a:lumMod val="105000"/>
-                <a:satMod val="103000"/>
                 <a:tint val="73000"/>
               </a:schemeClr>
             </a:gs>
             <a:gs pos="100000">
               <a:schemeClr val="phClr">
                 <a:lumMod val="105000"/>
-                <a:satMod val="109000"/>
                 <a:tint val="81000"/>
               </a:schemeClr>
             </a:gs>
           </a:gsLst>
           <a:lin ang="5400000" scaled="0"/>
+          <a:tileRect l="0" t="0" r="0" b="0"/>
         </a:gradFill>
-        <a:gradFill rotWithShape="1">
+        <a:gradFill>
           <a:gsLst>
             <a:gs pos="0">
               <a:schemeClr val="phClr">
-                <a:satMod val="103000"/>
                 <a:lumMod val="102000"/>
                 <a:tint val="94000"/>
               </a:schemeClr>
             </a:gs>
             <a:gs pos="50000">
               <a:schemeClr val="phClr">
-                <a:satMod val="110000"/>
                 <a:lumMod val="100000"/>
                 <a:shade val="100000"/>
               </a:schemeClr>
@@ -3531,33 +4061,24 @@
             <a:gs pos="100000">
               <a:schemeClr val="phClr">
                 <a:lumMod val="99000"/>
-                <a:satMod val="120000"/>
                 <a:shade val="78000"/>
               </a:schemeClr>
             </a:gs>
           </a:gsLst>
           <a:lin ang="5400000" scaled="0"/>
+          <a:tileRect l="0" t="0" r="0" b="0"/>
         </a:gradFill>
       </a:fillStyleLst>
       <a:lnStyleLst>
         <a:ln w="12700" cap="flat" cmpd="sng" algn="ctr">
-          <a:solidFill>
-            <a:schemeClr val="phClr"/>
-          </a:solidFill>
           <a:prstDash val="solid"/>
           <a:miter lim="800000"/>
         </a:ln>
         <a:ln w="19050" cap="flat" cmpd="sng" algn="ctr">
-          <a:solidFill>
-            <a:schemeClr val="phClr"/>
-          </a:solidFill>
           <a:prstDash val="solid"/>
           <a:miter lim="800000"/>
         </a:ln>
         <a:ln w="25400" cap="flat" cmpd="sng" algn="ctr">
-          <a:solidFill>
-            <a:schemeClr val="phClr"/>
-          </a:solidFill>
           <a:prstDash val="solid"/>
           <a:miter lim="800000"/>
         </a:ln>
@@ -3570,13 +4091,7 @@
           <a:effectLst/>
         </a:effectStyle>
         <a:effectStyle>
-          <a:effectLst>
-            <a:outerShdw blurRad="57150" dist="19050" dir="5400000" algn="ctr" rotWithShape="0">
-              <a:srgbClr val="000000">
-                <a:alpha val="63000"/>
-              </a:srgbClr>
-            </a:outerShdw>
-          </a:effectLst>
+          <a:effectLst/>
         </a:effectStyle>
       </a:effectStyleLst>
       <a:bgFillStyleLst>
@@ -3586,15 +4101,13 @@
         <a:solidFill>
           <a:schemeClr val="phClr">
             <a:tint val="95000"/>
-            <a:satMod val="170000"/>
           </a:schemeClr>
         </a:solidFill>
-        <a:gradFill rotWithShape="1">
+        <a:gradFill>
           <a:gsLst>
             <a:gs pos="0">
               <a:schemeClr val="phClr">
                 <a:tint val="93000"/>
-                <a:satMod val="150000"/>
                 <a:shade val="98000"/>
                 <a:lumMod val="102000"/>
               </a:schemeClr>
@@ -3602,7 +4115,6 @@
             <a:gs pos="50000">
               <a:schemeClr val="phClr">
                 <a:tint val="98000"/>
-                <a:satMod val="130000"/>
                 <a:shade val="90000"/>
                 <a:lumMod val="103000"/>
               </a:schemeClr>
@@ -3610,41 +4122,14 @@
             <a:gs pos="100000">
               <a:schemeClr val="phClr">
                 <a:shade val="63000"/>
-                <a:satMod val="120000"/>
               </a:schemeClr>
             </a:gs>
           </a:gsLst>
           <a:lin ang="5400000" scaled="0"/>
+          <a:tileRect l="0" t="0" r="0" b="0"/>
         </a:gradFill>
       </a:bgFillStyleLst>
     </a:fmtScheme>
   </a:themeElements>
-  <a:objectDefaults>
-    <a:lnDef>
-      <a:spPr/>
-      <a:bodyPr/>
-      <a:lstStyle/>
-      <a:style>
-        <a:lnRef idx="2">
-          <a:schemeClr val="accent1"/>
-        </a:lnRef>
-        <a:fillRef idx="0">
-          <a:schemeClr val="accent1"/>
-        </a:fillRef>
-        <a:effectRef idx="1">
-          <a:schemeClr val="accent1"/>
-        </a:effectRef>
-        <a:fontRef idx="minor">
-          <a:schemeClr val="tx1"/>
-        </a:fontRef>
-      </a:style>
-    </a:lnDef>
-  </a:objectDefaults>
-  <a:extraClrSchemeLst/>
-  <a:extLst>
-    <a:ext uri="{05A4C25C-085E-4340-85A3-A5531E510DB2}">
-      <thm15:themeFamily xmlns:thm15="http://schemas.microsoft.com/office/thememl/2012/main" name="Office Theme" id="{2E142A2C-CD16-42D6-873A-C26D2A0506FA}" vid="{1BDDFF52-6CD6-40A5-AB3C-68EB2F1E4D0A}"/>
-    </a:ext>
-  </a:extLst>
 </a:theme>
 </file>